--- a/reports/practice_report_template.docx
+++ b/reports/practice_report_template.docx
@@ -1,6 +1,6 @@
 
 <file path=word/document.xml><?xml version="1.0" encoding="utf-8"?>
-<w:document xmlns:wpc="http://schemas.microsoft.com/office/word/2010/wordprocessingCanvas" xmlns:mc="http://schemas.openxmlformats.org/markup-compatibility/2006" xmlns:o="urn:schemas-microsoft-com:office:office" xmlns:r="http://schemas.openxmlformats.org/officeDocument/2006/relationships" xmlns:m="http://schemas.openxmlformats.org/officeDocument/2006/math" xmlns:v="urn:schemas-microsoft-com:vml" xmlns:wp14="http://schemas.microsoft.com/office/word/2010/wordprocessingDrawing" xmlns:wp="http://schemas.openxmlformats.org/drawingml/2006/wordprocessingDrawing" xmlns:w10="urn:schemas-microsoft-com:office:word" xmlns:w="http://schemas.openxmlformats.org/wordprocessingml/2006/main" xmlns:w14="http://schemas.microsoft.com/office/word/2010/wordml" xmlns:w15="http://schemas.microsoft.com/office/word/2012/wordml" xmlns:wpg="http://schemas.microsoft.com/office/word/2010/wordprocessingGroup" xmlns:wpi="http://schemas.microsoft.com/office/word/2010/wordprocessingInk" xmlns:wne="http://schemas.microsoft.com/office/word/2006/wordml" xmlns:wps="http://schemas.microsoft.com/office/word/2010/wordprocessingShape" mc:Ignorable="w14 w15 wp14">
+<w:document xmlns:wpc="http://schemas.microsoft.com/office/word/2010/wordprocessingCanvas" xmlns:cx="http://schemas.microsoft.com/office/drawing/2014/chartex" xmlns:cx1="http://schemas.microsoft.com/office/drawing/2015/9/8/chartex" xmlns:cx2="http://schemas.microsoft.com/office/drawing/2015/10/21/chartex" xmlns:cx3="http://schemas.microsoft.com/office/drawing/2016/5/9/chartex" xmlns:cx4="http://schemas.microsoft.com/office/drawing/2016/5/10/chartex" xmlns:cx5="http://schemas.microsoft.com/office/drawing/2016/5/11/chartex" xmlns:cx6="http://schemas.microsoft.com/office/drawing/2016/5/12/chartex" xmlns:cx7="http://schemas.microsoft.com/office/drawing/2016/5/13/chartex" xmlns:cx8="http://schemas.microsoft.com/office/drawing/2016/5/14/chartex" xmlns:mc="http://schemas.openxmlformats.org/markup-compatibility/2006" xmlns:aink="http://schemas.microsoft.com/office/drawing/2016/ink" xmlns:am3d="http://schemas.microsoft.com/office/drawing/2017/model3d" xmlns:o="urn:schemas-microsoft-com:office:office" xmlns:r="http://schemas.openxmlformats.org/officeDocument/2006/relationships" xmlns:m="http://schemas.openxmlformats.org/officeDocument/2006/math" xmlns:v="urn:schemas-microsoft-com:vml" xmlns:wp14="http://schemas.microsoft.com/office/word/2010/wordprocessingDrawing" xmlns:wp="http://schemas.openxmlformats.org/drawingml/2006/wordprocessingDrawing" xmlns:w10="urn:schemas-microsoft-com:office:word" xmlns:w="http://schemas.openxmlformats.org/wordprocessingml/2006/main" xmlns:w14="http://schemas.microsoft.com/office/word/2010/wordml" xmlns:w15="http://schemas.microsoft.com/office/word/2012/wordml" xmlns:w16cex="http://schemas.microsoft.com/office/word/2018/wordml/cex" xmlns:w16cid="http://schemas.microsoft.com/office/word/2016/wordml/cid" xmlns:w16="http://schemas.microsoft.com/office/word/2018/wordml" xmlns:w16sdtdh="http://schemas.microsoft.com/office/word/2020/wordml/sdtdatahash" xmlns:w16se="http://schemas.microsoft.com/office/word/2015/wordml/symex" xmlns:wpg="http://schemas.microsoft.com/office/word/2010/wordprocessingGroup" xmlns:wpi="http://schemas.microsoft.com/office/word/2010/wordprocessingInk" xmlns:wne="http://schemas.microsoft.com/office/word/2006/wordml" xmlns:wps="http://schemas.microsoft.com/office/word/2010/wordprocessingShape" mc:Ignorable="w14 w15 w16se w16cid w16 w16cex w16sdtdh wp14">
   <w:body>
     <w:p>
       <w:pPr>
@@ -101,7 +101,7 @@
           <w:szCs w:val="24"/>
           <w:lang w:eastAsia="en-US" w:bidi="en-US"/>
         </w:rPr>
-        <w:t>_______________________________</w:t>
+        <w:t>Информационные технологии</w:t>
       </w:r>
       <w:r>
         <w:rPr>
@@ -112,7 +112,7 @@
           <w:lang w:eastAsia="en-US" w:bidi="en-US"/>
         </w:rPr>
         <w:br/>
-        <w:t>Кафедра «</w:t>
+        <w:t xml:space="preserve">Кафедра </w:t>
       </w:r>
       <w:r>
         <w:rPr>
@@ -122,7 +122,7 @@
           <w:szCs w:val="24"/>
           <w:lang w:eastAsia="en-US" w:bidi="en-US"/>
         </w:rPr>
-        <w:t>_____________________________________</w:t>
+        <w:t>«</w:t>
       </w:r>
       <w:r>
         <w:rPr>
@@ -132,7 +132,7 @@
           <w:szCs w:val="24"/>
           <w:lang w:eastAsia="en-US" w:bidi="en-US"/>
         </w:rPr>
-        <w:t>»</w:t>
+        <w:t>Информационные системы и технологии</w:t>
       </w:r>
     </w:p>
     <w:p>
@@ -156,7 +156,7 @@
           <w:szCs w:val="24"/>
           <w:lang w:eastAsia="en-US" w:bidi="en-US"/>
         </w:rPr>
-        <w:t>Направление подготовки/ с</w:t>
+        <w:t xml:space="preserve">Направление подготовки/ специальность: </w:t>
       </w:r>
       <w:r>
         <w:rPr>
@@ -166,243 +166,239 @@
           <w:szCs w:val="24"/>
           <w:lang w:eastAsia="en-US" w:bidi="en-US"/>
         </w:rPr>
-        <w:t xml:space="preserve">пециальность: </w:t>
-      </w:r>
-      <w:r>
+        <w:t>Автоматизированные системы обработки информации и управления</w:t>
+      </w:r>
+    </w:p>
+    <w:p>
+      <w:pPr>
+        <w:spacing w:before="100" w:beforeAutospacing="1" w:after="100" w:afterAutospacing="1" w:line="360" w:lineRule="auto"/>
+        <w:ind w:left="646" w:right="642"/>
+        <w:jc w:val="center"/>
+        <w:rPr>
+          <w:rFonts w:ascii="Times New Roman" w:eastAsia="Times New Roman" w:hAnsi="Times New Roman" w:cs="Times New Roman"/>
+          <w:color w:val="000000"/>
+          <w:sz w:val="28"/>
+          <w:szCs w:val="28"/>
+          <w:lang w:eastAsia="en-US" w:bidi="en-US"/>
+        </w:rPr>
+      </w:pPr>
+    </w:p>
+    <w:p>
+      <w:pPr>
+        <w:spacing w:before="100" w:beforeAutospacing="1" w:after="100" w:afterAutospacing="1" w:line="360" w:lineRule="auto"/>
+        <w:ind w:left="10" w:right="15"/>
+        <w:jc w:val="both"/>
         <w:rPr>
           <w:rFonts w:ascii="Times New Roman" w:hAnsi="Times New Roman" w:cs="Times New Roman"/>
+          <w:color w:val="000000"/>
+          <w:sz w:val="28"/>
+          <w:szCs w:val="28"/>
+          <w:lang w:eastAsia="en-US" w:bidi="en-US"/>
+        </w:rPr>
+      </w:pPr>
+    </w:p>
+    <w:p>
+      <w:pPr>
+        <w:spacing w:before="100" w:beforeAutospacing="1" w:after="100" w:afterAutospacing="1" w:line="240" w:lineRule="auto"/>
+        <w:ind w:left="11" w:right="17"/>
+        <w:jc w:val="center"/>
+        <w:rPr>
+          <w:rFonts w:ascii="Times New Roman" w:eastAsia="Times New Roman" w:hAnsi="Times New Roman" w:cs="Times New Roman"/>
+          <w:color w:val="000000"/>
+          <w:sz w:val="28"/>
+          <w:szCs w:val="28"/>
+          <w:lang w:eastAsia="en-US" w:bidi="en-US"/>
+        </w:rPr>
+      </w:pPr>
+      <w:r>
+        <w:rPr>
+          <w:rFonts w:ascii="Times New Roman" w:eastAsia="Times New Roman" w:hAnsi="Times New Roman" w:cs="Times New Roman"/>
+          <w:sz w:val="44"/>
+          <w:szCs w:val="44"/>
+          <w:lang w:eastAsia="en-US" w:bidi="en-US"/>
+        </w:rPr>
+        <w:t>ОТЧЕТ</w:t>
+      </w:r>
+    </w:p>
+    <w:p>
+      <w:pPr>
+        <w:spacing w:before="100" w:beforeAutospacing="1" w:after="100" w:afterAutospacing="1" w:line="240" w:lineRule="auto"/>
+        <w:ind w:left="11" w:right="17"/>
+        <w:jc w:val="center"/>
+        <w:rPr>
+          <w:rFonts w:ascii="Times New Roman" w:eastAsia="Times New Roman" w:hAnsi="Times New Roman" w:cs="Times New Roman"/>
+          <w:bCs/>
+          <w:iCs/>
+          <w:color w:val="000000"/>
+          <w:sz w:val="28"/>
+          <w:szCs w:val="28"/>
+          <w:lang w:eastAsia="en-US" w:bidi="en-US"/>
+        </w:rPr>
+      </w:pPr>
+      <w:r>
+        <w:rPr>
+          <w:rFonts w:ascii="Times New Roman" w:eastAsia="Times New Roman" w:hAnsi="Times New Roman" w:cs="Times New Roman"/>
+          <w:bCs/>
+          <w:iCs/>
+          <w:color w:val="000000"/>
+          <w:sz w:val="28"/>
+          <w:szCs w:val="28"/>
+          <w:lang w:eastAsia="en-US" w:bidi="en-US"/>
+        </w:rPr>
+        <w:t>по проектной практике</w:t>
+      </w:r>
+    </w:p>
+    <w:p>
+      <w:pPr>
+        <w:spacing w:before="100" w:beforeAutospacing="1" w:after="100" w:afterAutospacing="1" w:line="360" w:lineRule="auto"/>
+        <w:ind w:left="73"/>
+        <w:jc w:val="center"/>
+        <w:rPr>
+          <w:rFonts w:ascii="Times New Roman" w:eastAsia="Times New Roman" w:hAnsi="Times New Roman" w:cs="Times New Roman"/>
+          <w:color w:val="000000"/>
+          <w:sz w:val="28"/>
+          <w:szCs w:val="28"/>
+          <w:lang w:eastAsia="en-US" w:bidi="en-US"/>
+        </w:rPr>
+      </w:pPr>
+    </w:p>
+    <w:p>
+      <w:pPr>
+        <w:spacing w:before="100" w:beforeAutospacing="1" w:after="100" w:afterAutospacing="1" w:line="360" w:lineRule="auto"/>
+        <w:ind w:left="10" w:right="10"/>
+        <w:jc w:val="both"/>
+        <w:rPr>
+          <w:rFonts w:ascii="Times New Roman" w:eastAsia="Times New Roman" w:hAnsi="Times New Roman" w:cs="Times New Roman"/>
+          <w:color w:val="000000"/>
+          <w:sz w:val="28"/>
+          <w:lang w:eastAsia="en-US" w:bidi="en-US"/>
+        </w:rPr>
+      </w:pPr>
+      <w:r>
+        <w:rPr>
+          <w:rFonts w:ascii="Times New Roman" w:eastAsia="Times New Roman" w:hAnsi="Times New Roman" w:cs="Times New Roman"/>
+          <w:color w:val="000000"/>
+          <w:sz w:val="28"/>
+          <w:lang w:eastAsia="en-US" w:bidi="en-US"/>
+        </w:rPr>
+        <w:t>Студент</w:t>
+      </w:r>
+      <w:r>
+        <w:rPr>
+          <w:rFonts w:ascii="Times New Roman" w:eastAsia="Times New Roman" w:hAnsi="Times New Roman" w:cs="Times New Roman"/>
+          <w:color w:val="000000"/>
+          <w:sz w:val="28"/>
+          <w:lang w:eastAsia="en-US" w:bidi="en-US"/>
+        </w:rPr>
+        <w:t xml:space="preserve">: </w:t>
+      </w:r>
+      <w:proofErr w:type="spellStart"/>
+      <w:r>
+        <w:rPr>
+          <w:rFonts w:ascii="Times New Roman" w:eastAsia="Times New Roman" w:hAnsi="Times New Roman" w:cs="Times New Roman"/>
+          <w:color w:val="000000"/>
+          <w:sz w:val="28"/>
+          <w:lang w:eastAsia="en-US" w:bidi="en-US"/>
+        </w:rPr>
+        <w:t>Главлюк</w:t>
+      </w:r>
+      <w:proofErr w:type="spellEnd"/>
+      <w:r>
+        <w:rPr>
+          <w:rFonts w:ascii="Times New Roman" w:eastAsia="Times New Roman" w:hAnsi="Times New Roman" w:cs="Times New Roman"/>
+          <w:color w:val="000000"/>
+          <w:sz w:val="28"/>
+          <w:lang w:eastAsia="en-US" w:bidi="en-US"/>
+        </w:rPr>
+        <w:t xml:space="preserve"> Даниил Витальевич, Г</w:t>
+      </w:r>
+      <w:r>
+        <w:rPr>
+          <w:rFonts w:ascii="Times New Roman" w:eastAsia="Times New Roman" w:hAnsi="Times New Roman" w:cs="Times New Roman"/>
+          <w:color w:val="000000"/>
+          <w:sz w:val="28"/>
+          <w:lang w:eastAsia="en-US" w:bidi="en-US"/>
+        </w:rPr>
+        <w:t xml:space="preserve">руппа: </w:t>
+      </w:r>
+      <w:r>
+        <w:rPr>
+          <w:rFonts w:ascii="Times New Roman" w:eastAsia="Times New Roman" w:hAnsi="Times New Roman" w:cs="Times New Roman"/>
+          <w:color w:val="000000"/>
+          <w:sz w:val="28"/>
+          <w:lang w:eastAsia="en-US" w:bidi="en-US"/>
+        </w:rPr>
+        <w:t>251-339</w:t>
+      </w:r>
+    </w:p>
+    <w:p>
+      <w:pPr>
+        <w:spacing w:before="100" w:beforeAutospacing="1" w:after="100" w:afterAutospacing="1" w:line="360" w:lineRule="auto"/>
+        <w:ind w:left="-5" w:right="-1"/>
+        <w:rPr>
+          <w:rFonts w:ascii="Times New Roman" w:eastAsia="Times New Roman" w:hAnsi="Times New Roman" w:cs="Times New Roman"/>
+          <w:color w:val="000000"/>
+          <w:sz w:val="28"/>
+          <w:lang w:eastAsia="en-US" w:bidi="en-US"/>
+        </w:rPr>
+      </w:pPr>
+      <w:r>
+        <w:rPr>
+          <w:rFonts w:ascii="Times New Roman" w:eastAsia="Times New Roman" w:hAnsi="Times New Roman" w:cs="Times New Roman"/>
+          <w:color w:val="000000"/>
+          <w:sz w:val="28"/>
+          <w:szCs w:val="28"/>
+          <w:lang w:eastAsia="en-US" w:bidi="en-US"/>
+        </w:rPr>
+        <w:t xml:space="preserve">Место прохождения практики: </w:t>
+      </w:r>
+      <w:r>
+        <w:rPr>
+          <w:rFonts w:ascii="Times New Roman" w:eastAsia="Times New Roman" w:hAnsi="Times New Roman" w:cs="Times New Roman"/>
+          <w:color w:val="000000"/>
+          <w:sz w:val="28"/>
+          <w:lang w:eastAsia="en-US" w:bidi="en-US"/>
+        </w:rPr>
+        <w:t xml:space="preserve">Московский Политех, кафедра </w:t>
+      </w:r>
+      <w:r>
+        <w:rPr>
+          <w:rFonts w:ascii="Times New Roman" w:eastAsia="Times New Roman" w:hAnsi="Times New Roman" w:cs="Times New Roman"/>
           <w:color w:val="000000"/>
           <w:sz w:val="24"/>
           <w:szCs w:val="24"/>
           <w:lang w:eastAsia="en-US" w:bidi="en-US"/>
         </w:rPr>
-        <w:t>______________________________________</w:t>
-      </w:r>
-    </w:p>
-    <w:p>
-      <w:pPr>
-        <w:spacing w:before="100" w:beforeAutospacing="1" w:after="100" w:afterAutospacing="1" w:line="360" w:lineRule="auto"/>
-        <w:ind w:left="646" w:right="642"/>
-        <w:jc w:val="center"/>
-        <w:rPr>
-          <w:rFonts w:ascii="Times New Roman" w:eastAsia="Times New Roman" w:hAnsi="Times New Roman" w:cs="Times New Roman"/>
-          <w:color w:val="000000"/>
-          <w:sz w:val="28"/>
-          <w:szCs w:val="28"/>
+        <w:t>«</w:t>
+      </w:r>
+      <w:r>
+        <w:rPr>
+          <w:rFonts w:ascii="Times New Roman" w:eastAsia="Times New Roman" w:hAnsi="Times New Roman" w:cs="Times New Roman"/>
+          <w:color w:val="000000"/>
+          <w:sz w:val="28"/>
           <w:lang w:eastAsia="en-US" w:bidi="en-US"/>
         </w:rPr>
-      </w:pPr>
-    </w:p>
-    <w:p>
-      <w:pPr>
-        <w:spacing w:before="100" w:beforeAutospacing="1" w:after="100" w:afterAutospacing="1" w:line="360" w:lineRule="auto"/>
-        <w:ind w:left="10" w:right="15"/>
-        <w:jc w:val="both"/>
-        <w:rPr>
-          <w:rFonts w:ascii="Times New Roman" w:hAnsi="Times New Roman" w:cs="Times New Roman"/>
-          <w:color w:val="000000"/>
-          <w:sz w:val="28"/>
-          <w:szCs w:val="28"/>
+        <w:t>Информационные системы и технологии</w:t>
+      </w:r>
+      <w:r>
+        <w:rPr>
+          <w:rFonts w:ascii="Times New Roman" w:eastAsia="Times New Roman" w:hAnsi="Times New Roman" w:cs="Times New Roman"/>
+          <w:color w:val="000000"/>
+          <w:sz w:val="24"/>
+          <w:szCs w:val="24"/>
           <w:lang w:eastAsia="en-US" w:bidi="en-US"/>
         </w:rPr>
-      </w:pPr>
-    </w:p>
-    <w:p>
-      <w:pPr>
-        <w:spacing w:before="100" w:beforeAutospacing="1" w:after="100" w:afterAutospacing="1" w:line="240" w:lineRule="auto"/>
-        <w:ind w:left="11" w:right="17"/>
-        <w:jc w:val="center"/>
-        <w:rPr>
-          <w:rFonts w:ascii="Times New Roman" w:eastAsia="Times New Roman" w:hAnsi="Times New Roman" w:cs="Times New Roman"/>
-          <w:color w:val="000000"/>
-          <w:sz w:val="28"/>
-          <w:szCs w:val="28"/>
+        <w:t>»</w:t>
+      </w:r>
+      <w:r>
+        <w:rPr>
+          <w:rFonts w:ascii="Times New Roman" w:eastAsia="Times New Roman" w:hAnsi="Times New Roman" w:cs="Times New Roman"/>
+          <w:color w:val="000000"/>
+          <w:sz w:val="24"/>
+          <w:szCs w:val="24"/>
           <w:lang w:eastAsia="en-US" w:bidi="en-US"/>
         </w:rPr>
-      </w:pPr>
-      <w:r>
-        <w:rPr>
-          <w:rFonts w:ascii="Times New Roman" w:eastAsia="Times New Roman" w:hAnsi="Times New Roman" w:cs="Times New Roman"/>
-          <w:sz w:val="44"/>
-          <w:szCs w:val="44"/>
-          <w:lang w:eastAsia="en-US" w:bidi="en-US"/>
-        </w:rPr>
-        <w:t>ОТЧЕТ</w:t>
-      </w:r>
-    </w:p>
-    <w:p>
-      <w:pPr>
-        <w:spacing w:before="100" w:beforeAutospacing="1" w:after="100" w:afterAutospacing="1" w:line="240" w:lineRule="auto"/>
-        <w:ind w:left="11" w:right="17"/>
-        <w:jc w:val="center"/>
-        <w:rPr>
-          <w:rFonts w:ascii="Times New Roman" w:eastAsia="Times New Roman" w:hAnsi="Times New Roman" w:cs="Times New Roman"/>
-          <w:bCs/>
-          <w:iCs/>
-          <w:color w:val="000000"/>
-          <w:sz w:val="28"/>
-          <w:szCs w:val="28"/>
-          <w:lang w:eastAsia="en-US" w:bidi="en-US"/>
-        </w:rPr>
-      </w:pPr>
-      <w:r>
-        <w:rPr>
-          <w:rFonts w:ascii="Times New Roman" w:eastAsia="Times New Roman" w:hAnsi="Times New Roman" w:cs="Times New Roman"/>
-          <w:bCs/>
-          <w:iCs/>
-          <w:color w:val="000000"/>
-          <w:sz w:val="28"/>
-          <w:szCs w:val="28"/>
-          <w:lang w:eastAsia="en-US" w:bidi="en-US"/>
-        </w:rPr>
-        <w:t xml:space="preserve">по </w:t>
-      </w:r>
-      <w:r>
-        <w:rPr>
-          <w:rFonts w:ascii="Times New Roman" w:eastAsia="Times New Roman" w:hAnsi="Times New Roman" w:cs="Times New Roman"/>
-          <w:bCs/>
-          <w:iCs/>
-          <w:color w:val="000000"/>
-          <w:sz w:val="28"/>
-          <w:szCs w:val="28"/>
-          <w:lang w:eastAsia="en-US" w:bidi="en-US"/>
-        </w:rPr>
-        <w:t>проектн</w:t>
-      </w:r>
-      <w:r>
-        <w:rPr>
-          <w:rFonts w:ascii="Times New Roman" w:eastAsia="Times New Roman" w:hAnsi="Times New Roman" w:cs="Times New Roman"/>
-          <w:bCs/>
-          <w:iCs/>
-          <w:color w:val="000000"/>
-          <w:sz w:val="28"/>
-          <w:szCs w:val="28"/>
-          <w:lang w:eastAsia="en-US" w:bidi="en-US"/>
-        </w:rPr>
-        <w:t>ой практике</w:t>
-      </w:r>
-    </w:p>
-    <w:p>
-      <w:pPr>
-        <w:spacing w:before="100" w:beforeAutospacing="1" w:after="100" w:afterAutospacing="1" w:line="360" w:lineRule="auto"/>
-        <w:ind w:left="73"/>
-        <w:jc w:val="center"/>
-        <w:rPr>
-          <w:rFonts w:ascii="Times New Roman" w:eastAsia="Times New Roman" w:hAnsi="Times New Roman" w:cs="Times New Roman"/>
-          <w:color w:val="000000"/>
-          <w:sz w:val="28"/>
-          <w:szCs w:val="28"/>
-          <w:lang w:eastAsia="en-US" w:bidi="en-US"/>
-        </w:rPr>
-      </w:pPr>
-    </w:p>
-    <w:p>
-      <w:pPr>
-        <w:spacing w:before="100" w:beforeAutospacing="1" w:after="100" w:afterAutospacing="1" w:line="360" w:lineRule="auto"/>
-        <w:ind w:left="10" w:right="10"/>
-        <w:jc w:val="both"/>
-        <w:rPr>
-          <w:rFonts w:ascii="Times New Roman" w:eastAsia="Times New Roman" w:hAnsi="Times New Roman" w:cs="Times New Roman"/>
-          <w:color w:val="000000"/>
-          <w:sz w:val="28"/>
-          <w:lang w:eastAsia="en-US" w:bidi="en-US"/>
-        </w:rPr>
-      </w:pPr>
-      <w:r>
-        <w:rPr>
-          <w:rFonts w:ascii="Times New Roman" w:eastAsia="Times New Roman" w:hAnsi="Times New Roman" w:cs="Times New Roman"/>
-          <w:color w:val="000000"/>
-          <w:sz w:val="28"/>
-          <w:lang w:eastAsia="en-US" w:bidi="en-US"/>
-        </w:rPr>
-        <w:t>Студент</w:t>
-      </w:r>
-      <w:r>
-        <w:rPr>
-          <w:rFonts w:ascii="Times New Roman" w:eastAsia="Times New Roman" w:hAnsi="Times New Roman" w:cs="Times New Roman"/>
-          <w:color w:val="000000"/>
-          <w:sz w:val="28"/>
-          <w:lang w:eastAsia="en-US" w:bidi="en-US"/>
-        </w:rPr>
-        <w:t xml:space="preserve">: </w:t>
-      </w:r>
-      <w:r>
-        <w:rPr>
-          <w:rFonts w:ascii="Times New Roman" w:eastAsia="Times New Roman" w:hAnsi="Times New Roman" w:cs="Times New Roman"/>
-          <w:color w:val="000000"/>
-          <w:sz w:val="28"/>
-          <w:lang w:eastAsia="en-US" w:bidi="en-US"/>
-        </w:rPr>
-        <w:t>____________________________</w:t>
-      </w:r>
-      <w:r>
-        <w:rPr>
-          <w:rFonts w:ascii="Times New Roman" w:eastAsia="Times New Roman" w:hAnsi="Times New Roman" w:cs="Times New Roman"/>
-          <w:color w:val="000000"/>
-          <w:sz w:val="28"/>
-          <w:lang w:eastAsia="en-US" w:bidi="en-US"/>
-        </w:rPr>
-        <w:t xml:space="preserve"> Группа: </w:t>
-      </w:r>
-      <w:r>
-        <w:rPr>
-          <w:rFonts w:ascii="Times New Roman" w:eastAsia="Times New Roman" w:hAnsi="Times New Roman" w:cs="Times New Roman"/>
-          <w:color w:val="000000"/>
-          <w:sz w:val="28"/>
-          <w:lang w:eastAsia="en-US" w:bidi="en-US"/>
-        </w:rPr>
-        <w:t>_______________</w:t>
-      </w:r>
-    </w:p>
-    <w:p>
-      <w:pPr>
-        <w:spacing w:before="100" w:beforeAutospacing="1" w:after="100" w:afterAutospacing="1" w:line="360" w:lineRule="auto"/>
-        <w:ind w:left="-5" w:right="-1"/>
-        <w:rPr>
-          <w:rFonts w:ascii="Times New Roman" w:eastAsia="Times New Roman" w:hAnsi="Times New Roman" w:cs="Times New Roman"/>
-          <w:color w:val="000000"/>
-          <w:sz w:val="28"/>
-          <w:lang w:eastAsia="en-US" w:bidi="en-US"/>
-        </w:rPr>
-      </w:pPr>
-      <w:r>
-        <w:rPr>
-          <w:rFonts w:ascii="Times New Roman" w:eastAsia="Times New Roman" w:hAnsi="Times New Roman" w:cs="Times New Roman"/>
-          <w:color w:val="000000"/>
-          <w:sz w:val="28"/>
-          <w:szCs w:val="28"/>
-          <w:lang w:eastAsia="en-US" w:bidi="en-US"/>
-        </w:rPr>
-        <w:t xml:space="preserve">Место прохождения практики: </w:t>
-      </w:r>
-      <w:r>
-        <w:rPr>
-          <w:rFonts w:ascii="Times New Roman" w:eastAsia="Times New Roman" w:hAnsi="Times New Roman" w:cs="Times New Roman"/>
-          <w:color w:val="000000"/>
-          <w:sz w:val="28"/>
-          <w:lang w:eastAsia="en-US" w:bidi="en-US"/>
-        </w:rPr>
-        <w:t xml:space="preserve">Московский </w:t>
-      </w:r>
-      <w:proofErr w:type="spellStart"/>
-      <w:r>
-        <w:rPr>
-          <w:rFonts w:ascii="Times New Roman" w:eastAsia="Times New Roman" w:hAnsi="Times New Roman" w:cs="Times New Roman"/>
-          <w:color w:val="000000"/>
-          <w:sz w:val="28"/>
-          <w:lang w:eastAsia="en-US" w:bidi="en-US"/>
-        </w:rPr>
-        <w:t>Политех</w:t>
-      </w:r>
-      <w:proofErr w:type="spellEnd"/>
-      <w:r>
-        <w:rPr>
-          <w:rFonts w:ascii="Times New Roman" w:eastAsia="Times New Roman" w:hAnsi="Times New Roman" w:cs="Times New Roman"/>
-          <w:color w:val="000000"/>
-          <w:sz w:val="28"/>
-          <w:lang w:eastAsia="en-US" w:bidi="en-US"/>
-        </w:rPr>
-        <w:t>, кафедра _________________</w:t>
+        <w:t>.</w:t>
       </w:r>
     </w:p>
     <w:p>
@@ -461,17 +457,7 @@
           <w:szCs w:val="28"/>
           <w:lang w:eastAsia="en-US" w:bidi="en-US"/>
         </w:rPr>
-        <w:t xml:space="preserve">Руководитель практики: </w:t>
-      </w:r>
-      <w:r>
-        <w:rPr>
-          <w:rFonts w:ascii="Times New Roman" w:eastAsia="Times New Roman" w:hAnsi="Times New Roman" w:cs="Times New Roman"/>
-          <w:color w:val="000000"/>
-          <w:sz w:val="28"/>
-          <w:szCs w:val="28"/>
-          <w:lang w:eastAsia="en-US" w:bidi="en-US"/>
-        </w:rPr>
-        <w:t>_________________________________</w:t>
+        <w:t>Руководитель практики: _________________________________</w:t>
       </w:r>
     </w:p>
     <w:p>
@@ -490,7 +476,7 @@
     <w:p>
       <w:pPr>
         <w:spacing w:before="100" w:beforeAutospacing="1" w:after="100" w:afterAutospacing="1" w:line="360" w:lineRule="auto"/>
-        <w:ind w:left="-5" w:right="67"/>
+        <w:ind w:right="67"/>
         <w:rPr>
           <w:rFonts w:ascii="Times New Roman" w:eastAsia="Times New Roman" w:hAnsi="Times New Roman" w:cs="Times New Roman"/>
           <w:color w:val="000000"/>
@@ -499,21 +485,6 @@
           <w:lang w:eastAsia="en-US" w:bidi="en-US"/>
         </w:rPr>
       </w:pPr>
-    </w:p>
-    <w:p>
-      <w:pPr>
-        <w:spacing w:before="100" w:beforeAutospacing="1" w:after="100" w:afterAutospacing="1" w:line="360" w:lineRule="auto"/>
-        <w:ind w:left="-5" w:right="67"/>
-        <w:rPr>
-          <w:rFonts w:ascii="Times New Roman" w:eastAsia="Times New Roman" w:hAnsi="Times New Roman" w:cs="Times New Roman"/>
-          <w:color w:val="000000"/>
-          <w:sz w:val="28"/>
-          <w:szCs w:val="28"/>
-          <w:lang w:eastAsia="en-US" w:bidi="en-US"/>
-        </w:rPr>
-      </w:pPr>
-      <w:bookmarkStart w:id="0" w:name="_GoBack"/>
-      <w:bookmarkEnd w:id="0"/>
     </w:p>
     <w:p>
       <w:pPr>
@@ -549,17 +520,7 @@
           <w:szCs w:val="28"/>
           <w:lang w:eastAsia="en-US" w:bidi="en-US"/>
         </w:rPr>
-        <w:t>Москва 202</w:t>
-      </w:r>
-      <w:r>
-        <w:rPr>
-          <w:rFonts w:ascii="Times New Roman" w:eastAsia="Times New Roman" w:hAnsi="Times New Roman" w:cs="Times New Roman"/>
-          <w:color w:val="000000"/>
-          <w:sz w:val="28"/>
-          <w:szCs w:val="28"/>
-          <w:lang w:eastAsia="en-US" w:bidi="en-US"/>
-        </w:rPr>
-        <w:t>5</w:t>
+        <w:t>Москва 2025</w:t>
       </w:r>
     </w:p>
     <w:p>
@@ -881,16 +842,7 @@
           <w:sz w:val="28"/>
           <w:szCs w:val="28"/>
         </w:rPr>
-        <w:t>О</w:t>
-      </w:r>
-      <w:r>
-        <w:rPr>
-          <w:rFonts w:ascii="Times New Roman" w:eastAsia="Times New Roman" w:hAnsi="Times New Roman" w:cs="Times New Roman"/>
-          <w:color w:val="000000"/>
-          <w:sz w:val="28"/>
-          <w:szCs w:val="28"/>
-        </w:rPr>
-        <w:t>рганизационная структура</w:t>
+        <w:t>Организационная структура</w:t>
       </w:r>
     </w:p>
     <w:p>
@@ -1101,6 +1053,7 @@
           <w:szCs w:val="28"/>
         </w:rPr>
       </w:pPr>
+      <w:bookmarkStart w:id="0" w:name="_Hlk226921714"/>
       <w:r>
         <w:rPr>
           <w:rFonts w:ascii="Times New Roman" w:eastAsia="Times New Roman" w:hAnsi="Times New Roman" w:cs="Times New Roman"/>
@@ -1111,6 +1064,7 @@
         <w:t>СПИСОК ИСПОЛЬЗОВАННОЙ ЛИТЕРАТУРЫ</w:t>
       </w:r>
     </w:p>
+    <w:bookmarkEnd w:id="0"/>
     <w:p>
       <w:pPr>
         <w:keepNext/>
@@ -1137,16 +1091,7 @@
           <w:sz w:val="28"/>
           <w:szCs w:val="28"/>
         </w:rPr>
-        <w:t>ПРИЛОЖЕНИЯ</w:t>
-      </w:r>
-      <w:r>
-        <w:rPr>
-          <w:rFonts w:ascii="Times New Roman" w:eastAsia="Times New Roman" w:hAnsi="Times New Roman" w:cs="Times New Roman"/>
-          <w:color w:val="000000"/>
-          <w:sz w:val="28"/>
-          <w:szCs w:val="28"/>
-        </w:rPr>
-        <w:t xml:space="preserve"> </w:t>
+        <w:t xml:space="preserve">ПРИЛОЖЕНИЯ </w:t>
       </w:r>
       <w:r>
         <w:rPr>
@@ -1161,6 +1106,205 @@
     </w:p>
     <w:p>
       <w:pPr>
+        <w:rPr>
+          <w:rFonts w:ascii="Times New Roman" w:eastAsia="Times New Roman" w:hAnsi="Times New Roman" w:cs="Times New Roman"/>
+          <w:color w:val="000000"/>
+          <w:sz w:val="28"/>
+          <w:szCs w:val="28"/>
+        </w:rPr>
+      </w:pPr>
+      <w:r>
+        <w:rPr>
+          <w:rFonts w:ascii="Times New Roman" w:eastAsia="Times New Roman" w:hAnsi="Times New Roman" w:cs="Times New Roman"/>
+          <w:color w:val="000000"/>
+          <w:sz w:val="28"/>
+          <w:szCs w:val="28"/>
+        </w:rPr>
+        <w:br w:type="page"/>
+      </w:r>
+    </w:p>
+    <w:p>
+      <w:pPr>
+        <w:pStyle w:val="a7"/>
+        <w:rPr>
+          <w:rFonts w:ascii="Times New Roman" w:eastAsia="Times New Roman" w:hAnsi="Times New Roman" w:cs="Times New Roman"/>
+        </w:rPr>
+      </w:pPr>
+      <w:r>
+        <w:rPr>
+          <w:rFonts w:ascii="Times New Roman" w:eastAsia="Times New Roman" w:hAnsi="Times New Roman" w:cs="Times New Roman"/>
+        </w:rPr>
+        <w:lastRenderedPageBreak/>
+        <w:t>ВВЕДЕНИЕ</w:t>
+      </w:r>
+    </w:p>
+    <w:p>
+      <w:pPr>
+        <w:pStyle w:val="a6"/>
+        <w:keepNext/>
+        <w:keepLines/>
+        <w:numPr>
+          <w:ilvl w:val="0"/>
+          <w:numId w:val="23"/>
+        </w:numPr>
+        <w:pBdr>
+          <w:top w:val="nil"/>
+          <w:left w:val="nil"/>
+          <w:bottom w:val="nil"/>
+          <w:right w:val="nil"/>
+          <w:between w:val="nil"/>
+        </w:pBdr>
+        <w:spacing w:after="0" w:line="360" w:lineRule="auto"/>
+        <w:rPr>
+          <w:rFonts w:ascii="Times New Roman" w:eastAsia="Times New Roman" w:hAnsi="Times New Roman" w:cs="Times New Roman"/>
+          <w:color w:val="000000"/>
+          <w:sz w:val="28"/>
+          <w:szCs w:val="28"/>
+        </w:rPr>
+      </w:pPr>
+      <w:r>
+        <w:rPr>
+          <w:rFonts w:ascii="Times New Roman" w:eastAsia="Times New Roman" w:hAnsi="Times New Roman" w:cs="Times New Roman"/>
+          <w:color w:val="000000"/>
+          <w:sz w:val="28"/>
+          <w:szCs w:val="28"/>
+        </w:rPr>
+        <w:t>Общая информация о проекте</w:t>
+      </w:r>
+      <w:r>
+        <w:rPr>
+          <w:rFonts w:ascii="Times New Roman" w:eastAsia="Times New Roman" w:hAnsi="Times New Roman" w:cs="Times New Roman"/>
+          <w:color w:val="000000"/>
+          <w:sz w:val="28"/>
+          <w:szCs w:val="28"/>
+          <w:lang w:val="en-US"/>
+        </w:rPr>
+        <w:t>:</w:t>
+      </w:r>
+    </w:p>
+    <w:p>
+      <w:pPr>
+        <w:pStyle w:val="a6"/>
+        <w:keepNext/>
+        <w:keepLines/>
+        <w:numPr>
+          <w:ilvl w:val="0"/>
+          <w:numId w:val="24"/>
+        </w:numPr>
+        <w:pBdr>
+          <w:top w:val="nil"/>
+          <w:left w:val="nil"/>
+          <w:bottom w:val="nil"/>
+          <w:right w:val="nil"/>
+          <w:between w:val="nil"/>
+        </w:pBdr>
+        <w:spacing w:after="0" w:line="360" w:lineRule="auto"/>
+        <w:rPr>
+          <w:rFonts w:ascii="Times New Roman" w:eastAsia="Times New Roman" w:hAnsi="Times New Roman" w:cs="Times New Roman"/>
+          <w:color w:val="000000"/>
+          <w:sz w:val="28"/>
+          <w:szCs w:val="28"/>
+        </w:rPr>
+      </w:pPr>
+      <w:r>
+        <w:rPr>
+          <w:rFonts w:ascii="Times New Roman" w:eastAsia="Times New Roman" w:hAnsi="Times New Roman" w:cs="Times New Roman"/>
+          <w:color w:val="000000"/>
+          <w:sz w:val="28"/>
+          <w:szCs w:val="28"/>
+          <w:lang w:eastAsia="en-US" w:bidi="en-US"/>
+        </w:rPr>
+        <w:t>Название проекта</w:t>
+      </w:r>
+      <w:r>
+        <w:rPr>
+          <w:rFonts w:ascii="Times New Roman" w:eastAsia="Times New Roman" w:hAnsi="Times New Roman" w:cs="Times New Roman"/>
+          <w:color w:val="000000"/>
+          <w:sz w:val="28"/>
+          <w:szCs w:val="28"/>
+          <w:lang w:eastAsia="en-US" w:bidi="en-US"/>
+        </w:rPr>
+        <w:t xml:space="preserve">: </w:t>
+      </w:r>
+      <w:r>
+        <w:rPr>
+          <w:rFonts w:ascii="Times New Roman" w:eastAsia="Times New Roman" w:hAnsi="Times New Roman" w:cs="Times New Roman"/>
+          <w:color w:val="000000"/>
+          <w:sz w:val="28"/>
+          <w:szCs w:val="28"/>
+          <w:lang w:eastAsia="en-US" w:bidi="en-US"/>
+        </w:rPr>
+        <w:t>«</w:t>
+      </w:r>
+      <w:r>
+        <w:rPr>
+          <w:rFonts w:ascii="Times New Roman" w:eastAsia="Times New Roman" w:hAnsi="Times New Roman" w:cs="Times New Roman"/>
+          <w:color w:val="000000"/>
+          <w:sz w:val="28"/>
+          <w:szCs w:val="28"/>
+          <w:lang w:eastAsia="en-US" w:bidi="en-US"/>
+        </w:rPr>
+        <w:t>Говори. Учись. Играй</w:t>
+      </w:r>
+      <w:r>
+        <w:rPr>
+          <w:rFonts w:ascii="Times New Roman" w:eastAsia="Times New Roman" w:hAnsi="Times New Roman" w:cs="Times New Roman"/>
+          <w:color w:val="000000"/>
+          <w:sz w:val="28"/>
+          <w:szCs w:val="28"/>
+          <w:lang w:eastAsia="en-US" w:bidi="en-US"/>
+        </w:rPr>
+        <w:t>»</w:t>
+      </w:r>
+    </w:p>
+    <w:p>
+      <w:pPr>
+        <w:pStyle w:val="a6"/>
+        <w:keepNext/>
+        <w:keepLines/>
+        <w:numPr>
+          <w:ilvl w:val="0"/>
+          <w:numId w:val="24"/>
+        </w:numPr>
+        <w:pBdr>
+          <w:top w:val="nil"/>
+          <w:left w:val="nil"/>
+          <w:bottom w:val="nil"/>
+          <w:right w:val="nil"/>
+          <w:between w:val="nil"/>
+        </w:pBdr>
+        <w:spacing w:after="0" w:line="360" w:lineRule="auto"/>
+        <w:rPr>
+          <w:rFonts w:ascii="Times New Roman" w:eastAsia="Times New Roman" w:hAnsi="Times New Roman" w:cs="Times New Roman"/>
+          <w:color w:val="000000"/>
+          <w:sz w:val="28"/>
+          <w:szCs w:val="28"/>
+        </w:rPr>
+      </w:pPr>
+      <w:r>
+        <w:rPr>
+          <w:rFonts w:ascii="Times New Roman" w:eastAsia="Times New Roman" w:hAnsi="Times New Roman" w:cs="Times New Roman"/>
+          <w:color w:val="000000"/>
+          <w:sz w:val="28"/>
+          <w:szCs w:val="28"/>
+          <w:lang w:eastAsia="en-US" w:bidi="en-US"/>
+        </w:rPr>
+        <w:t>Цели и задачи проекта</w:t>
+      </w:r>
+      <w:r>
+        <w:rPr>
+          <w:rFonts w:ascii="Times New Roman" w:eastAsia="Times New Roman" w:hAnsi="Times New Roman" w:cs="Times New Roman"/>
+          <w:color w:val="000000"/>
+          <w:sz w:val="28"/>
+          <w:szCs w:val="28"/>
+          <w:lang w:eastAsia="en-US" w:bidi="en-US"/>
+        </w:rPr>
+        <w:t>:</w:t>
+      </w:r>
+    </w:p>
+    <w:p>
+      <w:pPr>
+        <w:pStyle w:val="a6"/>
         <w:keepNext/>
         <w:keepLines/>
         <w:pBdr>
@@ -1171,16 +1315,195 @@
           <w:between w:val="nil"/>
         </w:pBdr>
         <w:spacing w:after="0" w:line="360" w:lineRule="auto"/>
-        <w:rPr>
-          <w:rFonts w:ascii="Times New Roman" w:eastAsia="Times New Roman" w:hAnsi="Times New Roman" w:cs="Times New Roman"/>
-          <w:color w:val="000000"/>
-          <w:sz w:val="28"/>
-          <w:szCs w:val="28"/>
-        </w:rPr>
-      </w:pPr>
-    </w:p>
-    <w:p>
-      <w:pPr>
+        <w:ind w:left="1440" w:firstLine="720"/>
+        <w:rPr>
+          <w:rFonts w:ascii="Times New Roman" w:hAnsi="Times New Roman" w:cs="Times New Roman"/>
+          <w:sz w:val="28"/>
+          <w:szCs w:val="28"/>
+        </w:rPr>
+      </w:pPr>
+      <w:r>
+        <w:rPr>
+          <w:rFonts w:ascii="Times New Roman" w:hAnsi="Times New Roman" w:cs="Times New Roman"/>
+          <w:sz w:val="28"/>
+          <w:szCs w:val="28"/>
+        </w:rPr>
+        <w:t xml:space="preserve">Разработать и запустить образовательный чат-бот в </w:t>
+      </w:r>
+      <w:proofErr w:type="spellStart"/>
+      <w:r>
+        <w:rPr>
+          <w:rFonts w:ascii="Times New Roman" w:hAnsi="Times New Roman" w:cs="Times New Roman"/>
+          <w:sz w:val="28"/>
+          <w:szCs w:val="28"/>
+        </w:rPr>
+        <w:t>Telegram</w:t>
+      </w:r>
+      <w:proofErr w:type="spellEnd"/>
+      <w:r>
+        <w:rPr>
+          <w:rFonts w:ascii="Times New Roman" w:hAnsi="Times New Roman" w:cs="Times New Roman"/>
+          <w:sz w:val="28"/>
+          <w:szCs w:val="28"/>
+        </w:rPr>
+        <w:t xml:space="preserve"> для изучения лексики русского языка как иностранного (РКИ), обеспечивающий ежедневное взаимодействие со студентами через игровые механики и обратную связь от ИИ, достигнув стабильных технических показателей работы бота и уровня удержания пользователей, в срок до июня 2026 года.</w:t>
+      </w:r>
+    </w:p>
+    <w:p>
+      <w:pPr>
+        <w:pStyle w:val="a6"/>
+        <w:keepNext/>
+        <w:keepLines/>
+        <w:numPr>
+          <w:ilvl w:val="0"/>
+          <w:numId w:val="23"/>
+        </w:numPr>
+        <w:pBdr>
+          <w:top w:val="nil"/>
+          <w:left w:val="nil"/>
+          <w:bottom w:val="nil"/>
+          <w:right w:val="nil"/>
+          <w:between w:val="nil"/>
+        </w:pBdr>
+        <w:spacing w:after="0" w:line="360" w:lineRule="auto"/>
+        <w:rPr>
+          <w:rFonts w:ascii="Times New Roman" w:eastAsia="Times New Roman" w:hAnsi="Times New Roman" w:cs="Times New Roman"/>
+          <w:color w:val="000000"/>
+          <w:sz w:val="28"/>
+          <w:szCs w:val="28"/>
+        </w:rPr>
+      </w:pPr>
+      <w:r>
+        <w:rPr>
+          <w:rFonts w:ascii="Times New Roman" w:eastAsia="Times New Roman" w:hAnsi="Times New Roman" w:cs="Times New Roman"/>
+          <w:color w:val="000000"/>
+          <w:sz w:val="28"/>
+          <w:szCs w:val="28"/>
+        </w:rPr>
+        <w:t xml:space="preserve">Общая характеристика деятельности организации </w:t>
+      </w:r>
+      <w:r>
+        <w:rPr>
+          <w:rFonts w:ascii="Times New Roman" w:eastAsia="Times New Roman" w:hAnsi="Times New Roman" w:cs="Times New Roman"/>
+          <w:i/>
+          <w:color w:val="000000"/>
+          <w:sz w:val="28"/>
+          <w:szCs w:val="28"/>
+        </w:rPr>
+        <w:t>(заказчика проекта)</w:t>
+      </w:r>
+    </w:p>
+    <w:p>
+      <w:pPr>
+        <w:pStyle w:val="a6"/>
+        <w:keepNext/>
+        <w:keepLines/>
+        <w:numPr>
+          <w:ilvl w:val="0"/>
+          <w:numId w:val="25"/>
+        </w:numPr>
+        <w:pBdr>
+          <w:top w:val="nil"/>
+          <w:left w:val="nil"/>
+          <w:bottom w:val="nil"/>
+          <w:right w:val="nil"/>
+          <w:between w:val="nil"/>
+        </w:pBdr>
+        <w:spacing w:after="0" w:line="360" w:lineRule="auto"/>
+        <w:rPr>
+          <w:rFonts w:ascii="Times New Roman" w:eastAsia="Times New Roman" w:hAnsi="Times New Roman" w:cs="Times New Roman"/>
+          <w:color w:val="000000"/>
+          <w:sz w:val="28"/>
+          <w:szCs w:val="28"/>
+        </w:rPr>
+      </w:pPr>
+      <w:r>
+        <w:rPr>
+          <w:rFonts w:ascii="Times New Roman" w:eastAsia="Times New Roman" w:hAnsi="Times New Roman" w:cs="Times New Roman"/>
+          <w:color w:val="000000"/>
+          <w:sz w:val="28"/>
+          <w:szCs w:val="28"/>
+          <w:lang w:eastAsia="en-US" w:bidi="en-US"/>
+        </w:rPr>
+        <w:t xml:space="preserve">Наименование заказчика: </w:t>
+      </w:r>
+      <w:r>
+        <w:rPr>
+          <w:rFonts w:ascii="Times New Roman" w:eastAsia="Times New Roman" w:hAnsi="Times New Roman" w:cs="Times New Roman"/>
+          <w:color w:val="000000"/>
+          <w:sz w:val="28"/>
+          <w:szCs w:val="28"/>
+          <w:lang w:eastAsia="en-US" w:bidi="en-US"/>
+        </w:rPr>
+        <w:t>«</w:t>
+      </w:r>
+      <w:r>
+        <w:rPr>
+          <w:rFonts w:ascii="Times New Roman" w:hAnsi="Times New Roman" w:cs="Times New Roman"/>
+          <w:sz w:val="28"/>
+          <w:szCs w:val="28"/>
+        </w:rPr>
+        <w:t>Международный отдел Московского Политехнического университета</w:t>
+      </w:r>
+      <w:r>
+        <w:rPr>
+          <w:rFonts w:ascii="Times New Roman" w:eastAsia="Times New Roman" w:hAnsi="Times New Roman" w:cs="Times New Roman"/>
+          <w:color w:val="000000"/>
+          <w:sz w:val="28"/>
+          <w:szCs w:val="28"/>
+          <w:lang w:eastAsia="en-US" w:bidi="en-US"/>
+        </w:rPr>
+        <w:t>»</w:t>
+      </w:r>
+    </w:p>
+    <w:p>
+      <w:pPr>
+        <w:pStyle w:val="a6"/>
+        <w:keepNext/>
+        <w:keepLines/>
+        <w:numPr>
+          <w:ilvl w:val="0"/>
+          <w:numId w:val="25"/>
+        </w:numPr>
+        <w:pBdr>
+          <w:top w:val="nil"/>
+          <w:left w:val="nil"/>
+          <w:bottom w:val="nil"/>
+          <w:right w:val="nil"/>
+          <w:between w:val="nil"/>
+        </w:pBdr>
+        <w:spacing w:after="0" w:line="360" w:lineRule="auto"/>
+        <w:rPr>
+          <w:rFonts w:ascii="Times New Roman" w:eastAsia="Times New Roman" w:hAnsi="Times New Roman" w:cs="Times New Roman"/>
+          <w:color w:val="000000"/>
+          <w:sz w:val="28"/>
+          <w:szCs w:val="28"/>
+        </w:rPr>
+      </w:pPr>
+      <w:r>
+        <w:rPr>
+          <w:rFonts w:ascii="Times New Roman" w:eastAsia="Times New Roman" w:hAnsi="Times New Roman" w:cs="Times New Roman"/>
+          <w:color w:val="000000"/>
+          <w:sz w:val="28"/>
+          <w:szCs w:val="28"/>
+          <w:lang w:eastAsia="en-US" w:bidi="en-US"/>
+        </w:rPr>
+        <w:t>Организационная структура</w:t>
+      </w:r>
+      <w:r>
+        <w:rPr>
+          <w:rFonts w:ascii="Times New Roman" w:eastAsia="Times New Roman" w:hAnsi="Times New Roman" w:cs="Times New Roman"/>
+          <w:color w:val="000000"/>
+          <w:sz w:val="28"/>
+          <w:szCs w:val="28"/>
+          <w:lang w:val="en-US" w:eastAsia="en-US" w:bidi="en-US"/>
+        </w:rPr>
+        <w:t>:</w:t>
+      </w:r>
+    </w:p>
+    <w:p>
+      <w:pPr>
+        <w:pStyle w:val="a6"/>
         <w:keepNext/>
         <w:keepLines/>
         <w:pBdr>
@@ -1191,13 +1514,21 @@
           <w:between w:val="nil"/>
         </w:pBdr>
         <w:spacing w:after="0" w:line="360" w:lineRule="auto"/>
-        <w:rPr>
-          <w:rFonts w:ascii="Times New Roman" w:eastAsia="Times New Roman" w:hAnsi="Times New Roman" w:cs="Times New Roman"/>
-          <w:color w:val="000000"/>
-          <w:sz w:val="28"/>
-          <w:szCs w:val="28"/>
-        </w:rPr>
-      </w:pPr>
+        <w:ind w:left="1440" w:firstLine="720"/>
+        <w:rPr>
+          <w:rFonts w:ascii="Times New Roman" w:eastAsia="Times New Roman" w:hAnsi="Times New Roman" w:cs="Times New Roman"/>
+          <w:sz w:val="28"/>
+          <w:szCs w:val="28"/>
+        </w:rPr>
+      </w:pPr>
+      <w:r>
+        <w:rPr>
+          <w:rFonts w:ascii="Times New Roman" w:eastAsia="Times New Roman" w:hAnsi="Times New Roman" w:cs="Times New Roman"/>
+          <w:sz w:val="28"/>
+          <w:szCs w:val="28"/>
+        </w:rPr>
+        <w:t>Международный отдел является структурным подразделением Московского Политехнического университета и подчиняется административному управлению вуза.</w:t>
+      </w:r>
     </w:p>
     <w:p>
       <w:pPr>
@@ -1211,16 +1542,198 @@
           <w:between w:val="nil"/>
         </w:pBdr>
         <w:spacing w:after="0" w:line="360" w:lineRule="auto"/>
-        <w:rPr>
-          <w:rFonts w:ascii="Times New Roman" w:eastAsia="Times New Roman" w:hAnsi="Times New Roman" w:cs="Times New Roman"/>
-          <w:color w:val="000000"/>
-          <w:sz w:val="28"/>
-          <w:szCs w:val="28"/>
-        </w:rPr>
-      </w:pPr>
-    </w:p>
-    <w:p>
-      <w:pPr>
+        <w:ind w:left="1440"/>
+        <w:rPr>
+          <w:rFonts w:ascii="Times New Roman" w:eastAsia="Times New Roman" w:hAnsi="Times New Roman" w:cs="Times New Roman"/>
+          <w:sz w:val="28"/>
+          <w:szCs w:val="28"/>
+        </w:rPr>
+      </w:pPr>
+      <w:r>
+        <w:rPr>
+          <w:rFonts w:ascii="Times New Roman" w:eastAsia="Times New Roman" w:hAnsi="Times New Roman" w:cs="Times New Roman"/>
+          <w:sz w:val="28"/>
+          <w:szCs w:val="28"/>
+        </w:rPr>
+        <w:t>В состав подразделения входят сотрудники, отвечающие за:</w:t>
+      </w:r>
+    </w:p>
+    <w:p>
+      <w:pPr>
+        <w:pStyle w:val="a6"/>
+        <w:keepNext/>
+        <w:keepLines/>
+        <w:numPr>
+          <w:ilvl w:val="0"/>
+          <w:numId w:val="27"/>
+        </w:numPr>
+        <w:pBdr>
+          <w:top w:val="nil"/>
+          <w:left w:val="nil"/>
+          <w:bottom w:val="nil"/>
+          <w:right w:val="nil"/>
+          <w:between w:val="nil"/>
+        </w:pBdr>
+        <w:spacing w:after="0" w:line="360" w:lineRule="auto"/>
+        <w:rPr>
+          <w:rFonts w:ascii="Times New Roman" w:eastAsia="Times New Roman" w:hAnsi="Times New Roman" w:cs="Times New Roman"/>
+          <w:sz w:val="28"/>
+          <w:szCs w:val="28"/>
+        </w:rPr>
+      </w:pPr>
+      <w:r>
+        <w:rPr>
+          <w:rFonts w:ascii="Times New Roman" w:eastAsia="Times New Roman" w:hAnsi="Times New Roman" w:cs="Times New Roman"/>
+          <w:sz w:val="28"/>
+          <w:szCs w:val="28"/>
+        </w:rPr>
+        <w:t xml:space="preserve">организацию международного сотрудничества; </w:t>
+      </w:r>
+    </w:p>
+    <w:p>
+      <w:pPr>
+        <w:pStyle w:val="a6"/>
+        <w:keepNext/>
+        <w:keepLines/>
+        <w:numPr>
+          <w:ilvl w:val="0"/>
+          <w:numId w:val="27"/>
+        </w:numPr>
+        <w:pBdr>
+          <w:top w:val="nil"/>
+          <w:left w:val="nil"/>
+          <w:bottom w:val="nil"/>
+          <w:right w:val="nil"/>
+          <w:between w:val="nil"/>
+        </w:pBdr>
+        <w:spacing w:after="0" w:line="360" w:lineRule="auto"/>
+        <w:rPr>
+          <w:rFonts w:ascii="Times New Roman" w:eastAsia="Times New Roman" w:hAnsi="Times New Roman" w:cs="Times New Roman"/>
+          <w:sz w:val="28"/>
+          <w:szCs w:val="28"/>
+        </w:rPr>
+      </w:pPr>
+      <w:r>
+        <w:rPr>
+          <w:rFonts w:ascii="Times New Roman" w:eastAsia="Times New Roman" w:hAnsi="Times New Roman" w:cs="Times New Roman"/>
+          <w:sz w:val="28"/>
+          <w:szCs w:val="28"/>
+        </w:rPr>
+        <w:t xml:space="preserve">сопровождение иностранных студентов; </w:t>
+      </w:r>
+    </w:p>
+    <w:p>
+      <w:pPr>
+        <w:pStyle w:val="a6"/>
+        <w:keepNext/>
+        <w:keepLines/>
+        <w:numPr>
+          <w:ilvl w:val="0"/>
+          <w:numId w:val="27"/>
+        </w:numPr>
+        <w:pBdr>
+          <w:top w:val="nil"/>
+          <w:left w:val="nil"/>
+          <w:bottom w:val="nil"/>
+          <w:right w:val="nil"/>
+          <w:between w:val="nil"/>
+        </w:pBdr>
+        <w:spacing w:after="0" w:line="360" w:lineRule="auto"/>
+        <w:rPr>
+          <w:rFonts w:ascii="Times New Roman" w:eastAsia="Times New Roman" w:hAnsi="Times New Roman" w:cs="Times New Roman"/>
+          <w:sz w:val="28"/>
+          <w:szCs w:val="28"/>
+        </w:rPr>
+      </w:pPr>
+      <w:r>
+        <w:rPr>
+          <w:rFonts w:ascii="Times New Roman" w:eastAsia="Times New Roman" w:hAnsi="Times New Roman" w:cs="Times New Roman"/>
+          <w:sz w:val="28"/>
+          <w:szCs w:val="28"/>
+        </w:rPr>
+        <w:t xml:space="preserve">развитие образовательных программ для иностранных обучающихся; </w:t>
+      </w:r>
+    </w:p>
+    <w:p>
+      <w:pPr>
+        <w:pStyle w:val="a6"/>
+        <w:keepNext/>
+        <w:keepLines/>
+        <w:numPr>
+          <w:ilvl w:val="0"/>
+          <w:numId w:val="27"/>
+        </w:numPr>
+        <w:pBdr>
+          <w:top w:val="nil"/>
+          <w:left w:val="nil"/>
+          <w:bottom w:val="nil"/>
+          <w:right w:val="nil"/>
+          <w:between w:val="nil"/>
+        </w:pBdr>
+        <w:spacing w:after="0" w:line="360" w:lineRule="auto"/>
+        <w:rPr>
+          <w:rFonts w:ascii="Times New Roman" w:eastAsia="Times New Roman" w:hAnsi="Times New Roman" w:cs="Times New Roman"/>
+          <w:color w:val="000000"/>
+          <w:sz w:val="28"/>
+          <w:szCs w:val="28"/>
+        </w:rPr>
+      </w:pPr>
+      <w:r>
+        <w:rPr>
+          <w:rFonts w:ascii="Times New Roman" w:eastAsia="Times New Roman" w:hAnsi="Times New Roman" w:cs="Times New Roman"/>
+          <w:sz w:val="28"/>
+          <w:szCs w:val="28"/>
+        </w:rPr>
+        <w:t>координацию академической мобильности.</w:t>
+      </w:r>
+    </w:p>
+    <w:p>
+      <w:pPr>
+        <w:pStyle w:val="a6"/>
+        <w:keepNext/>
+        <w:keepLines/>
+        <w:numPr>
+          <w:ilvl w:val="0"/>
+          <w:numId w:val="25"/>
+        </w:numPr>
+        <w:pBdr>
+          <w:top w:val="nil"/>
+          <w:left w:val="nil"/>
+          <w:bottom w:val="nil"/>
+          <w:right w:val="nil"/>
+          <w:between w:val="nil"/>
+        </w:pBdr>
+        <w:spacing w:after="0" w:line="360" w:lineRule="auto"/>
+        <w:rPr>
+          <w:rFonts w:ascii="Times New Roman" w:eastAsia="Times New Roman" w:hAnsi="Times New Roman" w:cs="Times New Roman"/>
+          <w:color w:val="000000"/>
+          <w:sz w:val="28"/>
+          <w:szCs w:val="28"/>
+        </w:rPr>
+      </w:pPr>
+      <w:r>
+        <w:rPr>
+          <w:rFonts w:ascii="Times New Roman" w:eastAsia="Times New Roman" w:hAnsi="Times New Roman" w:cs="Times New Roman"/>
+          <w:color w:val="000000"/>
+          <w:sz w:val="28"/>
+          <w:szCs w:val="28"/>
+        </w:rPr>
+        <w:t>Описание деятельности</w:t>
+      </w:r>
+      <w:r>
+        <w:rPr>
+          <w:rFonts w:ascii="Times New Roman" w:eastAsia="Times New Roman" w:hAnsi="Times New Roman" w:cs="Times New Roman"/>
+          <w:color w:val="000000"/>
+          <w:sz w:val="28"/>
+          <w:szCs w:val="28"/>
+          <w:lang w:val="en-US"/>
+        </w:rPr>
+        <w:t>:</w:t>
+      </w:r>
+    </w:p>
+    <w:p>
+      <w:pPr>
+        <w:pStyle w:val="a6"/>
         <w:keepNext/>
         <w:keepLines/>
         <w:pBdr>
@@ -1231,16 +1744,25 @@
           <w:between w:val="nil"/>
         </w:pBdr>
         <w:spacing w:after="0" w:line="360" w:lineRule="auto"/>
-        <w:rPr>
-          <w:rFonts w:ascii="Times New Roman" w:eastAsia="Times New Roman" w:hAnsi="Times New Roman" w:cs="Times New Roman"/>
-          <w:color w:val="000000"/>
-          <w:sz w:val="28"/>
-          <w:szCs w:val="28"/>
-        </w:rPr>
-      </w:pPr>
-    </w:p>
-    <w:p>
-      <w:pPr>
+        <w:ind w:left="1440" w:firstLine="720"/>
+        <w:rPr>
+          <w:rFonts w:ascii="Times New Roman" w:eastAsia="Times New Roman" w:hAnsi="Times New Roman" w:cs="Times New Roman"/>
+          <w:sz w:val="28"/>
+          <w:szCs w:val="28"/>
+        </w:rPr>
+      </w:pPr>
+      <w:r>
+        <w:rPr>
+          <w:rFonts w:ascii="Times New Roman" w:eastAsia="Times New Roman" w:hAnsi="Times New Roman" w:cs="Times New Roman"/>
+          <w:sz w:val="28"/>
+          <w:szCs w:val="28"/>
+        </w:rPr>
+        <w:t>Международный отдел является структурным подразделением Московского Политехнического университета и подчиняется административному управлению вуза.</w:t>
+      </w:r>
+    </w:p>
+    <w:p>
+      <w:pPr>
+        <w:pStyle w:val="a6"/>
         <w:keepNext/>
         <w:keepLines/>
         <w:pBdr>
@@ -1251,18 +1773,31 @@
           <w:between w:val="nil"/>
         </w:pBdr>
         <w:spacing w:after="0" w:line="360" w:lineRule="auto"/>
-        <w:rPr>
-          <w:rFonts w:ascii="Times New Roman" w:eastAsia="Times New Roman" w:hAnsi="Times New Roman" w:cs="Times New Roman"/>
-          <w:color w:val="000000"/>
-          <w:sz w:val="28"/>
-          <w:szCs w:val="28"/>
-        </w:rPr>
-      </w:pPr>
-    </w:p>
-    <w:p>
-      <w:pPr>
+        <w:ind w:left="1440" w:firstLine="720"/>
+        <w:rPr>
+          <w:rFonts w:ascii="Times New Roman" w:eastAsia="Times New Roman" w:hAnsi="Times New Roman" w:cs="Times New Roman"/>
+          <w:sz w:val="28"/>
+          <w:szCs w:val="28"/>
+        </w:rPr>
+      </w:pPr>
+      <w:r>
+        <w:rPr>
+          <w:rFonts w:ascii="Times New Roman" w:eastAsia="Times New Roman" w:hAnsi="Times New Roman" w:cs="Times New Roman"/>
+          <w:sz w:val="28"/>
+          <w:szCs w:val="28"/>
+        </w:rPr>
+        <w:t>В состав подразделения входят сотрудники, отвечающие за:</w:t>
+      </w:r>
+    </w:p>
+    <w:p>
+      <w:pPr>
+        <w:pStyle w:val="a6"/>
         <w:keepNext/>
         <w:keepLines/>
+        <w:numPr>
+          <w:ilvl w:val="0"/>
+          <w:numId w:val="27"/>
+        </w:numPr>
         <w:pBdr>
           <w:top w:val="nil"/>
           <w:left w:val="nil"/>
@@ -1271,18 +1806,31 @@
           <w:between w:val="nil"/>
         </w:pBdr>
         <w:spacing w:after="0" w:line="360" w:lineRule="auto"/>
-        <w:rPr>
-          <w:rFonts w:ascii="Times New Roman" w:eastAsia="Times New Roman" w:hAnsi="Times New Roman" w:cs="Times New Roman"/>
-          <w:color w:val="000000"/>
-          <w:sz w:val="28"/>
-          <w:szCs w:val="28"/>
-        </w:rPr>
-      </w:pPr>
-    </w:p>
-    <w:p>
-      <w:pPr>
+        <w:ind w:left="2880"/>
+        <w:rPr>
+          <w:rFonts w:ascii="Times New Roman" w:eastAsia="Times New Roman" w:hAnsi="Times New Roman" w:cs="Times New Roman"/>
+          <w:sz w:val="28"/>
+          <w:szCs w:val="28"/>
+        </w:rPr>
+      </w:pPr>
+      <w:r>
+        <w:rPr>
+          <w:rFonts w:ascii="Times New Roman" w:eastAsia="Times New Roman" w:hAnsi="Times New Roman" w:cs="Times New Roman"/>
+          <w:sz w:val="28"/>
+          <w:szCs w:val="28"/>
+        </w:rPr>
+        <w:t xml:space="preserve">организацию международного сотрудничества; </w:t>
+      </w:r>
+    </w:p>
+    <w:p>
+      <w:pPr>
+        <w:pStyle w:val="a6"/>
         <w:keepNext/>
         <w:keepLines/>
+        <w:numPr>
+          <w:ilvl w:val="0"/>
+          <w:numId w:val="27"/>
+        </w:numPr>
         <w:pBdr>
           <w:top w:val="nil"/>
           <w:left w:val="nil"/>
@@ -1291,18 +1839,32 @@
           <w:between w:val="nil"/>
         </w:pBdr>
         <w:spacing w:after="0" w:line="360" w:lineRule="auto"/>
-        <w:rPr>
-          <w:rFonts w:ascii="Times New Roman" w:eastAsia="Times New Roman" w:hAnsi="Times New Roman" w:cs="Times New Roman"/>
-          <w:color w:val="000000"/>
-          <w:sz w:val="28"/>
-          <w:szCs w:val="28"/>
-        </w:rPr>
-      </w:pPr>
-    </w:p>
-    <w:p>
-      <w:pPr>
+        <w:ind w:left="2880"/>
+        <w:rPr>
+          <w:rFonts w:ascii="Times New Roman" w:eastAsia="Times New Roman" w:hAnsi="Times New Roman" w:cs="Times New Roman"/>
+          <w:sz w:val="28"/>
+          <w:szCs w:val="28"/>
+        </w:rPr>
+      </w:pPr>
+      <w:r>
+        <w:rPr>
+          <w:rFonts w:ascii="Times New Roman" w:eastAsia="Times New Roman" w:hAnsi="Times New Roman" w:cs="Times New Roman"/>
+          <w:sz w:val="28"/>
+          <w:szCs w:val="28"/>
+        </w:rPr>
+        <w:lastRenderedPageBreak/>
+        <w:t xml:space="preserve">сопровождение иностранных студентов; </w:t>
+      </w:r>
+    </w:p>
+    <w:p>
+      <w:pPr>
+        <w:pStyle w:val="a6"/>
         <w:keepNext/>
         <w:keepLines/>
+        <w:numPr>
+          <w:ilvl w:val="0"/>
+          <w:numId w:val="27"/>
+        </w:numPr>
         <w:pBdr>
           <w:top w:val="nil"/>
           <w:left w:val="nil"/>
@@ -1311,18 +1873,31 @@
           <w:between w:val="nil"/>
         </w:pBdr>
         <w:spacing w:after="0" w:line="360" w:lineRule="auto"/>
-        <w:rPr>
-          <w:rFonts w:ascii="Times New Roman" w:eastAsia="Times New Roman" w:hAnsi="Times New Roman" w:cs="Times New Roman"/>
-          <w:color w:val="000000"/>
-          <w:sz w:val="28"/>
-          <w:szCs w:val="28"/>
-        </w:rPr>
-      </w:pPr>
-    </w:p>
-    <w:p>
-      <w:pPr>
+        <w:ind w:left="2880"/>
+        <w:rPr>
+          <w:rFonts w:ascii="Times New Roman" w:eastAsia="Times New Roman" w:hAnsi="Times New Roman" w:cs="Times New Roman"/>
+          <w:sz w:val="28"/>
+          <w:szCs w:val="28"/>
+        </w:rPr>
+      </w:pPr>
+      <w:r>
+        <w:rPr>
+          <w:rFonts w:ascii="Times New Roman" w:eastAsia="Times New Roman" w:hAnsi="Times New Roman" w:cs="Times New Roman"/>
+          <w:sz w:val="28"/>
+          <w:szCs w:val="28"/>
+        </w:rPr>
+        <w:t xml:space="preserve">развитие образовательных программ для иностранных обучающихся; </w:t>
+      </w:r>
+    </w:p>
+    <w:p>
+      <w:pPr>
+        <w:pStyle w:val="a6"/>
         <w:keepNext/>
         <w:keepLines/>
+        <w:numPr>
+          <w:ilvl w:val="0"/>
+          <w:numId w:val="27"/>
+        </w:numPr>
         <w:pBdr>
           <w:top w:val="nil"/>
           <w:left w:val="nil"/>
@@ -1331,18 +1906,32 @@
           <w:between w:val="nil"/>
         </w:pBdr>
         <w:spacing w:after="0" w:line="360" w:lineRule="auto"/>
-        <w:rPr>
-          <w:rFonts w:ascii="Times New Roman" w:eastAsia="Times New Roman" w:hAnsi="Times New Roman" w:cs="Times New Roman"/>
-          <w:color w:val="000000"/>
-          <w:sz w:val="28"/>
-          <w:szCs w:val="28"/>
-        </w:rPr>
-      </w:pPr>
-    </w:p>
-    <w:p>
-      <w:pPr>
+        <w:ind w:left="2880"/>
+        <w:rPr>
+          <w:rFonts w:ascii="Times New Roman" w:eastAsia="Times New Roman" w:hAnsi="Times New Roman" w:cs="Times New Roman"/>
+          <w:color w:val="000000"/>
+          <w:sz w:val="28"/>
+          <w:szCs w:val="28"/>
+        </w:rPr>
+      </w:pPr>
+      <w:r>
+        <w:rPr>
+          <w:rFonts w:ascii="Times New Roman" w:eastAsia="Times New Roman" w:hAnsi="Times New Roman" w:cs="Times New Roman"/>
+          <w:sz w:val="28"/>
+          <w:szCs w:val="28"/>
+        </w:rPr>
+        <w:t>координацию академической мобильности.</w:t>
+      </w:r>
+    </w:p>
+    <w:p>
+      <w:pPr>
+        <w:pStyle w:val="a6"/>
         <w:keepNext/>
         <w:keepLines/>
+        <w:numPr>
+          <w:ilvl w:val="0"/>
+          <w:numId w:val="23"/>
+        </w:numPr>
         <w:pBdr>
           <w:top w:val="nil"/>
           <w:left w:val="nil"/>
@@ -1358,11 +1947,355 @@
           <w:szCs w:val="28"/>
         </w:rPr>
       </w:pPr>
-    </w:p>
-    <w:p>
-      <w:pPr>
+      <w:r>
+        <w:rPr>
+          <w:rFonts w:ascii="Times New Roman" w:eastAsia="Times New Roman" w:hAnsi="Times New Roman" w:cs="Times New Roman"/>
+          <w:color w:val="000000"/>
+          <w:sz w:val="28"/>
+          <w:szCs w:val="28"/>
+        </w:rPr>
+        <w:t xml:space="preserve">Описание задания по проектной практике </w:t>
+      </w:r>
+    </w:p>
+    <w:p>
+      <w:pPr>
+        <w:spacing w:before="100" w:beforeAutospacing="1" w:after="100" w:afterAutospacing="1" w:line="240" w:lineRule="auto"/>
+        <w:rPr>
+          <w:rFonts w:ascii="Times New Roman" w:eastAsia="Times New Roman" w:hAnsi="Times New Roman" w:cs="Times New Roman"/>
+          <w:sz w:val="28"/>
+          <w:szCs w:val="28"/>
+        </w:rPr>
+      </w:pPr>
+      <w:r>
+        <w:rPr>
+          <w:rFonts w:ascii="Times New Roman" w:eastAsia="Times New Roman" w:hAnsi="Times New Roman" w:cs="Times New Roman"/>
+          <w:sz w:val="28"/>
+          <w:szCs w:val="28"/>
+        </w:rPr>
+        <w:t xml:space="preserve">В рамках проектной (учебной) практики выполнялся комплекс работ, направленных на освоение инструментов разработки, документирования и представления программного проекта в виде веб-ресурса и репозитория с использованием системы контроля версий </w:t>
+      </w:r>
+      <w:proofErr w:type="spellStart"/>
+      <w:r>
+        <w:rPr>
+          <w:rFonts w:ascii="Times New Roman" w:eastAsia="Times New Roman" w:hAnsi="Times New Roman" w:cs="Times New Roman"/>
+          <w:sz w:val="28"/>
+          <w:szCs w:val="28"/>
+        </w:rPr>
+        <w:t>Git</w:t>
+      </w:r>
+      <w:proofErr w:type="spellEnd"/>
+      <w:r>
+        <w:rPr>
+          <w:rFonts w:ascii="Times New Roman" w:eastAsia="Times New Roman" w:hAnsi="Times New Roman" w:cs="Times New Roman"/>
+          <w:sz w:val="28"/>
+          <w:szCs w:val="28"/>
+        </w:rPr>
+        <w:t>.</w:t>
+      </w:r>
+    </w:p>
+    <w:p>
+      <w:pPr>
+        <w:spacing w:before="100" w:beforeAutospacing="1" w:after="100" w:afterAutospacing="1" w:line="240" w:lineRule="auto"/>
+        <w:rPr>
+          <w:rFonts w:ascii="Times New Roman" w:eastAsia="Times New Roman" w:hAnsi="Times New Roman" w:cs="Times New Roman"/>
+          <w:sz w:val="28"/>
+          <w:szCs w:val="28"/>
+        </w:rPr>
+      </w:pPr>
+      <w:r>
+        <w:rPr>
+          <w:rFonts w:ascii="Times New Roman" w:eastAsia="Times New Roman" w:hAnsi="Times New Roman" w:cs="Times New Roman"/>
+          <w:sz w:val="28"/>
+          <w:szCs w:val="28"/>
+        </w:rPr>
+        <w:t xml:space="preserve">Основное задание практики включало создание и оформление проекта, связанного с дисциплиной «Проектная деятельность», а именно разработку и представление </w:t>
+      </w:r>
+      <w:proofErr w:type="spellStart"/>
+      <w:r>
+        <w:rPr>
+          <w:rFonts w:ascii="Times New Roman" w:eastAsia="Times New Roman" w:hAnsi="Times New Roman" w:cs="Times New Roman"/>
+          <w:sz w:val="28"/>
+          <w:szCs w:val="28"/>
+        </w:rPr>
+        <w:t>Telegram</w:t>
+      </w:r>
+      <w:proofErr w:type="spellEnd"/>
+      <w:r>
+        <w:rPr>
+          <w:rFonts w:ascii="Times New Roman" w:eastAsia="Times New Roman" w:hAnsi="Times New Roman" w:cs="Times New Roman"/>
+          <w:sz w:val="28"/>
+          <w:szCs w:val="28"/>
+        </w:rPr>
+        <w:t>-бота для изучения русского языка иностранными студентами.</w:t>
+      </w:r>
+    </w:p>
+    <w:p>
+      <w:pPr>
+        <w:spacing w:before="100" w:beforeAutospacing="1" w:after="100" w:afterAutospacing="1" w:line="240" w:lineRule="auto"/>
+        <w:rPr>
+          <w:rFonts w:ascii="Times New Roman" w:eastAsia="Times New Roman" w:hAnsi="Times New Roman" w:cs="Times New Roman"/>
+          <w:sz w:val="28"/>
+          <w:szCs w:val="28"/>
+        </w:rPr>
+      </w:pPr>
+      <w:r>
+        <w:rPr>
+          <w:rFonts w:ascii="Times New Roman" w:eastAsia="Times New Roman" w:hAnsi="Times New Roman" w:cs="Times New Roman"/>
+          <w:sz w:val="28"/>
+          <w:szCs w:val="28"/>
+        </w:rPr>
+        <w:t>Задание практики предусматривало выполнение следующих видов работ:</w:t>
+      </w:r>
+    </w:p>
+    <w:p>
+      <w:pPr>
+        <w:numPr>
+          <w:ilvl w:val="0"/>
+          <w:numId w:val="29"/>
+        </w:numPr>
+        <w:spacing w:before="100" w:beforeAutospacing="1" w:after="100" w:afterAutospacing="1" w:line="240" w:lineRule="auto"/>
+        <w:rPr>
+          <w:rFonts w:ascii="Times New Roman" w:eastAsia="Times New Roman" w:hAnsi="Times New Roman" w:cs="Times New Roman"/>
+          <w:sz w:val="28"/>
+          <w:szCs w:val="28"/>
+        </w:rPr>
+      </w:pPr>
+      <w:r>
+        <w:rPr>
+          <w:rFonts w:ascii="Times New Roman" w:eastAsia="Times New Roman" w:hAnsi="Times New Roman" w:cs="Times New Roman"/>
+          <w:sz w:val="28"/>
+          <w:szCs w:val="28"/>
+        </w:rPr>
+        <w:t xml:space="preserve">создание и настройка </w:t>
+      </w:r>
+      <w:proofErr w:type="spellStart"/>
+      <w:r>
+        <w:rPr>
+          <w:rFonts w:ascii="Times New Roman" w:eastAsia="Times New Roman" w:hAnsi="Times New Roman" w:cs="Times New Roman"/>
+          <w:sz w:val="28"/>
+          <w:szCs w:val="28"/>
+        </w:rPr>
+        <w:t>Git</w:t>
+      </w:r>
+      <w:proofErr w:type="spellEnd"/>
+      <w:r>
+        <w:rPr>
+          <w:rFonts w:ascii="Times New Roman" w:eastAsia="Times New Roman" w:hAnsi="Times New Roman" w:cs="Times New Roman"/>
+          <w:sz w:val="28"/>
+          <w:szCs w:val="28"/>
+        </w:rPr>
+        <w:t xml:space="preserve">-репозитория на основе предоставленного шаблона; </w:t>
+      </w:r>
+    </w:p>
+    <w:p>
+      <w:pPr>
+        <w:numPr>
+          <w:ilvl w:val="0"/>
+          <w:numId w:val="29"/>
+        </w:numPr>
+        <w:spacing w:before="100" w:beforeAutospacing="1" w:after="100" w:afterAutospacing="1" w:line="240" w:lineRule="auto"/>
+        <w:rPr>
+          <w:rFonts w:ascii="Times New Roman" w:eastAsia="Times New Roman" w:hAnsi="Times New Roman" w:cs="Times New Roman"/>
+          <w:sz w:val="28"/>
+          <w:szCs w:val="28"/>
+        </w:rPr>
+      </w:pPr>
+      <w:r>
+        <w:rPr>
+          <w:rFonts w:ascii="Times New Roman" w:eastAsia="Times New Roman" w:hAnsi="Times New Roman" w:cs="Times New Roman"/>
+          <w:sz w:val="28"/>
+          <w:szCs w:val="28"/>
+        </w:rPr>
+        <w:t xml:space="preserve">изучение и применение базовых команд системы контроля версий </w:t>
+      </w:r>
+      <w:proofErr w:type="spellStart"/>
+      <w:r>
+        <w:rPr>
+          <w:rFonts w:ascii="Times New Roman" w:eastAsia="Times New Roman" w:hAnsi="Times New Roman" w:cs="Times New Roman"/>
+          <w:sz w:val="28"/>
+          <w:szCs w:val="28"/>
+        </w:rPr>
+        <w:t>Git</w:t>
+      </w:r>
+      <w:proofErr w:type="spellEnd"/>
+      <w:r>
+        <w:rPr>
+          <w:rFonts w:ascii="Times New Roman" w:eastAsia="Times New Roman" w:hAnsi="Times New Roman" w:cs="Times New Roman"/>
+          <w:sz w:val="28"/>
+          <w:szCs w:val="28"/>
+        </w:rPr>
+        <w:t xml:space="preserve"> (клонирование, коммиты, ветвление, отправка изменений в удалённый репозиторий); </w:t>
+      </w:r>
+    </w:p>
+    <w:p>
+      <w:pPr>
+        <w:numPr>
+          <w:ilvl w:val="0"/>
+          <w:numId w:val="29"/>
+        </w:numPr>
+        <w:spacing w:before="100" w:beforeAutospacing="1" w:after="100" w:afterAutospacing="1" w:line="240" w:lineRule="auto"/>
+        <w:rPr>
+          <w:rFonts w:ascii="Times New Roman" w:eastAsia="Times New Roman" w:hAnsi="Times New Roman" w:cs="Times New Roman"/>
+          <w:sz w:val="28"/>
+          <w:szCs w:val="28"/>
+        </w:rPr>
+      </w:pPr>
+      <w:r>
+        <w:rPr>
+          <w:rFonts w:ascii="Times New Roman" w:eastAsia="Times New Roman" w:hAnsi="Times New Roman" w:cs="Times New Roman"/>
+          <w:sz w:val="28"/>
+          <w:szCs w:val="28"/>
+        </w:rPr>
+        <w:t xml:space="preserve">оформление проектной документации с использованием языка разметки </w:t>
+      </w:r>
+      <w:proofErr w:type="spellStart"/>
+      <w:r>
+        <w:rPr>
+          <w:rFonts w:ascii="Times New Roman" w:eastAsia="Times New Roman" w:hAnsi="Times New Roman" w:cs="Times New Roman"/>
+          <w:sz w:val="28"/>
+          <w:szCs w:val="28"/>
+        </w:rPr>
+        <w:t>Markdown</w:t>
+      </w:r>
+      <w:proofErr w:type="spellEnd"/>
+      <w:r>
+        <w:rPr>
+          <w:rFonts w:ascii="Times New Roman" w:eastAsia="Times New Roman" w:hAnsi="Times New Roman" w:cs="Times New Roman"/>
+          <w:sz w:val="28"/>
+          <w:szCs w:val="28"/>
+        </w:rPr>
+        <w:t xml:space="preserve">; </w:t>
+      </w:r>
+    </w:p>
+    <w:p>
+      <w:pPr>
+        <w:numPr>
+          <w:ilvl w:val="0"/>
+          <w:numId w:val="29"/>
+        </w:numPr>
+        <w:spacing w:before="100" w:beforeAutospacing="1" w:after="100" w:afterAutospacing="1" w:line="240" w:lineRule="auto"/>
+        <w:rPr>
+          <w:rFonts w:ascii="Times New Roman" w:eastAsia="Times New Roman" w:hAnsi="Times New Roman" w:cs="Times New Roman"/>
+          <w:sz w:val="28"/>
+          <w:szCs w:val="28"/>
+        </w:rPr>
+      </w:pPr>
+      <w:r>
+        <w:rPr>
+          <w:rFonts w:ascii="Times New Roman" w:eastAsia="Times New Roman" w:hAnsi="Times New Roman" w:cs="Times New Roman"/>
+          <w:sz w:val="28"/>
+          <w:szCs w:val="28"/>
+        </w:rPr>
+        <w:t xml:space="preserve">разработка статического веб-сайта с использованием HTML и CSS, предназначенного для представления проекта; </w:t>
+      </w:r>
+    </w:p>
+    <w:p>
+      <w:pPr>
+        <w:numPr>
+          <w:ilvl w:val="0"/>
+          <w:numId w:val="29"/>
+        </w:numPr>
+        <w:spacing w:before="100" w:beforeAutospacing="1" w:after="100" w:afterAutospacing="1" w:line="240" w:lineRule="auto"/>
+        <w:rPr>
+          <w:rFonts w:ascii="Times New Roman" w:eastAsia="Times New Roman" w:hAnsi="Times New Roman" w:cs="Times New Roman"/>
+          <w:sz w:val="28"/>
+          <w:szCs w:val="28"/>
+        </w:rPr>
+      </w:pPr>
+      <w:r>
+        <w:rPr>
+          <w:rFonts w:ascii="Times New Roman" w:eastAsia="Times New Roman" w:hAnsi="Times New Roman" w:cs="Times New Roman"/>
+          <w:sz w:val="28"/>
+          <w:szCs w:val="28"/>
+        </w:rPr>
+        <w:t xml:space="preserve">структурирование материалов проекта в соответствии с установленной структурой репозитория; </w:t>
+      </w:r>
+    </w:p>
+    <w:p>
+      <w:pPr>
+        <w:numPr>
+          <w:ilvl w:val="0"/>
+          <w:numId w:val="29"/>
+        </w:numPr>
+        <w:spacing w:before="100" w:beforeAutospacing="1" w:after="100" w:afterAutospacing="1" w:line="240" w:lineRule="auto"/>
+        <w:rPr>
+          <w:rFonts w:ascii="Times New Roman" w:eastAsia="Times New Roman" w:hAnsi="Times New Roman" w:cs="Times New Roman"/>
+          <w:sz w:val="28"/>
+          <w:szCs w:val="28"/>
+        </w:rPr>
+      </w:pPr>
+      <w:r>
+        <w:rPr>
+          <w:rFonts w:ascii="Times New Roman" w:eastAsia="Times New Roman" w:hAnsi="Times New Roman" w:cs="Times New Roman"/>
+          <w:sz w:val="28"/>
+          <w:szCs w:val="28"/>
+        </w:rPr>
+        <w:t xml:space="preserve">подготовка и оформление отчётной документации по результатам прохождения практики. </w:t>
+      </w:r>
+    </w:p>
+    <w:p>
+      <w:pPr>
+        <w:spacing w:before="100" w:beforeAutospacing="1" w:after="100" w:afterAutospacing="1" w:line="240" w:lineRule="auto"/>
+        <w:rPr>
+          <w:rFonts w:ascii="Times New Roman" w:eastAsia="Times New Roman" w:hAnsi="Times New Roman" w:cs="Times New Roman"/>
+          <w:sz w:val="28"/>
+          <w:szCs w:val="28"/>
+        </w:rPr>
+      </w:pPr>
+      <w:r>
+        <w:rPr>
+          <w:rFonts w:ascii="Times New Roman" w:eastAsia="Times New Roman" w:hAnsi="Times New Roman" w:cs="Times New Roman"/>
+          <w:sz w:val="28"/>
+          <w:szCs w:val="28"/>
+        </w:rPr>
+        <w:t xml:space="preserve">Дополнительно в рамках вариативной части задания выполнялась разработка и доработка материалов проекта «Говори. Учись. Играй», включающего концепцию </w:t>
+      </w:r>
+      <w:proofErr w:type="spellStart"/>
+      <w:r>
+        <w:rPr>
+          <w:rFonts w:ascii="Times New Roman" w:eastAsia="Times New Roman" w:hAnsi="Times New Roman" w:cs="Times New Roman"/>
+          <w:sz w:val="28"/>
+          <w:szCs w:val="28"/>
+        </w:rPr>
+        <w:t>Telegram</w:t>
+      </w:r>
+      <w:proofErr w:type="spellEnd"/>
+      <w:r>
+        <w:rPr>
+          <w:rFonts w:ascii="Times New Roman" w:eastAsia="Times New Roman" w:hAnsi="Times New Roman" w:cs="Times New Roman"/>
+          <w:sz w:val="28"/>
+          <w:szCs w:val="28"/>
+        </w:rPr>
+        <w:t>-бота с обучающими играми, заданиями и элементами интеллектуальной поддержки пользователей.</w:t>
+      </w:r>
+    </w:p>
+    <w:p>
+      <w:pPr>
+        <w:spacing w:before="100" w:beforeAutospacing="1" w:after="100" w:afterAutospacing="1" w:line="240" w:lineRule="auto"/>
+        <w:rPr>
+          <w:rFonts w:ascii="Times New Roman" w:eastAsia="Times New Roman" w:hAnsi="Times New Roman" w:cs="Times New Roman"/>
+          <w:sz w:val="28"/>
+          <w:szCs w:val="28"/>
+        </w:rPr>
+      </w:pPr>
+      <w:r>
+        <w:rPr>
+          <w:rFonts w:ascii="Times New Roman" w:eastAsia="Times New Roman" w:hAnsi="Times New Roman" w:cs="Times New Roman"/>
+          <w:sz w:val="28"/>
+          <w:szCs w:val="28"/>
+        </w:rPr>
+        <w:t>Результатом выполнения задания стало формирование структурированного репозитория с исходным кодом сайта, документацией и отчётными материалами, а также представление проекта в виде статического веб-сайта.</w:t>
+      </w:r>
+    </w:p>
+    <w:p>
+      <w:pPr>
+        <w:pStyle w:val="a6"/>
         <w:keepNext/>
         <w:keepLines/>
+        <w:numPr>
+          <w:ilvl w:val="0"/>
+          <w:numId w:val="23"/>
+        </w:numPr>
         <w:pBdr>
           <w:top w:val="nil"/>
           <w:left w:val="nil"/>
@@ -1378,9 +2311,1186 @@
           <w:szCs w:val="28"/>
         </w:rPr>
       </w:pPr>
+      <w:r>
+        <w:rPr>
+          <w:rFonts w:ascii="Times New Roman" w:eastAsia="Times New Roman" w:hAnsi="Times New Roman" w:cs="Times New Roman"/>
+          <w:color w:val="000000"/>
+          <w:sz w:val="28"/>
+          <w:szCs w:val="28"/>
+        </w:rPr>
+        <w:lastRenderedPageBreak/>
+        <w:t>Описание достигнутых результатов по проектной практике</w:t>
+      </w:r>
+    </w:p>
+    <w:p>
+      <w:pPr>
+        <w:spacing w:before="100" w:beforeAutospacing="1" w:after="100" w:afterAutospacing="1" w:line="240" w:lineRule="auto"/>
+        <w:rPr>
+          <w:rFonts w:ascii="Times New Roman" w:eastAsia="Times New Roman" w:hAnsi="Times New Roman" w:cs="Times New Roman"/>
+          <w:sz w:val="28"/>
+          <w:szCs w:val="28"/>
+        </w:rPr>
+      </w:pPr>
+      <w:r>
+        <w:rPr>
+          <w:rFonts w:ascii="Times New Roman" w:eastAsia="Times New Roman" w:hAnsi="Times New Roman" w:cs="Times New Roman"/>
+          <w:sz w:val="28"/>
+          <w:szCs w:val="28"/>
+        </w:rPr>
+        <w:t>В результате выполнения проектной (учебной) практики был реализован комплекс работ, направленных на формирование навыков разработки, структурирования и оформления учебного программного проекта.</w:t>
+      </w:r>
+    </w:p>
+    <w:p>
+      <w:pPr>
+        <w:spacing w:before="100" w:beforeAutospacing="1" w:after="100" w:afterAutospacing="1" w:line="240" w:lineRule="auto"/>
+        <w:rPr>
+          <w:rFonts w:ascii="Times New Roman" w:eastAsia="Times New Roman" w:hAnsi="Times New Roman" w:cs="Times New Roman"/>
+          <w:sz w:val="28"/>
+          <w:szCs w:val="28"/>
+        </w:rPr>
+      </w:pPr>
+      <w:r>
+        <w:rPr>
+          <w:rFonts w:ascii="Times New Roman" w:eastAsia="Times New Roman" w:hAnsi="Times New Roman" w:cs="Times New Roman"/>
+          <w:sz w:val="28"/>
+          <w:szCs w:val="28"/>
+        </w:rPr>
+        <w:t>В ходе практики были достигнуты следующие результаты:</w:t>
+      </w:r>
+    </w:p>
+    <w:p>
+      <w:pPr>
+        <w:numPr>
+          <w:ilvl w:val="0"/>
+          <w:numId w:val="30"/>
+        </w:numPr>
+        <w:spacing w:before="100" w:beforeAutospacing="1" w:after="100" w:afterAutospacing="1" w:line="240" w:lineRule="auto"/>
+        <w:rPr>
+          <w:rFonts w:ascii="Times New Roman" w:eastAsia="Times New Roman" w:hAnsi="Times New Roman" w:cs="Times New Roman"/>
+          <w:sz w:val="28"/>
+          <w:szCs w:val="28"/>
+        </w:rPr>
+      </w:pPr>
+      <w:r>
+        <w:rPr>
+          <w:rFonts w:ascii="Times New Roman" w:eastAsia="Times New Roman" w:hAnsi="Times New Roman" w:cs="Times New Roman"/>
+          <w:sz w:val="28"/>
+          <w:szCs w:val="28"/>
+        </w:rPr>
+        <w:t xml:space="preserve">создан и настроен репозиторий системы контроля версий </w:t>
+      </w:r>
+      <w:proofErr w:type="spellStart"/>
+      <w:r>
+        <w:rPr>
+          <w:rFonts w:ascii="Times New Roman" w:eastAsia="Times New Roman" w:hAnsi="Times New Roman" w:cs="Times New Roman"/>
+          <w:sz w:val="28"/>
+          <w:szCs w:val="28"/>
+        </w:rPr>
+        <w:t>Git</w:t>
+      </w:r>
+      <w:proofErr w:type="spellEnd"/>
+      <w:r>
+        <w:rPr>
+          <w:rFonts w:ascii="Times New Roman" w:eastAsia="Times New Roman" w:hAnsi="Times New Roman" w:cs="Times New Roman"/>
+          <w:sz w:val="28"/>
+          <w:szCs w:val="28"/>
+        </w:rPr>
+        <w:t xml:space="preserve"> в соответствии с заданной структурой проекта; </w:t>
+      </w:r>
+    </w:p>
+    <w:p>
+      <w:pPr>
+        <w:numPr>
+          <w:ilvl w:val="0"/>
+          <w:numId w:val="30"/>
+        </w:numPr>
+        <w:spacing w:before="100" w:beforeAutospacing="1" w:after="100" w:afterAutospacing="1" w:line="240" w:lineRule="auto"/>
+        <w:rPr>
+          <w:rFonts w:ascii="Times New Roman" w:eastAsia="Times New Roman" w:hAnsi="Times New Roman" w:cs="Times New Roman"/>
+          <w:sz w:val="28"/>
+          <w:szCs w:val="28"/>
+        </w:rPr>
+      </w:pPr>
+      <w:r>
+        <w:rPr>
+          <w:rFonts w:ascii="Times New Roman" w:eastAsia="Times New Roman" w:hAnsi="Times New Roman" w:cs="Times New Roman"/>
+          <w:sz w:val="28"/>
+          <w:szCs w:val="28"/>
+        </w:rPr>
+        <w:t xml:space="preserve">освоены базовые операции работы с </w:t>
+      </w:r>
+      <w:proofErr w:type="spellStart"/>
+      <w:r>
+        <w:rPr>
+          <w:rFonts w:ascii="Times New Roman" w:eastAsia="Times New Roman" w:hAnsi="Times New Roman" w:cs="Times New Roman"/>
+          <w:sz w:val="28"/>
+          <w:szCs w:val="28"/>
+        </w:rPr>
+        <w:t>Git</w:t>
+      </w:r>
+      <w:proofErr w:type="spellEnd"/>
+      <w:r>
+        <w:rPr>
+          <w:rFonts w:ascii="Times New Roman" w:eastAsia="Times New Roman" w:hAnsi="Times New Roman" w:cs="Times New Roman"/>
+          <w:sz w:val="28"/>
+          <w:szCs w:val="28"/>
+        </w:rPr>
+        <w:t xml:space="preserve">, включая создание коммитов и публикацию изменений в удалённый репозиторий; </w:t>
+      </w:r>
+    </w:p>
+    <w:p>
+      <w:pPr>
+        <w:numPr>
+          <w:ilvl w:val="0"/>
+          <w:numId w:val="30"/>
+        </w:numPr>
+        <w:spacing w:before="100" w:beforeAutospacing="1" w:after="100" w:afterAutospacing="1" w:line="240" w:lineRule="auto"/>
+        <w:rPr>
+          <w:rFonts w:ascii="Times New Roman" w:eastAsia="Times New Roman" w:hAnsi="Times New Roman" w:cs="Times New Roman"/>
+          <w:sz w:val="28"/>
+          <w:szCs w:val="28"/>
+        </w:rPr>
+      </w:pPr>
+      <w:r>
+        <w:rPr>
+          <w:rFonts w:ascii="Times New Roman" w:eastAsia="Times New Roman" w:hAnsi="Times New Roman" w:cs="Times New Roman"/>
+          <w:sz w:val="28"/>
+          <w:szCs w:val="28"/>
+        </w:rPr>
+        <w:t xml:space="preserve">разработан статический веб-сайт, представляющий проект «Говори. Учись. Играй» в виде многостраничного ресурса; </w:t>
+      </w:r>
+    </w:p>
+    <w:p>
+      <w:pPr>
+        <w:numPr>
+          <w:ilvl w:val="0"/>
+          <w:numId w:val="30"/>
+        </w:numPr>
+        <w:spacing w:before="100" w:beforeAutospacing="1" w:after="100" w:afterAutospacing="1" w:line="240" w:lineRule="auto"/>
+        <w:rPr>
+          <w:rFonts w:ascii="Times New Roman" w:eastAsia="Times New Roman" w:hAnsi="Times New Roman" w:cs="Times New Roman"/>
+          <w:sz w:val="28"/>
+          <w:szCs w:val="28"/>
+        </w:rPr>
+      </w:pPr>
+      <w:r>
+        <w:rPr>
+          <w:rFonts w:ascii="Times New Roman" w:eastAsia="Times New Roman" w:hAnsi="Times New Roman" w:cs="Times New Roman"/>
+          <w:sz w:val="28"/>
+          <w:szCs w:val="28"/>
+        </w:rPr>
+        <w:t xml:space="preserve">реализована структура сайта с разделами: главная страница, описание проекта, информация об участниках, журнал разработки и ресурсы; </w:t>
+      </w:r>
+    </w:p>
+    <w:p>
+      <w:pPr>
+        <w:numPr>
+          <w:ilvl w:val="0"/>
+          <w:numId w:val="30"/>
+        </w:numPr>
+        <w:spacing w:before="100" w:beforeAutospacing="1" w:after="100" w:afterAutospacing="1" w:line="240" w:lineRule="auto"/>
+        <w:rPr>
+          <w:rFonts w:ascii="Times New Roman" w:eastAsia="Times New Roman" w:hAnsi="Times New Roman" w:cs="Times New Roman"/>
+          <w:sz w:val="28"/>
+          <w:szCs w:val="28"/>
+        </w:rPr>
+      </w:pPr>
+      <w:r>
+        <w:rPr>
+          <w:rFonts w:ascii="Times New Roman" w:eastAsia="Times New Roman" w:hAnsi="Times New Roman" w:cs="Times New Roman"/>
+          <w:sz w:val="28"/>
+          <w:szCs w:val="28"/>
+        </w:rPr>
+        <w:t xml:space="preserve">оформлен дизайн сайта с использованием HTML и CSS, включая адаптивную верстку и единый визуальный стиль; </w:t>
+      </w:r>
+    </w:p>
+    <w:p>
+      <w:pPr>
+        <w:numPr>
+          <w:ilvl w:val="0"/>
+          <w:numId w:val="30"/>
+        </w:numPr>
+        <w:spacing w:before="100" w:beforeAutospacing="1" w:after="100" w:afterAutospacing="1" w:line="240" w:lineRule="auto"/>
+        <w:rPr>
+          <w:rFonts w:ascii="Times New Roman" w:eastAsia="Times New Roman" w:hAnsi="Times New Roman" w:cs="Times New Roman"/>
+          <w:sz w:val="28"/>
+          <w:szCs w:val="28"/>
+        </w:rPr>
+      </w:pPr>
+      <w:r>
+        <w:rPr>
+          <w:rFonts w:ascii="Times New Roman" w:eastAsia="Times New Roman" w:hAnsi="Times New Roman" w:cs="Times New Roman"/>
+          <w:sz w:val="28"/>
+          <w:szCs w:val="28"/>
+        </w:rPr>
+        <w:t xml:space="preserve">создана проектная документация в формате </w:t>
+      </w:r>
+      <w:proofErr w:type="spellStart"/>
+      <w:r>
+        <w:rPr>
+          <w:rFonts w:ascii="Times New Roman" w:eastAsia="Times New Roman" w:hAnsi="Times New Roman" w:cs="Times New Roman"/>
+          <w:sz w:val="28"/>
+          <w:szCs w:val="28"/>
+        </w:rPr>
+        <w:t>Markdown</w:t>
+      </w:r>
+      <w:proofErr w:type="spellEnd"/>
+      <w:r>
+        <w:rPr>
+          <w:rFonts w:ascii="Times New Roman" w:eastAsia="Times New Roman" w:hAnsi="Times New Roman" w:cs="Times New Roman"/>
+          <w:sz w:val="28"/>
+          <w:szCs w:val="28"/>
+        </w:rPr>
+        <w:t xml:space="preserve">, описывающая ход выполнения практики; </w:t>
+      </w:r>
+    </w:p>
+    <w:p>
+      <w:pPr>
+        <w:numPr>
+          <w:ilvl w:val="0"/>
+          <w:numId w:val="30"/>
+        </w:numPr>
+        <w:spacing w:before="100" w:beforeAutospacing="1" w:after="100" w:afterAutospacing="1" w:line="240" w:lineRule="auto"/>
+        <w:rPr>
+          <w:rFonts w:ascii="Times New Roman" w:eastAsia="Times New Roman" w:hAnsi="Times New Roman" w:cs="Times New Roman"/>
+          <w:sz w:val="28"/>
+          <w:szCs w:val="28"/>
+        </w:rPr>
+      </w:pPr>
+      <w:r>
+        <w:rPr>
+          <w:rFonts w:ascii="Times New Roman" w:eastAsia="Times New Roman" w:hAnsi="Times New Roman" w:cs="Times New Roman"/>
+          <w:sz w:val="28"/>
+          <w:szCs w:val="28"/>
+        </w:rPr>
+        <w:t xml:space="preserve">подготовлены материалы для итогового отчёта по практике в соответствии с установленными требованиями. </w:t>
+      </w:r>
+    </w:p>
+    <w:p>
+      <w:pPr>
+        <w:spacing w:before="100" w:beforeAutospacing="1" w:after="100" w:afterAutospacing="1" w:line="240" w:lineRule="auto"/>
+        <w:rPr>
+          <w:rFonts w:ascii="Times New Roman" w:eastAsia="Times New Roman" w:hAnsi="Times New Roman" w:cs="Times New Roman"/>
+          <w:sz w:val="28"/>
+          <w:szCs w:val="28"/>
+        </w:rPr>
+      </w:pPr>
+      <w:r>
+        <w:rPr>
+          <w:rFonts w:ascii="Times New Roman" w:eastAsia="Times New Roman" w:hAnsi="Times New Roman" w:cs="Times New Roman"/>
+          <w:sz w:val="28"/>
+          <w:szCs w:val="28"/>
+        </w:rPr>
+        <w:t xml:space="preserve">Дополнительно был проработан концепт </w:t>
+      </w:r>
+      <w:proofErr w:type="spellStart"/>
+      <w:r>
+        <w:rPr>
+          <w:rFonts w:ascii="Times New Roman" w:eastAsia="Times New Roman" w:hAnsi="Times New Roman" w:cs="Times New Roman"/>
+          <w:sz w:val="28"/>
+          <w:szCs w:val="28"/>
+        </w:rPr>
+        <w:t>Telegram</w:t>
+      </w:r>
+      <w:proofErr w:type="spellEnd"/>
+      <w:r>
+        <w:rPr>
+          <w:rFonts w:ascii="Times New Roman" w:eastAsia="Times New Roman" w:hAnsi="Times New Roman" w:cs="Times New Roman"/>
+          <w:sz w:val="28"/>
+          <w:szCs w:val="28"/>
+        </w:rPr>
+        <w:t>-бота для изучения русского языка иностранными студентами, включающий игровые механики обучения, систему заданий и элементы интеллектуальной поддержки пользователей.</w:t>
+      </w:r>
+    </w:p>
+    <w:p>
+      <w:pPr>
+        <w:spacing w:before="100" w:beforeAutospacing="1" w:after="100" w:afterAutospacing="1" w:line="240" w:lineRule="auto"/>
+        <w:rPr>
+          <w:rFonts w:ascii="Times New Roman" w:eastAsia="Times New Roman" w:hAnsi="Times New Roman" w:cs="Times New Roman"/>
+          <w:sz w:val="28"/>
+          <w:szCs w:val="28"/>
+        </w:rPr>
+      </w:pPr>
+      <w:r>
+        <w:rPr>
+          <w:rFonts w:ascii="Times New Roman" w:eastAsia="Times New Roman" w:hAnsi="Times New Roman" w:cs="Times New Roman"/>
+          <w:sz w:val="28"/>
+          <w:szCs w:val="28"/>
+        </w:rPr>
+        <w:t>Полученные результаты демонстрируют освоение инструментов командной разработки, базовых технологий веб-разработки и навыков структурирования программного проекта в рамках учебного процесса.</w:t>
+      </w:r>
+    </w:p>
+    <w:p>
+      <w:pPr>
+        <w:pStyle w:val="a7"/>
+        <w:rPr>
+          <w:rFonts w:eastAsia="Times New Roman"/>
+        </w:rPr>
+      </w:pPr>
+      <w:r>
+        <w:rPr>
+          <w:rFonts w:eastAsia="Times New Roman"/>
+        </w:rPr>
+        <w:t>ЗАКЛЮЧЕНИЕ</w:t>
+      </w:r>
+    </w:p>
+    <w:p>
+      <w:pPr>
+        <w:pStyle w:val="af2"/>
+        <w:rPr>
+          <w:sz w:val="28"/>
+          <w:szCs w:val="28"/>
+        </w:rPr>
+      </w:pPr>
+      <w:r>
+        <w:rPr>
+          <w:sz w:val="28"/>
+          <w:szCs w:val="28"/>
+        </w:rPr>
+        <w:t xml:space="preserve">В ходе выполнения проектной (учебной) практики был реализован комплекс задач, направленных на освоение инструментов разработки программных проектов, систематизацию знаний в области веб-разработки и работы с системой контроля версий </w:t>
+      </w:r>
+      <w:proofErr w:type="spellStart"/>
+      <w:r>
+        <w:rPr>
+          <w:sz w:val="28"/>
+          <w:szCs w:val="28"/>
+        </w:rPr>
+        <w:t>Git</w:t>
+      </w:r>
+      <w:proofErr w:type="spellEnd"/>
+      <w:r>
+        <w:rPr>
+          <w:sz w:val="28"/>
+          <w:szCs w:val="28"/>
+        </w:rPr>
+        <w:t>, а также на формирование навыков проектной и документальной деятельности.</w:t>
+      </w:r>
+    </w:p>
+    <w:p>
+      <w:pPr>
+        <w:pStyle w:val="af2"/>
+        <w:rPr>
+          <w:sz w:val="28"/>
+          <w:szCs w:val="28"/>
+        </w:rPr>
+      </w:pPr>
+      <w:r>
+        <w:rPr>
+          <w:sz w:val="28"/>
+          <w:szCs w:val="28"/>
+        </w:rPr>
+        <w:t xml:space="preserve">В процессе работы были выполнены основные этапы практики: создан и структурирован репозиторий проекта, разработан статический веб-сайт на основе HTML и CSS, оформлена проектная документация в формате </w:t>
+      </w:r>
+      <w:proofErr w:type="spellStart"/>
+      <w:r>
+        <w:rPr>
+          <w:sz w:val="28"/>
+          <w:szCs w:val="28"/>
+        </w:rPr>
+        <w:t>Markdown</w:t>
+      </w:r>
+      <w:proofErr w:type="spellEnd"/>
+      <w:r>
+        <w:rPr>
+          <w:sz w:val="28"/>
+          <w:szCs w:val="28"/>
+        </w:rPr>
+        <w:t xml:space="preserve">, а также подготовлены материалы итогового отчёта. Дополнительно был проработан концепт </w:t>
+      </w:r>
+      <w:proofErr w:type="spellStart"/>
+      <w:r>
+        <w:rPr>
+          <w:sz w:val="28"/>
+          <w:szCs w:val="28"/>
+        </w:rPr>
+        <w:t>Telegram</w:t>
+      </w:r>
+      <w:proofErr w:type="spellEnd"/>
+      <w:r>
+        <w:rPr>
+          <w:sz w:val="28"/>
+          <w:szCs w:val="28"/>
+        </w:rPr>
+        <w:t xml:space="preserve">-бота для изучения русского языка иностранными студентами, </w:t>
+      </w:r>
+      <w:r>
+        <w:rPr>
+          <w:sz w:val="28"/>
+          <w:szCs w:val="28"/>
+        </w:rPr>
+        <w:lastRenderedPageBreak/>
+        <w:t>включающий игровые механики обучения и элементы интеллектуальной поддержки пользователей.</w:t>
+      </w:r>
+    </w:p>
+    <w:p>
+      <w:pPr>
+        <w:pStyle w:val="af2"/>
+        <w:rPr>
+          <w:sz w:val="28"/>
+          <w:szCs w:val="28"/>
+        </w:rPr>
+      </w:pPr>
+      <w:r>
+        <w:rPr>
+          <w:sz w:val="28"/>
+          <w:szCs w:val="28"/>
+        </w:rPr>
+        <w:t>Выполненные задачи позволили закрепить практические навыки работы с инструментами разработки, а также получить опыт структурирования и представления программного проекта в виде законченного информационного продукта.</w:t>
+      </w:r>
+    </w:p>
+    <w:p>
+      <w:pPr>
+        <w:pStyle w:val="af2"/>
+        <w:rPr>
+          <w:sz w:val="28"/>
+          <w:szCs w:val="28"/>
+        </w:rPr>
+      </w:pPr>
+      <w:r>
+        <w:rPr>
+          <w:sz w:val="28"/>
+          <w:szCs w:val="28"/>
+        </w:rPr>
+        <w:t>С точки зрения заказчика проекта (Международного отдела Московского Политехнического университета), выполненные результаты представляют практическую ценность, так как разработанный концепт и представление проекта направлены на поддержку иностранных студентов в процессе изучения русского языка и их адаптации в образовательной среде. Созданный веб-ресурс может быть использован как демонстрационный материал для представления идеи проекта и дальнейшего развития цифровых образовательных решений.</w:t>
+      </w:r>
+    </w:p>
+    <w:p>
+      <w:pPr>
+        <w:pStyle w:val="af2"/>
+        <w:rPr>
+          <w:sz w:val="28"/>
+          <w:szCs w:val="28"/>
+        </w:rPr>
+      </w:pPr>
+      <w:r>
+        <w:rPr>
+          <w:sz w:val="28"/>
+          <w:szCs w:val="28"/>
+        </w:rPr>
+        <w:t>Таким образом, цели проектной практики были достигнуты в полном объёме, а полученные результаты соответствуют требованиям задания и могут быть использованы в дальнейшей работе над проектом.</w:t>
+      </w:r>
+    </w:p>
+    <w:p>
+      <w:pPr>
+        <w:pStyle w:val="a7"/>
+        <w:rPr>
+          <w:rFonts w:eastAsia="Times New Roman"/>
+        </w:rPr>
+      </w:pPr>
+      <w:r>
+        <w:rPr>
+          <w:rFonts w:eastAsia="Times New Roman"/>
+        </w:rPr>
+        <w:t>СПИСОК ИСПОЛЬЗОВАННОЙ ЛИТЕРАТУРЫ</w:t>
+      </w:r>
+    </w:p>
+    <w:p>
+      <w:pPr>
+        <w:numPr>
+          <w:ilvl w:val="0"/>
+          <w:numId w:val="31"/>
+        </w:numPr>
+        <w:spacing w:before="100" w:beforeAutospacing="1" w:after="100" w:afterAutospacing="1" w:line="240" w:lineRule="auto"/>
+        <w:rPr>
+          <w:rFonts w:ascii="Times New Roman" w:hAnsi="Times New Roman" w:cs="Times New Roman"/>
+          <w:sz w:val="28"/>
+          <w:szCs w:val="28"/>
+        </w:rPr>
+      </w:pPr>
+      <w:r>
+        <w:rPr>
+          <w:rFonts w:ascii="Times New Roman" w:hAnsi="Times New Roman" w:cs="Times New Roman"/>
+          <w:sz w:val="28"/>
+          <w:szCs w:val="28"/>
+        </w:rPr>
+        <w:t xml:space="preserve">Официальная документация </w:t>
+      </w:r>
+      <w:proofErr w:type="spellStart"/>
+      <w:r>
+        <w:rPr>
+          <w:rFonts w:ascii="Times New Roman" w:hAnsi="Times New Roman" w:cs="Times New Roman"/>
+          <w:sz w:val="28"/>
+          <w:szCs w:val="28"/>
+        </w:rPr>
+        <w:t>Git</w:t>
+      </w:r>
+      <w:proofErr w:type="spellEnd"/>
+      <w:r>
+        <w:rPr>
+          <w:rFonts w:ascii="Times New Roman" w:hAnsi="Times New Roman" w:cs="Times New Roman"/>
+          <w:sz w:val="28"/>
+          <w:szCs w:val="28"/>
+        </w:rPr>
+        <w:t>. —</w:t>
+      </w:r>
+      <w:r>
+        <w:rPr>
+          <w:rFonts w:ascii="Times New Roman" w:hAnsi="Times New Roman" w:cs="Times New Roman"/>
+          <w:sz w:val="28"/>
+          <w:szCs w:val="28"/>
+        </w:rPr>
+        <w:t xml:space="preserve"> </w:t>
+      </w:r>
+      <w:hyperlink r:id="rId7" w:tgtFrame="_new" w:history="1">
+        <w:r>
+          <w:rPr>
+            <w:rStyle w:val="a8"/>
+            <w:rFonts w:ascii="Times New Roman" w:hAnsi="Times New Roman" w:cs="Times New Roman"/>
+            <w:sz w:val="28"/>
+            <w:szCs w:val="28"/>
+          </w:rPr>
+          <w:t>https://git-scm.com/book/ru/v2</w:t>
+        </w:r>
+      </w:hyperlink>
+      <w:r>
+        <w:rPr>
+          <w:rFonts w:ascii="Times New Roman" w:hAnsi="Times New Roman" w:cs="Times New Roman"/>
+          <w:sz w:val="28"/>
+          <w:szCs w:val="28"/>
+        </w:rPr>
+        <w:t xml:space="preserve"> </w:t>
+      </w:r>
+    </w:p>
+    <w:p>
+      <w:pPr>
+        <w:numPr>
+          <w:ilvl w:val="0"/>
+          <w:numId w:val="31"/>
+        </w:numPr>
+        <w:spacing w:before="100" w:beforeAutospacing="1" w:after="100" w:afterAutospacing="1" w:line="240" w:lineRule="auto"/>
+        <w:rPr>
+          <w:rFonts w:ascii="Times New Roman" w:hAnsi="Times New Roman" w:cs="Times New Roman"/>
+          <w:sz w:val="28"/>
+          <w:szCs w:val="28"/>
+          <w:lang w:val="en-US"/>
+        </w:rPr>
+      </w:pPr>
+      <w:r>
+        <w:rPr>
+          <w:rFonts w:ascii="Times New Roman" w:hAnsi="Times New Roman" w:cs="Times New Roman"/>
+          <w:sz w:val="28"/>
+          <w:szCs w:val="28"/>
+        </w:rPr>
+        <w:t xml:space="preserve">MDN Web </w:t>
+      </w:r>
+      <w:proofErr w:type="spellStart"/>
+      <w:r>
+        <w:rPr>
+          <w:rFonts w:ascii="Times New Roman" w:hAnsi="Times New Roman" w:cs="Times New Roman"/>
+          <w:sz w:val="28"/>
+          <w:szCs w:val="28"/>
+        </w:rPr>
+        <w:t>Docs</w:t>
+      </w:r>
+      <w:proofErr w:type="spellEnd"/>
+      <w:r>
+        <w:rPr>
+          <w:rFonts w:ascii="Times New Roman" w:hAnsi="Times New Roman" w:cs="Times New Roman"/>
+          <w:sz w:val="28"/>
+          <w:szCs w:val="28"/>
+        </w:rPr>
+        <w:t xml:space="preserve">. </w:t>
+      </w:r>
+      <w:r>
+        <w:rPr>
+          <w:rFonts w:ascii="Times New Roman" w:hAnsi="Times New Roman" w:cs="Times New Roman"/>
+          <w:sz w:val="28"/>
+          <w:szCs w:val="28"/>
+          <w:lang w:val="en-US"/>
+        </w:rPr>
+        <w:t xml:space="preserve">HTML: </w:t>
+      </w:r>
+      <w:proofErr w:type="spellStart"/>
+      <w:r>
+        <w:rPr>
+          <w:rFonts w:ascii="Times New Roman" w:hAnsi="Times New Roman" w:cs="Times New Roman"/>
+          <w:sz w:val="28"/>
+          <w:szCs w:val="28"/>
+          <w:lang w:val="en-US"/>
+        </w:rPr>
+        <w:t>HyperText</w:t>
+      </w:r>
+      <w:proofErr w:type="spellEnd"/>
+      <w:r>
+        <w:rPr>
+          <w:rFonts w:ascii="Times New Roman" w:hAnsi="Times New Roman" w:cs="Times New Roman"/>
+          <w:sz w:val="28"/>
+          <w:szCs w:val="28"/>
+          <w:lang w:val="en-US"/>
+        </w:rPr>
+        <w:t xml:space="preserve"> Markup Language.</w:t>
+      </w:r>
+      <w:r>
+        <w:rPr>
+          <w:rFonts w:ascii="Times New Roman" w:hAnsi="Times New Roman" w:cs="Times New Roman"/>
+          <w:sz w:val="28"/>
+          <w:szCs w:val="28"/>
+          <w:lang w:val="en-US"/>
+        </w:rPr>
+        <w:t xml:space="preserve"> </w:t>
+      </w:r>
+      <w:hyperlink r:id="rId8" w:tgtFrame="_new" w:history="1">
+        <w:r>
+          <w:rPr>
+            <w:rStyle w:val="a8"/>
+            <w:rFonts w:ascii="Times New Roman" w:hAnsi="Times New Roman" w:cs="Times New Roman"/>
+            <w:sz w:val="28"/>
+            <w:szCs w:val="28"/>
+            <w:lang w:val="en-US"/>
+          </w:rPr>
+          <w:t>https://developer.mozilla.org/ru/docs/Web/HTML</w:t>
+        </w:r>
+      </w:hyperlink>
+      <w:r>
+        <w:rPr>
+          <w:rFonts w:ascii="Times New Roman" w:hAnsi="Times New Roman" w:cs="Times New Roman"/>
+          <w:sz w:val="28"/>
+          <w:szCs w:val="28"/>
+          <w:lang w:val="en-US"/>
+        </w:rPr>
+        <w:t xml:space="preserve"> </w:t>
+      </w:r>
+    </w:p>
+    <w:p>
+      <w:pPr>
+        <w:numPr>
+          <w:ilvl w:val="0"/>
+          <w:numId w:val="31"/>
+        </w:numPr>
+        <w:spacing w:before="100" w:beforeAutospacing="1" w:after="100" w:afterAutospacing="1" w:line="240" w:lineRule="auto"/>
+        <w:rPr>
+          <w:rFonts w:ascii="Times New Roman" w:hAnsi="Times New Roman" w:cs="Times New Roman"/>
+          <w:sz w:val="28"/>
+          <w:szCs w:val="28"/>
+          <w:lang w:val="en-US"/>
+        </w:rPr>
+      </w:pPr>
+      <w:r>
+        <w:rPr>
+          <w:rFonts w:ascii="Times New Roman" w:hAnsi="Times New Roman" w:cs="Times New Roman"/>
+          <w:sz w:val="28"/>
+          <w:szCs w:val="28"/>
+        </w:rPr>
+        <w:t xml:space="preserve">MDN Web </w:t>
+      </w:r>
+      <w:proofErr w:type="spellStart"/>
+      <w:r>
+        <w:rPr>
+          <w:rFonts w:ascii="Times New Roman" w:hAnsi="Times New Roman" w:cs="Times New Roman"/>
+          <w:sz w:val="28"/>
+          <w:szCs w:val="28"/>
+        </w:rPr>
+        <w:t>Docs</w:t>
+      </w:r>
+      <w:proofErr w:type="spellEnd"/>
+      <w:r>
+        <w:rPr>
+          <w:rFonts w:ascii="Times New Roman" w:hAnsi="Times New Roman" w:cs="Times New Roman"/>
+          <w:sz w:val="28"/>
+          <w:szCs w:val="28"/>
+        </w:rPr>
+        <w:t xml:space="preserve">. </w:t>
+      </w:r>
+      <w:r>
+        <w:rPr>
+          <w:rFonts w:ascii="Times New Roman" w:hAnsi="Times New Roman" w:cs="Times New Roman"/>
+          <w:sz w:val="28"/>
+          <w:szCs w:val="28"/>
+          <w:lang w:val="en-US"/>
+        </w:rPr>
+        <w:t>CSS: Cascading Style Sheets. —</w:t>
+      </w:r>
+      <w:hyperlink r:id="rId9" w:tgtFrame="_new" w:history="1">
+        <w:r>
+          <w:rPr>
+            <w:rStyle w:val="a8"/>
+            <w:rFonts w:ascii="Times New Roman" w:hAnsi="Times New Roman" w:cs="Times New Roman"/>
+            <w:sz w:val="28"/>
+            <w:szCs w:val="28"/>
+            <w:lang w:val="en-US"/>
+          </w:rPr>
+          <w:t>https://developer.mozilla.org/ru/docs/Web/CSS</w:t>
+        </w:r>
+      </w:hyperlink>
+    </w:p>
+    <w:p>
+      <w:pPr>
+        <w:numPr>
+          <w:ilvl w:val="0"/>
+          <w:numId w:val="31"/>
+        </w:numPr>
+        <w:spacing w:before="100" w:beforeAutospacing="1" w:after="100" w:afterAutospacing="1" w:line="240" w:lineRule="auto"/>
+        <w:rPr>
+          <w:rFonts w:ascii="Times New Roman" w:hAnsi="Times New Roman" w:cs="Times New Roman"/>
+          <w:sz w:val="28"/>
+          <w:szCs w:val="28"/>
+        </w:rPr>
+      </w:pPr>
+      <w:r>
+        <w:rPr>
+          <w:rFonts w:ascii="Times New Roman" w:hAnsi="Times New Roman" w:cs="Times New Roman"/>
+          <w:sz w:val="28"/>
+          <w:szCs w:val="28"/>
+        </w:rPr>
+        <w:t xml:space="preserve">MDN Web </w:t>
+      </w:r>
+      <w:proofErr w:type="spellStart"/>
+      <w:r>
+        <w:rPr>
+          <w:rFonts w:ascii="Times New Roman" w:hAnsi="Times New Roman" w:cs="Times New Roman"/>
+          <w:sz w:val="28"/>
+          <w:szCs w:val="28"/>
+        </w:rPr>
+        <w:t>Docs</w:t>
+      </w:r>
+      <w:proofErr w:type="spellEnd"/>
+      <w:r>
+        <w:rPr>
+          <w:rFonts w:ascii="Times New Roman" w:hAnsi="Times New Roman" w:cs="Times New Roman"/>
+          <w:sz w:val="28"/>
+          <w:szCs w:val="28"/>
+        </w:rPr>
+        <w:t>. Основы веб-разработки. —</w:t>
+      </w:r>
+      <w:hyperlink r:id="rId10" w:tgtFrame="_new" w:history="1">
+        <w:r>
+          <w:rPr>
+            <w:rStyle w:val="a8"/>
+            <w:rFonts w:ascii="Times New Roman" w:hAnsi="Times New Roman" w:cs="Times New Roman"/>
+            <w:sz w:val="28"/>
+            <w:szCs w:val="28"/>
+          </w:rPr>
+          <w:t>https://developer.mozilla.org/ru/docs/Learn</w:t>
+        </w:r>
+      </w:hyperlink>
+      <w:r>
+        <w:rPr>
+          <w:rFonts w:ascii="Times New Roman" w:hAnsi="Times New Roman" w:cs="Times New Roman"/>
+          <w:sz w:val="28"/>
+          <w:szCs w:val="28"/>
+        </w:rPr>
+        <w:t xml:space="preserve"> </w:t>
+      </w:r>
+    </w:p>
+    <w:p>
+      <w:pPr>
+        <w:numPr>
+          <w:ilvl w:val="0"/>
+          <w:numId w:val="31"/>
+        </w:numPr>
+        <w:spacing w:before="100" w:beforeAutospacing="1" w:after="100" w:afterAutospacing="1" w:line="240" w:lineRule="auto"/>
+        <w:rPr>
+          <w:rFonts w:ascii="Times New Roman" w:hAnsi="Times New Roman" w:cs="Times New Roman"/>
+          <w:sz w:val="28"/>
+          <w:szCs w:val="28"/>
+        </w:rPr>
+      </w:pPr>
+      <w:proofErr w:type="spellStart"/>
+      <w:r>
+        <w:rPr>
+          <w:rFonts w:ascii="Times New Roman" w:hAnsi="Times New Roman" w:cs="Times New Roman"/>
+          <w:sz w:val="28"/>
+          <w:szCs w:val="28"/>
+        </w:rPr>
+        <w:t>Hexlet</w:t>
+      </w:r>
+      <w:proofErr w:type="spellEnd"/>
+      <w:r>
+        <w:rPr>
+          <w:rFonts w:ascii="Times New Roman" w:hAnsi="Times New Roman" w:cs="Times New Roman"/>
+          <w:sz w:val="28"/>
+          <w:szCs w:val="28"/>
+        </w:rPr>
+        <w:t xml:space="preserve">. Курс «Введение в </w:t>
+      </w:r>
+      <w:proofErr w:type="spellStart"/>
+      <w:r>
+        <w:rPr>
+          <w:rFonts w:ascii="Times New Roman" w:hAnsi="Times New Roman" w:cs="Times New Roman"/>
+          <w:sz w:val="28"/>
+          <w:szCs w:val="28"/>
+        </w:rPr>
+        <w:t>Git</w:t>
+      </w:r>
+      <w:proofErr w:type="spellEnd"/>
+      <w:r>
+        <w:rPr>
+          <w:rFonts w:ascii="Times New Roman" w:hAnsi="Times New Roman" w:cs="Times New Roman"/>
+          <w:sz w:val="28"/>
+          <w:szCs w:val="28"/>
+        </w:rPr>
+        <w:t>». —</w:t>
+      </w:r>
+      <w:r>
+        <w:rPr>
+          <w:rFonts w:ascii="Times New Roman" w:hAnsi="Times New Roman" w:cs="Times New Roman"/>
+          <w:sz w:val="28"/>
+          <w:szCs w:val="28"/>
+        </w:rPr>
+        <w:t xml:space="preserve"> </w:t>
+      </w:r>
+      <w:hyperlink r:id="rId11" w:tgtFrame="_new" w:history="1">
+        <w:r>
+          <w:rPr>
+            <w:rStyle w:val="a8"/>
+            <w:rFonts w:ascii="Times New Roman" w:hAnsi="Times New Roman" w:cs="Times New Roman"/>
+            <w:sz w:val="28"/>
+            <w:szCs w:val="28"/>
+          </w:rPr>
+          <w:t>https://ru.hexlet.io/courses/intro_to_git</w:t>
+        </w:r>
+      </w:hyperlink>
+      <w:r>
+        <w:rPr>
+          <w:rFonts w:ascii="Times New Roman" w:hAnsi="Times New Roman" w:cs="Times New Roman"/>
+          <w:sz w:val="28"/>
+          <w:szCs w:val="28"/>
+        </w:rPr>
+        <w:t xml:space="preserve"> </w:t>
+      </w:r>
+    </w:p>
+    <w:p>
+      <w:pPr>
+        <w:numPr>
+          <w:ilvl w:val="0"/>
+          <w:numId w:val="31"/>
+        </w:numPr>
+        <w:spacing w:before="100" w:beforeAutospacing="1" w:after="100" w:afterAutospacing="1" w:line="240" w:lineRule="auto"/>
+        <w:rPr>
+          <w:rFonts w:ascii="Times New Roman" w:hAnsi="Times New Roman" w:cs="Times New Roman"/>
+          <w:sz w:val="28"/>
+          <w:szCs w:val="28"/>
+        </w:rPr>
+      </w:pPr>
+      <w:r>
+        <w:rPr>
+          <w:rFonts w:ascii="Times New Roman" w:hAnsi="Times New Roman" w:cs="Times New Roman"/>
+          <w:sz w:val="28"/>
+          <w:szCs w:val="28"/>
+        </w:rPr>
+        <w:t>Документация</w:t>
+      </w:r>
+      <w:r>
+        <w:rPr>
+          <w:rFonts w:ascii="Times New Roman" w:hAnsi="Times New Roman" w:cs="Times New Roman"/>
+          <w:sz w:val="28"/>
+          <w:szCs w:val="28"/>
+        </w:rPr>
+        <w:t xml:space="preserve"> </w:t>
+      </w:r>
+      <w:proofErr w:type="spellStart"/>
+      <w:r>
+        <w:rPr>
+          <w:rFonts w:ascii="Times New Roman" w:hAnsi="Times New Roman" w:cs="Times New Roman"/>
+          <w:sz w:val="28"/>
+          <w:szCs w:val="28"/>
+          <w:lang w:val="en-US"/>
+        </w:rPr>
+        <w:t>aiogram</w:t>
+      </w:r>
+      <w:proofErr w:type="spellEnd"/>
+      <w:r>
+        <w:rPr>
+          <w:rFonts w:ascii="Times New Roman" w:hAnsi="Times New Roman" w:cs="Times New Roman"/>
+          <w:sz w:val="28"/>
+          <w:szCs w:val="28"/>
+        </w:rPr>
+        <w:t>. —</w:t>
+      </w:r>
+      <w:r>
+        <w:rPr>
+          <w:rFonts w:ascii="Times New Roman" w:hAnsi="Times New Roman" w:cs="Times New Roman"/>
+          <w:sz w:val="28"/>
+          <w:szCs w:val="28"/>
+        </w:rPr>
+        <w:t xml:space="preserve"> </w:t>
+      </w:r>
+      <w:hyperlink r:id="rId12" w:history="1">
+        <w:r>
+          <w:rPr>
+            <w:rStyle w:val="a8"/>
+            <w:rFonts w:ascii="Times New Roman" w:hAnsi="Times New Roman" w:cs="Times New Roman"/>
+            <w:sz w:val="28"/>
+            <w:szCs w:val="28"/>
+          </w:rPr>
+          <w:t>https://aiogram.dev</w:t>
+        </w:r>
+      </w:hyperlink>
+    </w:p>
+    <w:p>
+      <w:pPr>
+        <w:numPr>
+          <w:ilvl w:val="0"/>
+          <w:numId w:val="31"/>
+        </w:numPr>
+        <w:spacing w:before="100" w:beforeAutospacing="1" w:after="100" w:afterAutospacing="1" w:line="240" w:lineRule="auto"/>
+        <w:rPr>
+          <w:rFonts w:ascii="Times New Roman" w:hAnsi="Times New Roman" w:cs="Times New Roman"/>
+          <w:sz w:val="28"/>
+          <w:szCs w:val="28"/>
+        </w:rPr>
+      </w:pPr>
+      <w:proofErr w:type="spellStart"/>
+      <w:r>
+        <w:rPr>
+          <w:rFonts w:ascii="Times New Roman" w:hAnsi="Times New Roman" w:cs="Times New Roman"/>
+          <w:sz w:val="28"/>
+          <w:szCs w:val="28"/>
+        </w:rPr>
+        <w:t>Doka.guide</w:t>
+      </w:r>
+      <w:proofErr w:type="spellEnd"/>
+      <w:r>
+        <w:rPr>
+          <w:rFonts w:ascii="Times New Roman" w:hAnsi="Times New Roman" w:cs="Times New Roman"/>
+          <w:sz w:val="28"/>
+          <w:szCs w:val="28"/>
+        </w:rPr>
+        <w:t xml:space="preserve"> — справочник по веб-разработке. —</w:t>
+      </w:r>
+      <w:r>
+        <w:rPr>
+          <w:rFonts w:ascii="Times New Roman" w:hAnsi="Times New Roman" w:cs="Times New Roman"/>
+          <w:sz w:val="28"/>
+          <w:szCs w:val="28"/>
+        </w:rPr>
+        <w:t xml:space="preserve"> </w:t>
+      </w:r>
+      <w:hyperlink r:id="rId13" w:tgtFrame="_new" w:history="1">
+        <w:r>
+          <w:rPr>
+            <w:rStyle w:val="a8"/>
+            <w:rFonts w:ascii="Times New Roman" w:hAnsi="Times New Roman" w:cs="Times New Roman"/>
+            <w:sz w:val="28"/>
+            <w:szCs w:val="28"/>
+          </w:rPr>
+          <w:t>https://doka.guide/</w:t>
+        </w:r>
+      </w:hyperlink>
+      <w:r>
+        <w:rPr>
+          <w:rFonts w:ascii="Times New Roman" w:hAnsi="Times New Roman" w:cs="Times New Roman"/>
+          <w:sz w:val="28"/>
+          <w:szCs w:val="28"/>
+        </w:rPr>
+        <w:t xml:space="preserve"> </w:t>
+      </w:r>
+    </w:p>
+    <w:p>
+      <w:pPr>
+        <w:pStyle w:val="a7"/>
+      </w:pPr>
+      <w:r>
+        <w:lastRenderedPageBreak/>
+        <w:t>ПРИЛОЖЕНИЯ</w:t>
+      </w:r>
+    </w:p>
+    <w:p>
+      <w:r>
+        <w:drawing>
+          <wp:inline distT="0" distB="0" distL="0" distR="0" wp14:anchorId="3459C5AC" wp14:editId="49638EAD">
+            <wp:extent cx="2626284" cy="3857625"/>
+            <wp:effectExtent l="0" t="0" r="3175" b="0"/>
+            <wp:docPr id="1" name="Рисунок 1"/>
+            <wp:cNvGraphicFramePr>
+              <a:graphicFrameLocks xmlns:a="http://schemas.openxmlformats.org/drawingml/2006/main" noChangeAspect="1"/>
+            </wp:cNvGraphicFramePr>
+            <a:graphic xmlns:a="http://schemas.openxmlformats.org/drawingml/2006/main">
+              <a:graphicData uri="http://schemas.openxmlformats.org/drawingml/2006/picture">
+                <pic:pic xmlns:pic="http://schemas.openxmlformats.org/drawingml/2006/picture">
+                  <pic:nvPicPr>
+                    <pic:cNvPr id="1" name=""/>
+                    <pic:cNvPicPr/>
+                  </pic:nvPicPr>
+                  <pic:blipFill>
+                    <a:blip r:embed="rId14"/>
+                    <a:stretch>
+                      <a:fillRect/>
+                    </a:stretch>
+                  </pic:blipFill>
+                  <pic:spPr>
+                    <a:xfrm>
+                      <a:off x="0" y="0"/>
+                      <a:ext cx="2636700" cy="3872925"/>
+                    </a:xfrm>
+                    <a:prstGeom prst="rect">
+                      <a:avLst/>
+                    </a:prstGeom>
+                  </pic:spPr>
+                </pic:pic>
+              </a:graphicData>
+            </a:graphic>
+          </wp:inline>
+        </w:drawing>
+      </w:r>
+      <w:r>
+        <w:drawing>
+          <wp:inline distT="0" distB="0" distL="0" distR="0" wp14:anchorId="58BD3A94" wp14:editId="2B672DCC">
+            <wp:extent cx="2714625" cy="3913910"/>
+            <wp:effectExtent l="0" t="0" r="0" b="0"/>
+            <wp:docPr id="2" name="Рисунок 2"/>
+            <wp:cNvGraphicFramePr>
+              <a:graphicFrameLocks xmlns:a="http://schemas.openxmlformats.org/drawingml/2006/main" noChangeAspect="1"/>
+            </wp:cNvGraphicFramePr>
+            <a:graphic xmlns:a="http://schemas.openxmlformats.org/drawingml/2006/main">
+              <a:graphicData uri="http://schemas.openxmlformats.org/drawingml/2006/picture">
+                <pic:pic xmlns:pic="http://schemas.openxmlformats.org/drawingml/2006/picture">
+                  <pic:nvPicPr>
+                    <pic:cNvPr id="1" name=""/>
+                    <pic:cNvPicPr/>
+                  </pic:nvPicPr>
+                  <pic:blipFill>
+                    <a:blip r:embed="rId15"/>
+                    <a:stretch>
+                      <a:fillRect/>
+                    </a:stretch>
+                  </pic:blipFill>
+                  <pic:spPr>
+                    <a:xfrm>
+                      <a:off x="0" y="0"/>
+                      <a:ext cx="2732122" cy="3939138"/>
+                    </a:xfrm>
+                    <a:prstGeom prst="rect">
+                      <a:avLst/>
+                    </a:prstGeom>
+                  </pic:spPr>
+                </pic:pic>
+              </a:graphicData>
+            </a:graphic>
+          </wp:inline>
+        </w:drawing>
+      </w:r>
+      <w:r>
+        <w:rPr>
+          <w:rFonts w:ascii="Times New Roman" w:eastAsia="Times New Roman" w:hAnsi="Times New Roman" w:cs="Times New Roman"/>
+          <w:color w:val="000000"/>
+          <w:sz w:val="28"/>
+          <w:szCs w:val="28"/>
+        </w:rPr>
+        <w:drawing>
+          <wp:inline distT="0" distB="0" distL="0" distR="0" wp14:anchorId="52931485" wp14:editId="5EEBC4D6">
+            <wp:extent cx="2190750" cy="3364522"/>
+            <wp:effectExtent l="0" t="0" r="0" b="7620"/>
+            <wp:docPr id="3" name="Рисунок 3"/>
+            <wp:cNvGraphicFramePr>
+              <a:graphicFrameLocks xmlns:a="http://schemas.openxmlformats.org/drawingml/2006/main" noChangeAspect="1"/>
+            </wp:cNvGraphicFramePr>
+            <a:graphic xmlns:a="http://schemas.openxmlformats.org/drawingml/2006/main">
+              <a:graphicData uri="http://schemas.openxmlformats.org/drawingml/2006/picture">
+                <pic:pic xmlns:pic="http://schemas.openxmlformats.org/drawingml/2006/picture">
+                  <pic:nvPicPr>
+                    <pic:cNvPr id="1" name=""/>
+                    <pic:cNvPicPr/>
+                  </pic:nvPicPr>
+                  <pic:blipFill>
+                    <a:blip r:embed="rId16"/>
+                    <a:stretch>
+                      <a:fillRect/>
+                    </a:stretch>
+                  </pic:blipFill>
+                  <pic:spPr>
+                    <a:xfrm>
+                      <a:off x="0" y="0"/>
+                      <a:ext cx="2201091" cy="3380403"/>
+                    </a:xfrm>
+                    <a:prstGeom prst="rect">
+                      <a:avLst/>
+                    </a:prstGeom>
+                  </pic:spPr>
+                </pic:pic>
+              </a:graphicData>
+            </a:graphic>
+          </wp:inline>
+        </w:drawing>
+      </w:r>
+      <w:r>
+        <w:rPr>
+          <w:noProof/>
+        </w:rPr>
+        <w:t xml:space="preserve"> </w:t>
+      </w:r>
+      <w:r>
+        <w:drawing>
+          <wp:inline distT="0" distB="0" distL="0" distR="0" wp14:anchorId="5EA25F3E" wp14:editId="6F02FB5F">
+            <wp:extent cx="2171700" cy="3348038"/>
+            <wp:effectExtent l="0" t="0" r="0" b="5080"/>
+            <wp:docPr id="4" name="Рисунок 4"/>
+            <wp:cNvGraphicFramePr>
+              <a:graphicFrameLocks xmlns:a="http://schemas.openxmlformats.org/drawingml/2006/main" noChangeAspect="1"/>
+            </wp:cNvGraphicFramePr>
+            <a:graphic xmlns:a="http://schemas.openxmlformats.org/drawingml/2006/main">
+              <a:graphicData uri="http://schemas.openxmlformats.org/drawingml/2006/picture">
+                <pic:pic xmlns:pic="http://schemas.openxmlformats.org/drawingml/2006/picture">
+                  <pic:nvPicPr>
+                    <pic:cNvPr id="1" name=""/>
+                    <pic:cNvPicPr/>
+                  </pic:nvPicPr>
+                  <pic:blipFill>
+                    <a:blip r:embed="rId17"/>
+                    <a:stretch>
+                      <a:fillRect/>
+                    </a:stretch>
+                  </pic:blipFill>
+                  <pic:spPr>
+                    <a:xfrm>
+                      <a:off x="0" y="0"/>
+                      <a:ext cx="2174248" cy="3351966"/>
+                    </a:xfrm>
+                    <a:prstGeom prst="rect">
+                      <a:avLst/>
+                    </a:prstGeom>
+                  </pic:spPr>
+                </pic:pic>
+              </a:graphicData>
+            </a:graphic>
+          </wp:inline>
+        </w:drawing>
+      </w:r>
+    </w:p>
+    <w:p>
+      <w:pPr>
+        <w:rPr>
+          <w:rFonts w:ascii="Times New Roman" w:hAnsi="Times New Roman" w:cs="Times New Roman"/>
+          <w:sz w:val="28"/>
+          <w:szCs w:val="28"/>
+        </w:rPr>
+      </w:pPr>
+      <w:r>
+        <w:rPr>
+          <w:rFonts w:ascii="Times New Roman" w:hAnsi="Times New Roman" w:cs="Times New Roman"/>
+          <w:sz w:val="28"/>
+          <w:szCs w:val="28"/>
+        </w:rPr>
+        <w:t xml:space="preserve">Схема проекта: </w:t>
+      </w:r>
+      <w:r>
+        <w:rPr>
+          <w:rFonts w:ascii="Times New Roman" w:hAnsi="Times New Roman" w:cs="Times New Roman"/>
+          <w:sz w:val="28"/>
+          <w:szCs w:val="28"/>
+        </w:rPr>
+        <w:t xml:space="preserve">Пользователь → </w:t>
+      </w:r>
+      <w:r>
+        <w:rPr>
+          <w:rFonts w:ascii="Times New Roman" w:hAnsi="Times New Roman" w:cs="Times New Roman"/>
+          <w:sz w:val="28"/>
+          <w:szCs w:val="28"/>
+          <w:lang w:val="en-US"/>
+        </w:rPr>
+        <w:t>Telegram</w:t>
+      </w:r>
+      <w:r>
+        <w:rPr>
+          <w:rFonts w:ascii="Times New Roman" w:hAnsi="Times New Roman" w:cs="Times New Roman"/>
+          <w:sz w:val="28"/>
+          <w:szCs w:val="28"/>
+        </w:rPr>
+        <w:t>-бот → задания → обучение → результат</w:t>
+      </w:r>
     </w:p>
     <w:sectPr>
-      <w:footerReference w:type="default" r:id="rId7"/>
+      <w:footerReference w:type="default" r:id="rId18"/>
       <w:pgSz w:w="11906" w:h="16838"/>
       <w:pgMar w:top="1134" w:right="850" w:bottom="1134" w:left="1134" w:header="708" w:footer="708" w:gutter="0"/>
       <w:pgNumType w:start="1"/>
@@ -1392,7 +3502,7 @@
 </file>
 
 <file path=word/endnotes.xml><?xml version="1.0" encoding="utf-8"?>
-<w:endnotes xmlns:wpc="http://schemas.microsoft.com/office/word/2010/wordprocessingCanvas" xmlns:mc="http://schemas.openxmlformats.org/markup-compatibility/2006" xmlns:o="urn:schemas-microsoft-com:office:office" xmlns:r="http://schemas.openxmlformats.org/officeDocument/2006/relationships" xmlns:m="http://schemas.openxmlformats.org/officeDocument/2006/math" xmlns:v="urn:schemas-microsoft-com:vml" xmlns:wp14="http://schemas.microsoft.com/office/word/2010/wordprocessingDrawing" xmlns:wp="http://schemas.openxmlformats.org/drawingml/2006/wordprocessingDrawing" xmlns:w10="urn:schemas-microsoft-com:office:word" xmlns:w="http://schemas.openxmlformats.org/wordprocessingml/2006/main" xmlns:w14="http://schemas.microsoft.com/office/word/2010/wordml" xmlns:w15="http://schemas.microsoft.com/office/word/2012/wordml" xmlns:wpg="http://schemas.microsoft.com/office/word/2010/wordprocessingGroup" xmlns:wpi="http://schemas.microsoft.com/office/word/2010/wordprocessingInk" xmlns:wne="http://schemas.microsoft.com/office/word/2006/wordml" xmlns:wps="http://schemas.microsoft.com/office/word/2010/wordprocessingShape" mc:Ignorable="w14 w15 wp14">
+<w:endnotes xmlns:wpc="http://schemas.microsoft.com/office/word/2010/wordprocessingCanvas" xmlns:cx="http://schemas.microsoft.com/office/drawing/2014/chartex" xmlns:cx1="http://schemas.microsoft.com/office/drawing/2015/9/8/chartex" xmlns:cx2="http://schemas.microsoft.com/office/drawing/2015/10/21/chartex" xmlns:cx3="http://schemas.microsoft.com/office/drawing/2016/5/9/chartex" xmlns:cx4="http://schemas.microsoft.com/office/drawing/2016/5/10/chartex" xmlns:cx5="http://schemas.microsoft.com/office/drawing/2016/5/11/chartex" xmlns:cx6="http://schemas.microsoft.com/office/drawing/2016/5/12/chartex" xmlns:cx7="http://schemas.microsoft.com/office/drawing/2016/5/13/chartex" xmlns:cx8="http://schemas.microsoft.com/office/drawing/2016/5/14/chartex" xmlns:mc="http://schemas.openxmlformats.org/markup-compatibility/2006" xmlns:aink="http://schemas.microsoft.com/office/drawing/2016/ink" xmlns:am3d="http://schemas.microsoft.com/office/drawing/2017/model3d" xmlns:o="urn:schemas-microsoft-com:office:office" xmlns:r="http://schemas.openxmlformats.org/officeDocument/2006/relationships" xmlns:m="http://schemas.openxmlformats.org/officeDocument/2006/math" xmlns:v="urn:schemas-microsoft-com:vml" xmlns:wp14="http://schemas.microsoft.com/office/word/2010/wordprocessingDrawing" xmlns:wp="http://schemas.openxmlformats.org/drawingml/2006/wordprocessingDrawing" xmlns:w10="urn:schemas-microsoft-com:office:word" xmlns:w="http://schemas.openxmlformats.org/wordprocessingml/2006/main" xmlns:w14="http://schemas.microsoft.com/office/word/2010/wordml" xmlns:w15="http://schemas.microsoft.com/office/word/2012/wordml" xmlns:w16cex="http://schemas.microsoft.com/office/word/2018/wordml/cex" xmlns:w16cid="http://schemas.microsoft.com/office/word/2016/wordml/cid" xmlns:w16="http://schemas.microsoft.com/office/word/2018/wordml" xmlns:w16sdtdh="http://schemas.microsoft.com/office/word/2020/wordml/sdtdatahash" xmlns:w16se="http://schemas.microsoft.com/office/word/2015/wordml/symex" xmlns:wpg="http://schemas.microsoft.com/office/word/2010/wordprocessingGroup" xmlns:wpi="http://schemas.microsoft.com/office/word/2010/wordprocessingInk" xmlns:wne="http://schemas.microsoft.com/office/word/2006/wordml" xmlns:wps="http://schemas.microsoft.com/office/word/2010/wordprocessingShape" mc:Ignorable="w14 w15 w16se w16cid w16 w16cex w16sdtdh wp14">
   <w:endnote w:type="separator" w:id="-1">
     <w:p>
       <w:pPr>
@@ -1417,7 +3527,7 @@
 </file>
 
 <file path=word/footer1.xml><?xml version="1.0" encoding="utf-8"?>
-<w:ftr xmlns:wpc="http://schemas.microsoft.com/office/word/2010/wordprocessingCanvas" xmlns:mc="http://schemas.openxmlformats.org/markup-compatibility/2006" xmlns:o="urn:schemas-microsoft-com:office:office" xmlns:r="http://schemas.openxmlformats.org/officeDocument/2006/relationships" xmlns:m="http://schemas.openxmlformats.org/officeDocument/2006/math" xmlns:v="urn:schemas-microsoft-com:vml" xmlns:wp14="http://schemas.microsoft.com/office/word/2010/wordprocessingDrawing" xmlns:wp="http://schemas.openxmlformats.org/drawingml/2006/wordprocessingDrawing" xmlns:w10="urn:schemas-microsoft-com:office:word" xmlns:w="http://schemas.openxmlformats.org/wordprocessingml/2006/main" xmlns:w14="http://schemas.microsoft.com/office/word/2010/wordml" xmlns:w15="http://schemas.microsoft.com/office/word/2012/wordml" xmlns:wpg="http://schemas.microsoft.com/office/word/2010/wordprocessingGroup" xmlns:wpi="http://schemas.microsoft.com/office/word/2010/wordprocessingInk" xmlns:wne="http://schemas.microsoft.com/office/word/2006/wordml" xmlns:wps="http://schemas.microsoft.com/office/word/2010/wordprocessingShape" mc:Ignorable="w14 w15 wp14">
+<w:ftr xmlns:wpc="http://schemas.microsoft.com/office/word/2010/wordprocessingCanvas" xmlns:cx="http://schemas.microsoft.com/office/drawing/2014/chartex" xmlns:cx1="http://schemas.microsoft.com/office/drawing/2015/9/8/chartex" xmlns:cx2="http://schemas.microsoft.com/office/drawing/2015/10/21/chartex" xmlns:cx3="http://schemas.microsoft.com/office/drawing/2016/5/9/chartex" xmlns:cx4="http://schemas.microsoft.com/office/drawing/2016/5/10/chartex" xmlns:cx5="http://schemas.microsoft.com/office/drawing/2016/5/11/chartex" xmlns:cx6="http://schemas.microsoft.com/office/drawing/2016/5/12/chartex" xmlns:cx7="http://schemas.microsoft.com/office/drawing/2016/5/13/chartex" xmlns:cx8="http://schemas.microsoft.com/office/drawing/2016/5/14/chartex" xmlns:mc="http://schemas.openxmlformats.org/markup-compatibility/2006" xmlns:aink="http://schemas.microsoft.com/office/drawing/2016/ink" xmlns:am3d="http://schemas.microsoft.com/office/drawing/2017/model3d" xmlns:o="urn:schemas-microsoft-com:office:office" xmlns:r="http://schemas.openxmlformats.org/officeDocument/2006/relationships" xmlns:m="http://schemas.openxmlformats.org/officeDocument/2006/math" xmlns:v="urn:schemas-microsoft-com:vml" xmlns:wp14="http://schemas.microsoft.com/office/word/2010/wordprocessingDrawing" xmlns:wp="http://schemas.openxmlformats.org/drawingml/2006/wordprocessingDrawing" xmlns:w10="urn:schemas-microsoft-com:office:word" xmlns:w="http://schemas.openxmlformats.org/wordprocessingml/2006/main" xmlns:w14="http://schemas.microsoft.com/office/word/2010/wordml" xmlns:w15="http://schemas.microsoft.com/office/word/2012/wordml" xmlns:w16cex="http://schemas.microsoft.com/office/word/2018/wordml/cex" xmlns:w16cid="http://schemas.microsoft.com/office/word/2016/wordml/cid" xmlns:w16="http://schemas.microsoft.com/office/word/2018/wordml" xmlns:w16sdtdh="http://schemas.microsoft.com/office/word/2020/wordml/sdtdatahash" xmlns:w16se="http://schemas.microsoft.com/office/word/2015/wordml/symex" xmlns:wpg="http://schemas.microsoft.com/office/word/2010/wordprocessingGroup" xmlns:wpi="http://schemas.microsoft.com/office/word/2010/wordprocessingInk" xmlns:wne="http://schemas.microsoft.com/office/word/2006/wordml" xmlns:wps="http://schemas.microsoft.com/office/word/2010/wordprocessingShape" mc:Ignorable="w14 w15 w16se w16cid w16 w16cex w16sdtdh wp14">
   <w:p>
     <w:pPr>
       <w:pBdr>
@@ -1461,7 +3571,7 @@
 </file>
 
 <file path=word/footnotes.xml><?xml version="1.0" encoding="utf-8"?>
-<w:footnotes xmlns:wpc="http://schemas.microsoft.com/office/word/2010/wordprocessingCanvas" xmlns:mc="http://schemas.openxmlformats.org/markup-compatibility/2006" xmlns:o="urn:schemas-microsoft-com:office:office" xmlns:r="http://schemas.openxmlformats.org/officeDocument/2006/relationships" xmlns:m="http://schemas.openxmlformats.org/officeDocument/2006/math" xmlns:v="urn:schemas-microsoft-com:vml" xmlns:wp14="http://schemas.microsoft.com/office/word/2010/wordprocessingDrawing" xmlns:wp="http://schemas.openxmlformats.org/drawingml/2006/wordprocessingDrawing" xmlns:w10="urn:schemas-microsoft-com:office:word" xmlns:w="http://schemas.openxmlformats.org/wordprocessingml/2006/main" xmlns:w14="http://schemas.microsoft.com/office/word/2010/wordml" xmlns:w15="http://schemas.microsoft.com/office/word/2012/wordml" xmlns:wpg="http://schemas.microsoft.com/office/word/2010/wordprocessingGroup" xmlns:wpi="http://schemas.microsoft.com/office/word/2010/wordprocessingInk" xmlns:wne="http://schemas.microsoft.com/office/word/2006/wordml" xmlns:wps="http://schemas.microsoft.com/office/word/2010/wordprocessingShape" mc:Ignorable="w14 w15 wp14">
+<w:footnotes xmlns:wpc="http://schemas.microsoft.com/office/word/2010/wordprocessingCanvas" xmlns:cx="http://schemas.microsoft.com/office/drawing/2014/chartex" xmlns:cx1="http://schemas.microsoft.com/office/drawing/2015/9/8/chartex" xmlns:cx2="http://schemas.microsoft.com/office/drawing/2015/10/21/chartex" xmlns:cx3="http://schemas.microsoft.com/office/drawing/2016/5/9/chartex" xmlns:cx4="http://schemas.microsoft.com/office/drawing/2016/5/10/chartex" xmlns:cx5="http://schemas.microsoft.com/office/drawing/2016/5/11/chartex" xmlns:cx6="http://schemas.microsoft.com/office/drawing/2016/5/12/chartex" xmlns:cx7="http://schemas.microsoft.com/office/drawing/2016/5/13/chartex" xmlns:cx8="http://schemas.microsoft.com/office/drawing/2016/5/14/chartex" xmlns:mc="http://schemas.openxmlformats.org/markup-compatibility/2006" xmlns:aink="http://schemas.microsoft.com/office/drawing/2016/ink" xmlns:am3d="http://schemas.microsoft.com/office/drawing/2017/model3d" xmlns:o="urn:schemas-microsoft-com:office:office" xmlns:r="http://schemas.openxmlformats.org/officeDocument/2006/relationships" xmlns:m="http://schemas.openxmlformats.org/officeDocument/2006/math" xmlns:v="urn:schemas-microsoft-com:vml" xmlns:wp14="http://schemas.microsoft.com/office/word/2010/wordprocessingDrawing" xmlns:wp="http://schemas.openxmlformats.org/drawingml/2006/wordprocessingDrawing" xmlns:w10="urn:schemas-microsoft-com:office:word" xmlns:w="http://schemas.openxmlformats.org/wordprocessingml/2006/main" xmlns:w14="http://schemas.microsoft.com/office/word/2010/wordml" xmlns:w15="http://schemas.microsoft.com/office/word/2012/wordml" xmlns:w16cex="http://schemas.microsoft.com/office/word/2018/wordml/cex" xmlns:w16cid="http://schemas.microsoft.com/office/word/2016/wordml/cid" xmlns:w16="http://schemas.microsoft.com/office/word/2018/wordml" xmlns:w16sdtdh="http://schemas.microsoft.com/office/word/2020/wordml/sdtdatahash" xmlns:w16se="http://schemas.microsoft.com/office/word/2015/wordml/symex" xmlns:wpg="http://schemas.microsoft.com/office/word/2010/wordprocessingGroup" xmlns:wpi="http://schemas.microsoft.com/office/word/2010/wordprocessingInk" xmlns:wne="http://schemas.microsoft.com/office/word/2006/wordml" xmlns:wps="http://schemas.microsoft.com/office/word/2010/wordprocessingShape" mc:Ignorable="w14 w15 w16se w16cid w16 w16cex w16sdtdh wp14">
   <w:footnote w:type="separator" w:id="-1">
     <w:p>
       <w:pPr>
@@ -1486,8 +3596,383 @@
 </file>
 
 <file path=word/numbering.xml><?xml version="1.0" encoding="utf-8"?>
-<w:numbering xmlns:wpc="http://schemas.microsoft.com/office/word/2010/wordprocessingCanvas" xmlns:mc="http://schemas.openxmlformats.org/markup-compatibility/2006" xmlns:o="urn:schemas-microsoft-com:office:office" xmlns:r="http://schemas.openxmlformats.org/officeDocument/2006/relationships" xmlns:m="http://schemas.openxmlformats.org/officeDocument/2006/math" xmlns:v="urn:schemas-microsoft-com:vml" xmlns:wp14="http://schemas.microsoft.com/office/word/2010/wordprocessingDrawing" xmlns:wp="http://schemas.openxmlformats.org/drawingml/2006/wordprocessingDrawing" xmlns:w10="urn:schemas-microsoft-com:office:word" xmlns:w="http://schemas.openxmlformats.org/wordprocessingml/2006/main" xmlns:w14="http://schemas.microsoft.com/office/word/2010/wordml" xmlns:w15="http://schemas.microsoft.com/office/word/2012/wordml" xmlns:wpg="http://schemas.microsoft.com/office/word/2010/wordprocessingGroup" xmlns:wpi="http://schemas.microsoft.com/office/word/2010/wordprocessingInk" xmlns:wne="http://schemas.microsoft.com/office/word/2006/wordml" xmlns:wps="http://schemas.microsoft.com/office/word/2010/wordprocessingShape" mc:Ignorable="w14 w15 wp14">
+<w:numbering xmlns:wpc="http://schemas.microsoft.com/office/word/2010/wordprocessingCanvas" xmlns:cx="http://schemas.microsoft.com/office/drawing/2014/chartex" xmlns:cx1="http://schemas.microsoft.com/office/drawing/2015/9/8/chartex" xmlns:cx2="http://schemas.microsoft.com/office/drawing/2015/10/21/chartex" xmlns:cx3="http://schemas.microsoft.com/office/drawing/2016/5/9/chartex" xmlns:cx4="http://schemas.microsoft.com/office/drawing/2016/5/10/chartex" xmlns:cx5="http://schemas.microsoft.com/office/drawing/2016/5/11/chartex" xmlns:cx6="http://schemas.microsoft.com/office/drawing/2016/5/12/chartex" xmlns:cx7="http://schemas.microsoft.com/office/drawing/2016/5/13/chartex" xmlns:cx8="http://schemas.microsoft.com/office/drawing/2016/5/14/chartex" xmlns:mc="http://schemas.openxmlformats.org/markup-compatibility/2006" xmlns:aink="http://schemas.microsoft.com/office/drawing/2016/ink" xmlns:am3d="http://schemas.microsoft.com/office/drawing/2017/model3d" xmlns:o="urn:schemas-microsoft-com:office:office" xmlns:r="http://schemas.openxmlformats.org/officeDocument/2006/relationships" xmlns:m="http://schemas.openxmlformats.org/officeDocument/2006/math" xmlns:v="urn:schemas-microsoft-com:vml" xmlns:wp14="http://schemas.microsoft.com/office/word/2010/wordprocessingDrawing" xmlns:wp="http://schemas.openxmlformats.org/drawingml/2006/wordprocessingDrawing" xmlns:w10="urn:schemas-microsoft-com:office:word" xmlns:w="http://schemas.openxmlformats.org/wordprocessingml/2006/main" xmlns:w14="http://schemas.microsoft.com/office/word/2010/wordml" xmlns:w15="http://schemas.microsoft.com/office/word/2012/wordml" xmlns:w16cex="http://schemas.microsoft.com/office/word/2018/wordml/cex" xmlns:w16cid="http://schemas.microsoft.com/office/word/2016/wordml/cid" xmlns:w16="http://schemas.microsoft.com/office/word/2018/wordml" xmlns:w16sdtdh="http://schemas.microsoft.com/office/word/2020/wordml/sdtdatahash" xmlns:w16se="http://schemas.microsoft.com/office/word/2015/wordml/symex" xmlns:wpg="http://schemas.microsoft.com/office/word/2010/wordprocessingGroup" xmlns:wpi="http://schemas.microsoft.com/office/word/2010/wordprocessingInk" xmlns:wne="http://schemas.microsoft.com/office/word/2006/wordml" xmlns:wps="http://schemas.microsoft.com/office/word/2010/wordprocessingShape" mc:Ignorable="w14 w15 w16se w16cid w16 w16cex w16sdtdh wp14">
   <w:abstractNum w:abstractNumId="0" w15:restartNumberingAfterBreak="0">
+    <w:nsid w:val="011C462E"/>
+    <w:multiLevelType w:val="multilevel"/>
+    <w:tmpl w:val="26807404"/>
+    <w:lvl w:ilvl="0">
+      <w:start w:val="1"/>
+      <w:numFmt w:val="decimal"/>
+      <w:lvlText w:val="%1."/>
+      <w:lvlJc w:val="left"/>
+      <w:pPr>
+        <w:tabs>
+          <w:tab w:val="num" w:pos="720"/>
+        </w:tabs>
+        <w:ind w:left="720" w:hanging="360"/>
+      </w:pPr>
+    </w:lvl>
+    <w:lvl w:ilvl="1" w:tentative="1">
+      <w:start w:val="1"/>
+      <w:numFmt w:val="decimal"/>
+      <w:lvlText w:val="%2."/>
+      <w:lvlJc w:val="left"/>
+      <w:pPr>
+        <w:tabs>
+          <w:tab w:val="num" w:pos="1440"/>
+        </w:tabs>
+        <w:ind w:left="1440" w:hanging="360"/>
+      </w:pPr>
+    </w:lvl>
+    <w:lvl w:ilvl="2" w:tentative="1">
+      <w:start w:val="1"/>
+      <w:numFmt w:val="decimal"/>
+      <w:lvlText w:val="%3."/>
+      <w:lvlJc w:val="left"/>
+      <w:pPr>
+        <w:tabs>
+          <w:tab w:val="num" w:pos="2160"/>
+        </w:tabs>
+        <w:ind w:left="2160" w:hanging="360"/>
+      </w:pPr>
+    </w:lvl>
+    <w:lvl w:ilvl="3" w:tentative="1">
+      <w:start w:val="1"/>
+      <w:numFmt w:val="decimal"/>
+      <w:lvlText w:val="%4."/>
+      <w:lvlJc w:val="left"/>
+      <w:pPr>
+        <w:tabs>
+          <w:tab w:val="num" w:pos="2880"/>
+        </w:tabs>
+        <w:ind w:left="2880" w:hanging="360"/>
+      </w:pPr>
+    </w:lvl>
+    <w:lvl w:ilvl="4" w:tentative="1">
+      <w:start w:val="1"/>
+      <w:numFmt w:val="decimal"/>
+      <w:lvlText w:val="%5."/>
+      <w:lvlJc w:val="left"/>
+      <w:pPr>
+        <w:tabs>
+          <w:tab w:val="num" w:pos="3600"/>
+        </w:tabs>
+        <w:ind w:left="3600" w:hanging="360"/>
+      </w:pPr>
+    </w:lvl>
+    <w:lvl w:ilvl="5" w:tentative="1">
+      <w:start w:val="1"/>
+      <w:numFmt w:val="decimal"/>
+      <w:lvlText w:val="%6."/>
+      <w:lvlJc w:val="left"/>
+      <w:pPr>
+        <w:tabs>
+          <w:tab w:val="num" w:pos="4320"/>
+        </w:tabs>
+        <w:ind w:left="4320" w:hanging="360"/>
+      </w:pPr>
+    </w:lvl>
+    <w:lvl w:ilvl="6" w:tentative="1">
+      <w:start w:val="1"/>
+      <w:numFmt w:val="decimal"/>
+      <w:lvlText w:val="%7."/>
+      <w:lvlJc w:val="left"/>
+      <w:pPr>
+        <w:tabs>
+          <w:tab w:val="num" w:pos="5040"/>
+        </w:tabs>
+        <w:ind w:left="5040" w:hanging="360"/>
+      </w:pPr>
+    </w:lvl>
+    <w:lvl w:ilvl="7" w:tentative="1">
+      <w:start w:val="1"/>
+      <w:numFmt w:val="decimal"/>
+      <w:lvlText w:val="%8."/>
+      <w:lvlJc w:val="left"/>
+      <w:pPr>
+        <w:tabs>
+          <w:tab w:val="num" w:pos="5760"/>
+        </w:tabs>
+        <w:ind w:left="5760" w:hanging="360"/>
+      </w:pPr>
+    </w:lvl>
+    <w:lvl w:ilvl="8" w:tentative="1">
+      <w:start w:val="1"/>
+      <w:numFmt w:val="decimal"/>
+      <w:lvlText w:val="%9."/>
+      <w:lvlJc w:val="left"/>
+      <w:pPr>
+        <w:tabs>
+          <w:tab w:val="num" w:pos="6480"/>
+        </w:tabs>
+        <w:ind w:left="6480" w:hanging="360"/>
+      </w:pPr>
+    </w:lvl>
+  </w:abstractNum>
+  <w:abstractNum w:abstractNumId="1" w15:restartNumberingAfterBreak="0">
+    <w:nsid w:val="04B24E20"/>
+    <w:multiLevelType w:val="multilevel"/>
+    <w:tmpl w:val="D4E8464A"/>
+    <w:lvl w:ilvl="0">
+      <w:start w:val="1"/>
+      <w:numFmt w:val="bullet"/>
+      <w:lvlText w:val=""/>
+      <w:lvlJc w:val="left"/>
+      <w:pPr>
+        <w:tabs>
+          <w:tab w:val="num" w:pos="720"/>
+        </w:tabs>
+        <w:ind w:left="720" w:hanging="360"/>
+      </w:pPr>
+      <w:rPr>
+        <w:rFonts w:ascii="Symbol" w:hAnsi="Symbol" w:hint="default"/>
+        <w:sz w:val="20"/>
+      </w:rPr>
+    </w:lvl>
+    <w:lvl w:ilvl="1" w:tentative="1">
+      <w:start w:val="1"/>
+      <w:numFmt w:val="bullet"/>
+      <w:lvlText w:val="o"/>
+      <w:lvlJc w:val="left"/>
+      <w:pPr>
+        <w:tabs>
+          <w:tab w:val="num" w:pos="1440"/>
+        </w:tabs>
+        <w:ind w:left="1440" w:hanging="360"/>
+      </w:pPr>
+      <w:rPr>
+        <w:rFonts w:ascii="Courier New" w:hAnsi="Courier New" w:hint="default"/>
+        <w:sz w:val="20"/>
+      </w:rPr>
+    </w:lvl>
+    <w:lvl w:ilvl="2" w:tentative="1">
+      <w:start w:val="1"/>
+      <w:numFmt w:val="bullet"/>
+      <w:lvlText w:val=""/>
+      <w:lvlJc w:val="left"/>
+      <w:pPr>
+        <w:tabs>
+          <w:tab w:val="num" w:pos="2160"/>
+        </w:tabs>
+        <w:ind w:left="2160" w:hanging="360"/>
+      </w:pPr>
+      <w:rPr>
+        <w:rFonts w:ascii="Wingdings" w:hAnsi="Wingdings" w:hint="default"/>
+        <w:sz w:val="20"/>
+      </w:rPr>
+    </w:lvl>
+    <w:lvl w:ilvl="3" w:tentative="1">
+      <w:start w:val="1"/>
+      <w:numFmt w:val="bullet"/>
+      <w:lvlText w:val=""/>
+      <w:lvlJc w:val="left"/>
+      <w:pPr>
+        <w:tabs>
+          <w:tab w:val="num" w:pos="2880"/>
+        </w:tabs>
+        <w:ind w:left="2880" w:hanging="360"/>
+      </w:pPr>
+      <w:rPr>
+        <w:rFonts w:ascii="Wingdings" w:hAnsi="Wingdings" w:hint="default"/>
+        <w:sz w:val="20"/>
+      </w:rPr>
+    </w:lvl>
+    <w:lvl w:ilvl="4" w:tentative="1">
+      <w:start w:val="1"/>
+      <w:numFmt w:val="bullet"/>
+      <w:lvlText w:val=""/>
+      <w:lvlJc w:val="left"/>
+      <w:pPr>
+        <w:tabs>
+          <w:tab w:val="num" w:pos="3600"/>
+        </w:tabs>
+        <w:ind w:left="3600" w:hanging="360"/>
+      </w:pPr>
+      <w:rPr>
+        <w:rFonts w:ascii="Wingdings" w:hAnsi="Wingdings" w:hint="default"/>
+        <w:sz w:val="20"/>
+      </w:rPr>
+    </w:lvl>
+    <w:lvl w:ilvl="5" w:tentative="1">
+      <w:start w:val="1"/>
+      <w:numFmt w:val="bullet"/>
+      <w:lvlText w:val=""/>
+      <w:lvlJc w:val="left"/>
+      <w:pPr>
+        <w:tabs>
+          <w:tab w:val="num" w:pos="4320"/>
+        </w:tabs>
+        <w:ind w:left="4320" w:hanging="360"/>
+      </w:pPr>
+      <w:rPr>
+        <w:rFonts w:ascii="Wingdings" w:hAnsi="Wingdings" w:hint="default"/>
+        <w:sz w:val="20"/>
+      </w:rPr>
+    </w:lvl>
+    <w:lvl w:ilvl="6" w:tentative="1">
+      <w:start w:val="1"/>
+      <w:numFmt w:val="bullet"/>
+      <w:lvlText w:val=""/>
+      <w:lvlJc w:val="left"/>
+      <w:pPr>
+        <w:tabs>
+          <w:tab w:val="num" w:pos="5040"/>
+        </w:tabs>
+        <w:ind w:left="5040" w:hanging="360"/>
+      </w:pPr>
+      <w:rPr>
+        <w:rFonts w:ascii="Wingdings" w:hAnsi="Wingdings" w:hint="default"/>
+        <w:sz w:val="20"/>
+      </w:rPr>
+    </w:lvl>
+    <w:lvl w:ilvl="7" w:tentative="1">
+      <w:start w:val="1"/>
+      <w:numFmt w:val="bullet"/>
+      <w:lvlText w:val=""/>
+      <w:lvlJc w:val="left"/>
+      <w:pPr>
+        <w:tabs>
+          <w:tab w:val="num" w:pos="5760"/>
+        </w:tabs>
+        <w:ind w:left="5760" w:hanging="360"/>
+      </w:pPr>
+      <w:rPr>
+        <w:rFonts w:ascii="Wingdings" w:hAnsi="Wingdings" w:hint="default"/>
+        <w:sz w:val="20"/>
+      </w:rPr>
+    </w:lvl>
+    <w:lvl w:ilvl="8" w:tentative="1">
+      <w:start w:val="1"/>
+      <w:numFmt w:val="bullet"/>
+      <w:lvlText w:val=""/>
+      <w:lvlJc w:val="left"/>
+      <w:pPr>
+        <w:tabs>
+          <w:tab w:val="num" w:pos="6480"/>
+        </w:tabs>
+        <w:ind w:left="6480" w:hanging="360"/>
+      </w:pPr>
+      <w:rPr>
+        <w:rFonts w:ascii="Wingdings" w:hAnsi="Wingdings" w:hint="default"/>
+        <w:sz w:val="20"/>
+      </w:rPr>
+    </w:lvl>
+  </w:abstractNum>
+  <w:abstractNum w:abstractNumId="2" w15:restartNumberingAfterBreak="0">
+    <w:nsid w:val="08781B6E"/>
+    <w:multiLevelType w:val="hybridMultilevel"/>
+    <w:tmpl w:val="6A301336"/>
+    <w:lvl w:ilvl="0" w:tplc="F9C49F3E">
+      <w:start w:val="1"/>
+      <w:numFmt w:val="bullet"/>
+      <w:lvlText w:val=""/>
+      <w:lvlJc w:val="left"/>
+      <w:pPr>
+        <w:ind w:left="1440" w:hanging="360"/>
+      </w:pPr>
+      <w:rPr>
+        <w:rFonts w:ascii="Symbol" w:hAnsi="Symbol" w:hint="default"/>
+      </w:rPr>
+    </w:lvl>
+    <w:lvl w:ilvl="1" w:tplc="04190003" w:tentative="1">
+      <w:start w:val="1"/>
+      <w:numFmt w:val="bullet"/>
+      <w:lvlText w:val="o"/>
+      <w:lvlJc w:val="left"/>
+      <w:pPr>
+        <w:ind w:left="2160" w:hanging="360"/>
+      </w:pPr>
+      <w:rPr>
+        <w:rFonts w:ascii="Courier New" w:hAnsi="Courier New" w:cs="Courier New" w:hint="default"/>
+      </w:rPr>
+    </w:lvl>
+    <w:lvl w:ilvl="2" w:tplc="04190005" w:tentative="1">
+      <w:start w:val="1"/>
+      <w:numFmt w:val="bullet"/>
+      <w:lvlText w:val=""/>
+      <w:lvlJc w:val="left"/>
+      <w:pPr>
+        <w:ind w:left="2880" w:hanging="360"/>
+      </w:pPr>
+      <w:rPr>
+        <w:rFonts w:ascii="Wingdings" w:hAnsi="Wingdings" w:hint="default"/>
+      </w:rPr>
+    </w:lvl>
+    <w:lvl w:ilvl="3" w:tplc="04190001" w:tentative="1">
+      <w:start w:val="1"/>
+      <w:numFmt w:val="bullet"/>
+      <w:lvlText w:val=""/>
+      <w:lvlJc w:val="left"/>
+      <w:pPr>
+        <w:ind w:left="3600" w:hanging="360"/>
+      </w:pPr>
+      <w:rPr>
+        <w:rFonts w:ascii="Symbol" w:hAnsi="Symbol" w:hint="default"/>
+      </w:rPr>
+    </w:lvl>
+    <w:lvl w:ilvl="4" w:tplc="04190003" w:tentative="1">
+      <w:start w:val="1"/>
+      <w:numFmt w:val="bullet"/>
+      <w:lvlText w:val="o"/>
+      <w:lvlJc w:val="left"/>
+      <w:pPr>
+        <w:ind w:left="4320" w:hanging="360"/>
+      </w:pPr>
+      <w:rPr>
+        <w:rFonts w:ascii="Courier New" w:hAnsi="Courier New" w:cs="Courier New" w:hint="default"/>
+      </w:rPr>
+    </w:lvl>
+    <w:lvl w:ilvl="5" w:tplc="04190005" w:tentative="1">
+      <w:start w:val="1"/>
+      <w:numFmt w:val="bullet"/>
+      <w:lvlText w:val=""/>
+      <w:lvlJc w:val="left"/>
+      <w:pPr>
+        <w:ind w:left="5040" w:hanging="360"/>
+      </w:pPr>
+      <w:rPr>
+        <w:rFonts w:ascii="Wingdings" w:hAnsi="Wingdings" w:hint="default"/>
+      </w:rPr>
+    </w:lvl>
+    <w:lvl w:ilvl="6" w:tplc="04190001" w:tentative="1">
+      <w:start w:val="1"/>
+      <w:numFmt w:val="bullet"/>
+      <w:lvlText w:val=""/>
+      <w:lvlJc w:val="left"/>
+      <w:pPr>
+        <w:ind w:left="5760" w:hanging="360"/>
+      </w:pPr>
+      <w:rPr>
+        <w:rFonts w:ascii="Symbol" w:hAnsi="Symbol" w:hint="default"/>
+      </w:rPr>
+    </w:lvl>
+    <w:lvl w:ilvl="7" w:tplc="04190003" w:tentative="1">
+      <w:start w:val="1"/>
+      <w:numFmt w:val="bullet"/>
+      <w:lvlText w:val="o"/>
+      <w:lvlJc w:val="left"/>
+      <w:pPr>
+        <w:ind w:left="6480" w:hanging="360"/>
+      </w:pPr>
+      <w:rPr>
+        <w:rFonts w:ascii="Courier New" w:hAnsi="Courier New" w:cs="Courier New" w:hint="default"/>
+      </w:rPr>
+    </w:lvl>
+    <w:lvl w:ilvl="8" w:tplc="04190005" w:tentative="1">
+      <w:start w:val="1"/>
+      <w:numFmt w:val="bullet"/>
+      <w:lvlText w:val=""/>
+      <w:lvlJc w:val="left"/>
+      <w:pPr>
+        <w:ind w:left="7200" w:hanging="360"/>
+      </w:pPr>
+      <w:rPr>
+        <w:rFonts w:ascii="Wingdings" w:hAnsi="Wingdings" w:hint="default"/>
+      </w:rPr>
+    </w:lvl>
+  </w:abstractNum>
+  <w:abstractNum w:abstractNumId="3" w15:restartNumberingAfterBreak="0">
     <w:nsid w:val="0B9747C8"/>
     <w:multiLevelType w:val="multilevel"/>
     <w:tmpl w:val="6B9837F6"/>
@@ -1601,7 +4086,7 @@
       </w:rPr>
     </w:lvl>
   </w:abstractNum>
-  <w:abstractNum w:abstractNumId="1" w15:restartNumberingAfterBreak="0">
+  <w:abstractNum w:abstractNumId="4" w15:restartNumberingAfterBreak="0">
     <w:nsid w:val="13456CF6"/>
     <w:multiLevelType w:val="multilevel"/>
     <w:tmpl w:val="6B9837F6"/>
@@ -1715,7 +4200,96 @@
       </w:rPr>
     </w:lvl>
   </w:abstractNum>
-  <w:abstractNum w:abstractNumId="2" w15:restartNumberingAfterBreak="0">
+  <w:abstractNum w:abstractNumId="5" w15:restartNumberingAfterBreak="0">
+    <w:nsid w:val="190F150C"/>
+    <w:multiLevelType w:val="hybridMultilevel"/>
+    <w:tmpl w:val="B3AC613C"/>
+    <w:lvl w:ilvl="0" w:tplc="0419000F">
+      <w:start w:val="1"/>
+      <w:numFmt w:val="decimal"/>
+      <w:lvlText w:val="%1."/>
+      <w:lvlJc w:val="left"/>
+      <w:pPr>
+        <w:ind w:left="720" w:hanging="360"/>
+      </w:pPr>
+      <w:rPr>
+        <w:rFonts w:hint="default"/>
+      </w:rPr>
+    </w:lvl>
+    <w:lvl w:ilvl="1" w:tplc="04190019" w:tentative="1">
+      <w:start w:val="1"/>
+      <w:numFmt w:val="lowerLetter"/>
+      <w:lvlText w:val="%2."/>
+      <w:lvlJc w:val="left"/>
+      <w:pPr>
+        <w:ind w:left="1440" w:hanging="360"/>
+      </w:pPr>
+    </w:lvl>
+    <w:lvl w:ilvl="2" w:tplc="0419001B" w:tentative="1">
+      <w:start w:val="1"/>
+      <w:numFmt w:val="lowerRoman"/>
+      <w:lvlText w:val="%3."/>
+      <w:lvlJc w:val="right"/>
+      <w:pPr>
+        <w:ind w:left="2160" w:hanging="180"/>
+      </w:pPr>
+    </w:lvl>
+    <w:lvl w:ilvl="3" w:tplc="0419000F" w:tentative="1">
+      <w:start w:val="1"/>
+      <w:numFmt w:val="decimal"/>
+      <w:lvlText w:val="%4."/>
+      <w:lvlJc w:val="left"/>
+      <w:pPr>
+        <w:ind w:left="2880" w:hanging="360"/>
+      </w:pPr>
+    </w:lvl>
+    <w:lvl w:ilvl="4" w:tplc="04190019" w:tentative="1">
+      <w:start w:val="1"/>
+      <w:numFmt w:val="lowerLetter"/>
+      <w:lvlText w:val="%5."/>
+      <w:lvlJc w:val="left"/>
+      <w:pPr>
+        <w:ind w:left="3600" w:hanging="360"/>
+      </w:pPr>
+    </w:lvl>
+    <w:lvl w:ilvl="5" w:tplc="0419001B" w:tentative="1">
+      <w:start w:val="1"/>
+      <w:numFmt w:val="lowerRoman"/>
+      <w:lvlText w:val="%6."/>
+      <w:lvlJc w:val="right"/>
+      <w:pPr>
+        <w:ind w:left="4320" w:hanging="180"/>
+      </w:pPr>
+    </w:lvl>
+    <w:lvl w:ilvl="6" w:tplc="0419000F" w:tentative="1">
+      <w:start w:val="1"/>
+      <w:numFmt w:val="decimal"/>
+      <w:lvlText w:val="%7."/>
+      <w:lvlJc w:val="left"/>
+      <w:pPr>
+        <w:ind w:left="5040" w:hanging="360"/>
+      </w:pPr>
+    </w:lvl>
+    <w:lvl w:ilvl="7" w:tplc="04190019" w:tentative="1">
+      <w:start w:val="1"/>
+      <w:numFmt w:val="lowerLetter"/>
+      <w:lvlText w:val="%8."/>
+      <w:lvlJc w:val="left"/>
+      <w:pPr>
+        <w:ind w:left="5760" w:hanging="360"/>
+      </w:pPr>
+    </w:lvl>
+    <w:lvl w:ilvl="8" w:tplc="0419001B" w:tentative="1">
+      <w:start w:val="1"/>
+      <w:numFmt w:val="lowerRoman"/>
+      <w:lvlText w:val="%9."/>
+      <w:lvlJc w:val="right"/>
+      <w:pPr>
+        <w:ind w:left="6480" w:hanging="180"/>
+      </w:pPr>
+    </w:lvl>
+  </w:abstractNum>
+  <w:abstractNum w:abstractNumId="6" w15:restartNumberingAfterBreak="0">
     <w:nsid w:val="19131C56"/>
     <w:multiLevelType w:val="multilevel"/>
     <w:tmpl w:val="6B9837F6"/>
@@ -1829,7 +4403,7 @@
       </w:rPr>
     </w:lvl>
   </w:abstractNum>
-  <w:abstractNum w:abstractNumId="3" w15:restartNumberingAfterBreak="0">
+  <w:abstractNum w:abstractNumId="7" w15:restartNumberingAfterBreak="0">
     <w:nsid w:val="20866A0B"/>
     <w:multiLevelType w:val="hybridMultilevel"/>
     <w:tmpl w:val="5BB6AE2A"/>
@@ -1919,7 +4493,7 @@
       </w:pPr>
     </w:lvl>
   </w:abstractNum>
-  <w:abstractNum w:abstractNumId="4" w15:restartNumberingAfterBreak="0">
+  <w:abstractNum w:abstractNumId="8" w15:restartNumberingAfterBreak="0">
     <w:nsid w:val="28FE4C7C"/>
     <w:multiLevelType w:val="hybridMultilevel"/>
     <w:tmpl w:val="826873F6"/>
@@ -2008,7 +4582,305 @@
       </w:pPr>
     </w:lvl>
   </w:abstractNum>
-  <w:abstractNum w:abstractNumId="5" w15:restartNumberingAfterBreak="0">
+  <w:abstractNum w:abstractNumId="9" w15:restartNumberingAfterBreak="0">
+    <w:nsid w:val="29DB70EE"/>
+    <w:multiLevelType w:val="multilevel"/>
+    <w:tmpl w:val="36F837A6"/>
+    <w:lvl w:ilvl="0">
+      <w:start w:val="1"/>
+      <w:numFmt w:val="bullet"/>
+      <w:lvlText w:val=""/>
+      <w:lvlJc w:val="left"/>
+      <w:pPr>
+        <w:tabs>
+          <w:tab w:val="num" w:pos="1440"/>
+        </w:tabs>
+        <w:ind w:left="1440" w:hanging="360"/>
+      </w:pPr>
+      <w:rPr>
+        <w:rFonts w:ascii="Symbol" w:hAnsi="Symbol" w:hint="default"/>
+        <w:sz w:val="20"/>
+      </w:rPr>
+    </w:lvl>
+    <w:lvl w:ilvl="1" w:tentative="1">
+      <w:start w:val="1"/>
+      <w:numFmt w:val="bullet"/>
+      <w:lvlText w:val="o"/>
+      <w:lvlJc w:val="left"/>
+      <w:pPr>
+        <w:tabs>
+          <w:tab w:val="num" w:pos="2160"/>
+        </w:tabs>
+        <w:ind w:left="2160" w:hanging="360"/>
+      </w:pPr>
+      <w:rPr>
+        <w:rFonts w:ascii="Courier New" w:hAnsi="Courier New" w:hint="default"/>
+        <w:sz w:val="20"/>
+      </w:rPr>
+    </w:lvl>
+    <w:lvl w:ilvl="2" w:tentative="1">
+      <w:start w:val="1"/>
+      <w:numFmt w:val="bullet"/>
+      <w:lvlText w:val=""/>
+      <w:lvlJc w:val="left"/>
+      <w:pPr>
+        <w:tabs>
+          <w:tab w:val="num" w:pos="2880"/>
+        </w:tabs>
+        <w:ind w:left="2880" w:hanging="360"/>
+      </w:pPr>
+      <w:rPr>
+        <w:rFonts w:ascii="Wingdings" w:hAnsi="Wingdings" w:hint="default"/>
+        <w:sz w:val="20"/>
+      </w:rPr>
+    </w:lvl>
+    <w:lvl w:ilvl="3" w:tentative="1">
+      <w:start w:val="1"/>
+      <w:numFmt w:val="bullet"/>
+      <w:lvlText w:val=""/>
+      <w:lvlJc w:val="left"/>
+      <w:pPr>
+        <w:tabs>
+          <w:tab w:val="num" w:pos="3600"/>
+        </w:tabs>
+        <w:ind w:left="3600" w:hanging="360"/>
+      </w:pPr>
+      <w:rPr>
+        <w:rFonts w:ascii="Wingdings" w:hAnsi="Wingdings" w:hint="default"/>
+        <w:sz w:val="20"/>
+      </w:rPr>
+    </w:lvl>
+    <w:lvl w:ilvl="4" w:tentative="1">
+      <w:start w:val="1"/>
+      <w:numFmt w:val="bullet"/>
+      <w:lvlText w:val=""/>
+      <w:lvlJc w:val="left"/>
+      <w:pPr>
+        <w:tabs>
+          <w:tab w:val="num" w:pos="4320"/>
+        </w:tabs>
+        <w:ind w:left="4320" w:hanging="360"/>
+      </w:pPr>
+      <w:rPr>
+        <w:rFonts w:ascii="Wingdings" w:hAnsi="Wingdings" w:hint="default"/>
+        <w:sz w:val="20"/>
+      </w:rPr>
+    </w:lvl>
+    <w:lvl w:ilvl="5" w:tentative="1">
+      <w:start w:val="1"/>
+      <w:numFmt w:val="bullet"/>
+      <w:lvlText w:val=""/>
+      <w:lvlJc w:val="left"/>
+      <w:pPr>
+        <w:tabs>
+          <w:tab w:val="num" w:pos="5040"/>
+        </w:tabs>
+        <w:ind w:left="5040" w:hanging="360"/>
+      </w:pPr>
+      <w:rPr>
+        <w:rFonts w:ascii="Wingdings" w:hAnsi="Wingdings" w:hint="default"/>
+        <w:sz w:val="20"/>
+      </w:rPr>
+    </w:lvl>
+    <w:lvl w:ilvl="6" w:tentative="1">
+      <w:start w:val="1"/>
+      <w:numFmt w:val="bullet"/>
+      <w:lvlText w:val=""/>
+      <w:lvlJc w:val="left"/>
+      <w:pPr>
+        <w:tabs>
+          <w:tab w:val="num" w:pos="5760"/>
+        </w:tabs>
+        <w:ind w:left="5760" w:hanging="360"/>
+      </w:pPr>
+      <w:rPr>
+        <w:rFonts w:ascii="Wingdings" w:hAnsi="Wingdings" w:hint="default"/>
+        <w:sz w:val="20"/>
+      </w:rPr>
+    </w:lvl>
+    <w:lvl w:ilvl="7" w:tentative="1">
+      <w:start w:val="1"/>
+      <w:numFmt w:val="bullet"/>
+      <w:lvlText w:val=""/>
+      <w:lvlJc w:val="left"/>
+      <w:pPr>
+        <w:tabs>
+          <w:tab w:val="num" w:pos="6480"/>
+        </w:tabs>
+        <w:ind w:left="6480" w:hanging="360"/>
+      </w:pPr>
+      <w:rPr>
+        <w:rFonts w:ascii="Wingdings" w:hAnsi="Wingdings" w:hint="default"/>
+        <w:sz w:val="20"/>
+      </w:rPr>
+    </w:lvl>
+    <w:lvl w:ilvl="8" w:tentative="1">
+      <w:start w:val="1"/>
+      <w:numFmt w:val="bullet"/>
+      <w:lvlText w:val=""/>
+      <w:lvlJc w:val="left"/>
+      <w:pPr>
+        <w:tabs>
+          <w:tab w:val="num" w:pos="7200"/>
+        </w:tabs>
+        <w:ind w:left="7200" w:hanging="360"/>
+      </w:pPr>
+      <w:rPr>
+        <w:rFonts w:ascii="Wingdings" w:hAnsi="Wingdings" w:hint="default"/>
+        <w:sz w:val="20"/>
+      </w:rPr>
+    </w:lvl>
+  </w:abstractNum>
+  <w:abstractNum w:abstractNumId="10" w15:restartNumberingAfterBreak="0">
+    <w:nsid w:val="2DDE5478"/>
+    <w:multiLevelType w:val="multilevel"/>
+    <w:tmpl w:val="6DA0EF2E"/>
+    <w:lvl w:ilvl="0">
+      <w:start w:val="1"/>
+      <w:numFmt w:val="bullet"/>
+      <w:lvlText w:val=""/>
+      <w:lvlJc w:val="left"/>
+      <w:pPr>
+        <w:tabs>
+          <w:tab w:val="num" w:pos="720"/>
+        </w:tabs>
+        <w:ind w:left="720" w:hanging="360"/>
+      </w:pPr>
+      <w:rPr>
+        <w:rFonts w:ascii="Symbol" w:hAnsi="Symbol" w:hint="default"/>
+        <w:sz w:val="20"/>
+      </w:rPr>
+    </w:lvl>
+    <w:lvl w:ilvl="1" w:tentative="1">
+      <w:start w:val="1"/>
+      <w:numFmt w:val="bullet"/>
+      <w:lvlText w:val="o"/>
+      <w:lvlJc w:val="left"/>
+      <w:pPr>
+        <w:tabs>
+          <w:tab w:val="num" w:pos="1440"/>
+        </w:tabs>
+        <w:ind w:left="1440" w:hanging="360"/>
+      </w:pPr>
+      <w:rPr>
+        <w:rFonts w:ascii="Courier New" w:hAnsi="Courier New" w:hint="default"/>
+        <w:sz w:val="20"/>
+      </w:rPr>
+    </w:lvl>
+    <w:lvl w:ilvl="2" w:tentative="1">
+      <w:start w:val="1"/>
+      <w:numFmt w:val="bullet"/>
+      <w:lvlText w:val=""/>
+      <w:lvlJc w:val="left"/>
+      <w:pPr>
+        <w:tabs>
+          <w:tab w:val="num" w:pos="2160"/>
+        </w:tabs>
+        <w:ind w:left="2160" w:hanging="360"/>
+      </w:pPr>
+      <w:rPr>
+        <w:rFonts w:ascii="Wingdings" w:hAnsi="Wingdings" w:hint="default"/>
+        <w:sz w:val="20"/>
+      </w:rPr>
+    </w:lvl>
+    <w:lvl w:ilvl="3" w:tentative="1">
+      <w:start w:val="1"/>
+      <w:numFmt w:val="bullet"/>
+      <w:lvlText w:val=""/>
+      <w:lvlJc w:val="left"/>
+      <w:pPr>
+        <w:tabs>
+          <w:tab w:val="num" w:pos="2880"/>
+        </w:tabs>
+        <w:ind w:left="2880" w:hanging="360"/>
+      </w:pPr>
+      <w:rPr>
+        <w:rFonts w:ascii="Wingdings" w:hAnsi="Wingdings" w:hint="default"/>
+        <w:sz w:val="20"/>
+      </w:rPr>
+    </w:lvl>
+    <w:lvl w:ilvl="4" w:tentative="1">
+      <w:start w:val="1"/>
+      <w:numFmt w:val="bullet"/>
+      <w:lvlText w:val=""/>
+      <w:lvlJc w:val="left"/>
+      <w:pPr>
+        <w:tabs>
+          <w:tab w:val="num" w:pos="3600"/>
+        </w:tabs>
+        <w:ind w:left="3600" w:hanging="360"/>
+      </w:pPr>
+      <w:rPr>
+        <w:rFonts w:ascii="Wingdings" w:hAnsi="Wingdings" w:hint="default"/>
+        <w:sz w:val="20"/>
+      </w:rPr>
+    </w:lvl>
+    <w:lvl w:ilvl="5" w:tentative="1">
+      <w:start w:val="1"/>
+      <w:numFmt w:val="bullet"/>
+      <w:lvlText w:val=""/>
+      <w:lvlJc w:val="left"/>
+      <w:pPr>
+        <w:tabs>
+          <w:tab w:val="num" w:pos="4320"/>
+        </w:tabs>
+        <w:ind w:left="4320" w:hanging="360"/>
+      </w:pPr>
+      <w:rPr>
+        <w:rFonts w:ascii="Wingdings" w:hAnsi="Wingdings" w:hint="default"/>
+        <w:sz w:val="20"/>
+      </w:rPr>
+    </w:lvl>
+    <w:lvl w:ilvl="6" w:tentative="1">
+      <w:start w:val="1"/>
+      <w:numFmt w:val="bullet"/>
+      <w:lvlText w:val=""/>
+      <w:lvlJc w:val="left"/>
+      <w:pPr>
+        <w:tabs>
+          <w:tab w:val="num" w:pos="5040"/>
+        </w:tabs>
+        <w:ind w:left="5040" w:hanging="360"/>
+      </w:pPr>
+      <w:rPr>
+        <w:rFonts w:ascii="Wingdings" w:hAnsi="Wingdings" w:hint="default"/>
+        <w:sz w:val="20"/>
+      </w:rPr>
+    </w:lvl>
+    <w:lvl w:ilvl="7" w:tentative="1">
+      <w:start w:val="1"/>
+      <w:numFmt w:val="bullet"/>
+      <w:lvlText w:val=""/>
+      <w:lvlJc w:val="left"/>
+      <w:pPr>
+        <w:tabs>
+          <w:tab w:val="num" w:pos="5760"/>
+        </w:tabs>
+        <w:ind w:left="5760" w:hanging="360"/>
+      </w:pPr>
+      <w:rPr>
+        <w:rFonts w:ascii="Wingdings" w:hAnsi="Wingdings" w:hint="default"/>
+        <w:sz w:val="20"/>
+      </w:rPr>
+    </w:lvl>
+    <w:lvl w:ilvl="8" w:tentative="1">
+      <w:start w:val="1"/>
+      <w:numFmt w:val="bullet"/>
+      <w:lvlText w:val=""/>
+      <w:lvlJc w:val="left"/>
+      <w:pPr>
+        <w:tabs>
+          <w:tab w:val="num" w:pos="6480"/>
+        </w:tabs>
+        <w:ind w:left="6480" w:hanging="360"/>
+      </w:pPr>
+      <w:rPr>
+        <w:rFonts w:ascii="Wingdings" w:hAnsi="Wingdings" w:hint="default"/>
+        <w:sz w:val="20"/>
+      </w:rPr>
+    </w:lvl>
+  </w:abstractNum>
+  <w:abstractNum w:abstractNumId="11" w15:restartNumberingAfterBreak="0">
     <w:nsid w:val="316A627A"/>
     <w:multiLevelType w:val="multilevel"/>
     <w:tmpl w:val="468E110A"/>
@@ -2122,7 +4994,7 @@
       </w:rPr>
     </w:lvl>
   </w:abstractNum>
-  <w:abstractNum w:abstractNumId="6" w15:restartNumberingAfterBreak="0">
+  <w:abstractNum w:abstractNumId="12" w15:restartNumberingAfterBreak="0">
     <w:nsid w:val="31D20F45"/>
     <w:multiLevelType w:val="multilevel"/>
     <w:tmpl w:val="6B9837F6"/>
@@ -2236,7 +5108,7 @@
       </w:rPr>
     </w:lvl>
   </w:abstractNum>
-  <w:abstractNum w:abstractNumId="7" w15:restartNumberingAfterBreak="0">
+  <w:abstractNum w:abstractNumId="13" w15:restartNumberingAfterBreak="0">
     <w:nsid w:val="35D32FD7"/>
     <w:multiLevelType w:val="multilevel"/>
     <w:tmpl w:val="F3B28AA0"/>
@@ -2349,7 +5221,7 @@
       </w:rPr>
     </w:lvl>
   </w:abstractNum>
-  <w:abstractNum w:abstractNumId="8" w15:restartNumberingAfterBreak="0">
+  <w:abstractNum w:abstractNumId="14" w15:restartNumberingAfterBreak="0">
     <w:nsid w:val="3ADF475E"/>
     <w:multiLevelType w:val="multilevel"/>
     <w:tmpl w:val="41468F68"/>
@@ -2463,7 +5335,120 @@
       </w:rPr>
     </w:lvl>
   </w:abstractNum>
-  <w:abstractNum w:abstractNumId="9" w15:restartNumberingAfterBreak="0">
+  <w:abstractNum w:abstractNumId="15" w15:restartNumberingAfterBreak="0">
+    <w:nsid w:val="3CAB1C10"/>
+    <w:multiLevelType w:val="hybridMultilevel"/>
+    <w:tmpl w:val="B3D6B578"/>
+    <w:lvl w:ilvl="0" w:tplc="F9C49F3E">
+      <w:start w:val="1"/>
+      <w:numFmt w:val="bullet"/>
+      <w:lvlText w:val=""/>
+      <w:lvlJc w:val="left"/>
+      <w:pPr>
+        <w:ind w:left="1080" w:hanging="360"/>
+      </w:pPr>
+      <w:rPr>
+        <w:rFonts w:ascii="Symbol" w:hAnsi="Symbol" w:hint="default"/>
+      </w:rPr>
+    </w:lvl>
+    <w:lvl w:ilvl="1" w:tplc="04190003" w:tentative="1">
+      <w:start w:val="1"/>
+      <w:numFmt w:val="bullet"/>
+      <w:lvlText w:val="o"/>
+      <w:lvlJc w:val="left"/>
+      <w:pPr>
+        <w:ind w:left="1800" w:hanging="360"/>
+      </w:pPr>
+      <w:rPr>
+        <w:rFonts w:ascii="Courier New" w:hAnsi="Courier New" w:cs="Courier New" w:hint="default"/>
+      </w:rPr>
+    </w:lvl>
+    <w:lvl w:ilvl="2" w:tplc="04190005" w:tentative="1">
+      <w:start w:val="1"/>
+      <w:numFmt w:val="bullet"/>
+      <w:lvlText w:val=""/>
+      <w:lvlJc w:val="left"/>
+      <w:pPr>
+        <w:ind w:left="2520" w:hanging="360"/>
+      </w:pPr>
+      <w:rPr>
+        <w:rFonts w:ascii="Wingdings" w:hAnsi="Wingdings" w:hint="default"/>
+      </w:rPr>
+    </w:lvl>
+    <w:lvl w:ilvl="3" w:tplc="04190001" w:tentative="1">
+      <w:start w:val="1"/>
+      <w:numFmt w:val="bullet"/>
+      <w:lvlText w:val=""/>
+      <w:lvlJc w:val="left"/>
+      <w:pPr>
+        <w:ind w:left="3240" w:hanging="360"/>
+      </w:pPr>
+      <w:rPr>
+        <w:rFonts w:ascii="Symbol" w:hAnsi="Symbol" w:hint="default"/>
+      </w:rPr>
+    </w:lvl>
+    <w:lvl w:ilvl="4" w:tplc="04190003" w:tentative="1">
+      <w:start w:val="1"/>
+      <w:numFmt w:val="bullet"/>
+      <w:lvlText w:val="o"/>
+      <w:lvlJc w:val="left"/>
+      <w:pPr>
+        <w:ind w:left="3960" w:hanging="360"/>
+      </w:pPr>
+      <w:rPr>
+        <w:rFonts w:ascii="Courier New" w:hAnsi="Courier New" w:cs="Courier New" w:hint="default"/>
+      </w:rPr>
+    </w:lvl>
+    <w:lvl w:ilvl="5" w:tplc="04190005" w:tentative="1">
+      <w:start w:val="1"/>
+      <w:numFmt w:val="bullet"/>
+      <w:lvlText w:val=""/>
+      <w:lvlJc w:val="left"/>
+      <w:pPr>
+        <w:ind w:left="4680" w:hanging="360"/>
+      </w:pPr>
+      <w:rPr>
+        <w:rFonts w:ascii="Wingdings" w:hAnsi="Wingdings" w:hint="default"/>
+      </w:rPr>
+    </w:lvl>
+    <w:lvl w:ilvl="6" w:tplc="04190001" w:tentative="1">
+      <w:start w:val="1"/>
+      <w:numFmt w:val="bullet"/>
+      <w:lvlText w:val=""/>
+      <w:lvlJc w:val="left"/>
+      <w:pPr>
+        <w:ind w:left="5400" w:hanging="360"/>
+      </w:pPr>
+      <w:rPr>
+        <w:rFonts w:ascii="Symbol" w:hAnsi="Symbol" w:hint="default"/>
+      </w:rPr>
+    </w:lvl>
+    <w:lvl w:ilvl="7" w:tplc="04190003" w:tentative="1">
+      <w:start w:val="1"/>
+      <w:numFmt w:val="bullet"/>
+      <w:lvlText w:val="o"/>
+      <w:lvlJc w:val="left"/>
+      <w:pPr>
+        <w:ind w:left="6120" w:hanging="360"/>
+      </w:pPr>
+      <w:rPr>
+        <w:rFonts w:ascii="Courier New" w:hAnsi="Courier New" w:cs="Courier New" w:hint="default"/>
+      </w:rPr>
+    </w:lvl>
+    <w:lvl w:ilvl="8" w:tplc="04190005" w:tentative="1">
+      <w:start w:val="1"/>
+      <w:numFmt w:val="bullet"/>
+      <w:lvlText w:val=""/>
+      <w:lvlJc w:val="left"/>
+      <w:pPr>
+        <w:ind w:left="6840" w:hanging="360"/>
+      </w:pPr>
+      <w:rPr>
+        <w:rFonts w:ascii="Wingdings" w:hAnsi="Wingdings" w:hint="default"/>
+      </w:rPr>
+    </w:lvl>
+  </w:abstractNum>
+  <w:abstractNum w:abstractNumId="16" w15:restartNumberingAfterBreak="0">
     <w:nsid w:val="3D64641F"/>
     <w:multiLevelType w:val="multilevel"/>
     <w:tmpl w:val="AF5E46C8"/>
@@ -2576,7 +5561,7 @@
       </w:rPr>
     </w:lvl>
   </w:abstractNum>
-  <w:abstractNum w:abstractNumId="10" w15:restartNumberingAfterBreak="0">
+  <w:abstractNum w:abstractNumId="17" w15:restartNumberingAfterBreak="0">
     <w:nsid w:val="3F834F5A"/>
     <w:multiLevelType w:val="hybridMultilevel"/>
     <w:tmpl w:val="FB42AA40"/>
@@ -2689,7 +5674,7 @@
       </w:rPr>
     </w:lvl>
   </w:abstractNum>
-  <w:abstractNum w:abstractNumId="11" w15:restartNumberingAfterBreak="0">
+  <w:abstractNum w:abstractNumId="18" w15:restartNumberingAfterBreak="0">
     <w:nsid w:val="459D55A3"/>
     <w:multiLevelType w:val="multilevel"/>
     <w:tmpl w:val="6B9837F6"/>
@@ -2803,7 +5788,7 @@
       </w:rPr>
     </w:lvl>
   </w:abstractNum>
-  <w:abstractNum w:abstractNumId="12" w15:restartNumberingAfterBreak="0">
+  <w:abstractNum w:abstractNumId="19" w15:restartNumberingAfterBreak="0">
     <w:nsid w:val="4CC02A30"/>
     <w:multiLevelType w:val="hybridMultilevel"/>
     <w:tmpl w:val="86B8C0D0"/>
@@ -2889,7 +5874,7 @@
       </w:pPr>
     </w:lvl>
   </w:abstractNum>
-  <w:abstractNum w:abstractNumId="13" w15:restartNumberingAfterBreak="0">
+  <w:abstractNum w:abstractNumId="20" w15:restartNumberingAfterBreak="0">
     <w:nsid w:val="527E7257"/>
     <w:multiLevelType w:val="multilevel"/>
     <w:tmpl w:val="6B9837F6"/>
@@ -3003,7 +5988,7 @@
       </w:rPr>
     </w:lvl>
   </w:abstractNum>
-  <w:abstractNum w:abstractNumId="14" w15:restartNumberingAfterBreak="0">
+  <w:abstractNum w:abstractNumId="21" w15:restartNumberingAfterBreak="0">
     <w:nsid w:val="58D52BDF"/>
     <w:multiLevelType w:val="multilevel"/>
     <w:tmpl w:val="6B9837F6"/>
@@ -3117,7 +6102,7 @@
       </w:rPr>
     </w:lvl>
   </w:abstractNum>
-  <w:abstractNum w:abstractNumId="15" w15:restartNumberingAfterBreak="0">
+  <w:abstractNum w:abstractNumId="22" w15:restartNumberingAfterBreak="0">
     <w:nsid w:val="5A425359"/>
     <w:multiLevelType w:val="multilevel"/>
     <w:tmpl w:val="6B9837F6"/>
@@ -3231,7 +6216,233 @@
       </w:rPr>
     </w:lvl>
   </w:abstractNum>
-  <w:abstractNum w:abstractNumId="16" w15:restartNumberingAfterBreak="0">
+  <w:abstractNum w:abstractNumId="23" w15:restartNumberingAfterBreak="0">
+    <w:nsid w:val="5F7E3FF1"/>
+    <w:multiLevelType w:val="hybridMultilevel"/>
+    <w:tmpl w:val="7BF29894"/>
+    <w:lvl w:ilvl="0" w:tplc="04190001">
+      <w:start w:val="1"/>
+      <w:numFmt w:val="bullet"/>
+      <w:lvlText w:val=""/>
+      <w:lvlJc w:val="left"/>
+      <w:pPr>
+        <w:ind w:left="1800" w:hanging="360"/>
+      </w:pPr>
+      <w:rPr>
+        <w:rFonts w:ascii="Symbol" w:hAnsi="Symbol" w:hint="default"/>
+      </w:rPr>
+    </w:lvl>
+    <w:lvl w:ilvl="1" w:tplc="04190003" w:tentative="1">
+      <w:start w:val="1"/>
+      <w:numFmt w:val="bullet"/>
+      <w:lvlText w:val="o"/>
+      <w:lvlJc w:val="left"/>
+      <w:pPr>
+        <w:ind w:left="2520" w:hanging="360"/>
+      </w:pPr>
+      <w:rPr>
+        <w:rFonts w:ascii="Courier New" w:hAnsi="Courier New" w:cs="Courier New" w:hint="default"/>
+      </w:rPr>
+    </w:lvl>
+    <w:lvl w:ilvl="2" w:tplc="04190005" w:tentative="1">
+      <w:start w:val="1"/>
+      <w:numFmt w:val="bullet"/>
+      <w:lvlText w:val=""/>
+      <w:lvlJc w:val="left"/>
+      <w:pPr>
+        <w:ind w:left="3240" w:hanging="360"/>
+      </w:pPr>
+      <w:rPr>
+        <w:rFonts w:ascii="Wingdings" w:hAnsi="Wingdings" w:hint="default"/>
+      </w:rPr>
+    </w:lvl>
+    <w:lvl w:ilvl="3" w:tplc="04190001" w:tentative="1">
+      <w:start w:val="1"/>
+      <w:numFmt w:val="bullet"/>
+      <w:lvlText w:val=""/>
+      <w:lvlJc w:val="left"/>
+      <w:pPr>
+        <w:ind w:left="3960" w:hanging="360"/>
+      </w:pPr>
+      <w:rPr>
+        <w:rFonts w:ascii="Symbol" w:hAnsi="Symbol" w:hint="default"/>
+      </w:rPr>
+    </w:lvl>
+    <w:lvl w:ilvl="4" w:tplc="04190003" w:tentative="1">
+      <w:start w:val="1"/>
+      <w:numFmt w:val="bullet"/>
+      <w:lvlText w:val="o"/>
+      <w:lvlJc w:val="left"/>
+      <w:pPr>
+        <w:ind w:left="4680" w:hanging="360"/>
+      </w:pPr>
+      <w:rPr>
+        <w:rFonts w:ascii="Courier New" w:hAnsi="Courier New" w:cs="Courier New" w:hint="default"/>
+      </w:rPr>
+    </w:lvl>
+    <w:lvl w:ilvl="5" w:tplc="04190005" w:tentative="1">
+      <w:start w:val="1"/>
+      <w:numFmt w:val="bullet"/>
+      <w:lvlText w:val=""/>
+      <w:lvlJc w:val="left"/>
+      <w:pPr>
+        <w:ind w:left="5400" w:hanging="360"/>
+      </w:pPr>
+      <w:rPr>
+        <w:rFonts w:ascii="Wingdings" w:hAnsi="Wingdings" w:hint="default"/>
+      </w:rPr>
+    </w:lvl>
+    <w:lvl w:ilvl="6" w:tplc="04190001" w:tentative="1">
+      <w:start w:val="1"/>
+      <w:numFmt w:val="bullet"/>
+      <w:lvlText w:val=""/>
+      <w:lvlJc w:val="left"/>
+      <w:pPr>
+        <w:ind w:left="6120" w:hanging="360"/>
+      </w:pPr>
+      <w:rPr>
+        <w:rFonts w:ascii="Symbol" w:hAnsi="Symbol" w:hint="default"/>
+      </w:rPr>
+    </w:lvl>
+    <w:lvl w:ilvl="7" w:tplc="04190003" w:tentative="1">
+      <w:start w:val="1"/>
+      <w:numFmt w:val="bullet"/>
+      <w:lvlText w:val="o"/>
+      <w:lvlJc w:val="left"/>
+      <w:pPr>
+        <w:ind w:left="6840" w:hanging="360"/>
+      </w:pPr>
+      <w:rPr>
+        <w:rFonts w:ascii="Courier New" w:hAnsi="Courier New" w:cs="Courier New" w:hint="default"/>
+      </w:rPr>
+    </w:lvl>
+    <w:lvl w:ilvl="8" w:tplc="04190005" w:tentative="1">
+      <w:start w:val="1"/>
+      <w:numFmt w:val="bullet"/>
+      <w:lvlText w:val=""/>
+      <w:lvlJc w:val="left"/>
+      <w:pPr>
+        <w:ind w:left="7560" w:hanging="360"/>
+      </w:pPr>
+      <w:rPr>
+        <w:rFonts w:ascii="Wingdings" w:hAnsi="Wingdings" w:hint="default"/>
+      </w:rPr>
+    </w:lvl>
+  </w:abstractNum>
+  <w:abstractNum w:abstractNumId="24" w15:restartNumberingAfterBreak="0">
+    <w:nsid w:val="69EA736F"/>
+    <w:multiLevelType w:val="hybridMultilevel"/>
+    <w:tmpl w:val="85382A72"/>
+    <w:lvl w:ilvl="0" w:tplc="F9C49F3E">
+      <w:start w:val="1"/>
+      <w:numFmt w:val="bullet"/>
+      <w:lvlText w:val=""/>
+      <w:lvlJc w:val="left"/>
+      <w:pPr>
+        <w:ind w:left="1440" w:hanging="360"/>
+      </w:pPr>
+      <w:rPr>
+        <w:rFonts w:ascii="Symbol" w:hAnsi="Symbol" w:hint="default"/>
+      </w:rPr>
+    </w:lvl>
+    <w:lvl w:ilvl="1" w:tplc="04190003" w:tentative="1">
+      <w:start w:val="1"/>
+      <w:numFmt w:val="bullet"/>
+      <w:lvlText w:val="o"/>
+      <w:lvlJc w:val="left"/>
+      <w:pPr>
+        <w:ind w:left="2160" w:hanging="360"/>
+      </w:pPr>
+      <w:rPr>
+        <w:rFonts w:ascii="Courier New" w:hAnsi="Courier New" w:cs="Courier New" w:hint="default"/>
+      </w:rPr>
+    </w:lvl>
+    <w:lvl w:ilvl="2" w:tplc="04190005" w:tentative="1">
+      <w:start w:val="1"/>
+      <w:numFmt w:val="bullet"/>
+      <w:lvlText w:val=""/>
+      <w:lvlJc w:val="left"/>
+      <w:pPr>
+        <w:ind w:left="2880" w:hanging="360"/>
+      </w:pPr>
+      <w:rPr>
+        <w:rFonts w:ascii="Wingdings" w:hAnsi="Wingdings" w:hint="default"/>
+      </w:rPr>
+    </w:lvl>
+    <w:lvl w:ilvl="3" w:tplc="04190001" w:tentative="1">
+      <w:start w:val="1"/>
+      <w:numFmt w:val="bullet"/>
+      <w:lvlText w:val=""/>
+      <w:lvlJc w:val="left"/>
+      <w:pPr>
+        <w:ind w:left="3600" w:hanging="360"/>
+      </w:pPr>
+      <w:rPr>
+        <w:rFonts w:ascii="Symbol" w:hAnsi="Symbol" w:hint="default"/>
+      </w:rPr>
+    </w:lvl>
+    <w:lvl w:ilvl="4" w:tplc="04190003" w:tentative="1">
+      <w:start w:val="1"/>
+      <w:numFmt w:val="bullet"/>
+      <w:lvlText w:val="o"/>
+      <w:lvlJc w:val="left"/>
+      <w:pPr>
+        <w:ind w:left="4320" w:hanging="360"/>
+      </w:pPr>
+      <w:rPr>
+        <w:rFonts w:ascii="Courier New" w:hAnsi="Courier New" w:cs="Courier New" w:hint="default"/>
+      </w:rPr>
+    </w:lvl>
+    <w:lvl w:ilvl="5" w:tplc="04190005" w:tentative="1">
+      <w:start w:val="1"/>
+      <w:numFmt w:val="bullet"/>
+      <w:lvlText w:val=""/>
+      <w:lvlJc w:val="left"/>
+      <w:pPr>
+        <w:ind w:left="5040" w:hanging="360"/>
+      </w:pPr>
+      <w:rPr>
+        <w:rFonts w:ascii="Wingdings" w:hAnsi="Wingdings" w:hint="default"/>
+      </w:rPr>
+    </w:lvl>
+    <w:lvl w:ilvl="6" w:tplc="04190001" w:tentative="1">
+      <w:start w:val="1"/>
+      <w:numFmt w:val="bullet"/>
+      <w:lvlText w:val=""/>
+      <w:lvlJc w:val="left"/>
+      <w:pPr>
+        <w:ind w:left="5760" w:hanging="360"/>
+      </w:pPr>
+      <w:rPr>
+        <w:rFonts w:ascii="Symbol" w:hAnsi="Symbol" w:hint="default"/>
+      </w:rPr>
+    </w:lvl>
+    <w:lvl w:ilvl="7" w:tplc="04190003" w:tentative="1">
+      <w:start w:val="1"/>
+      <w:numFmt w:val="bullet"/>
+      <w:lvlText w:val="o"/>
+      <w:lvlJc w:val="left"/>
+      <w:pPr>
+        <w:ind w:left="6480" w:hanging="360"/>
+      </w:pPr>
+      <w:rPr>
+        <w:rFonts w:ascii="Courier New" w:hAnsi="Courier New" w:cs="Courier New" w:hint="default"/>
+      </w:rPr>
+    </w:lvl>
+    <w:lvl w:ilvl="8" w:tplc="04190005" w:tentative="1">
+      <w:start w:val="1"/>
+      <w:numFmt w:val="bullet"/>
+      <w:lvlText w:val=""/>
+      <w:lvlJc w:val="left"/>
+      <w:pPr>
+        <w:ind w:left="7200" w:hanging="360"/>
+      </w:pPr>
+      <w:rPr>
+        <w:rFonts w:ascii="Wingdings" w:hAnsi="Wingdings" w:hint="default"/>
+      </w:rPr>
+    </w:lvl>
+  </w:abstractNum>
+  <w:abstractNum w:abstractNumId="25" w15:restartNumberingAfterBreak="0">
     <w:nsid w:val="6AF05171"/>
     <w:multiLevelType w:val="multilevel"/>
     <w:tmpl w:val="6B9837F6"/>
@@ -3345,7 +6556,7 @@
       </w:rPr>
     </w:lvl>
   </w:abstractNum>
-  <w:abstractNum w:abstractNumId="17" w15:restartNumberingAfterBreak="0">
+  <w:abstractNum w:abstractNumId="26" w15:restartNumberingAfterBreak="0">
     <w:nsid w:val="6C845BAE"/>
     <w:multiLevelType w:val="hybridMultilevel"/>
     <w:tmpl w:val="EAEE6340"/>
@@ -3434,7 +6645,7 @@
       </w:pPr>
     </w:lvl>
   </w:abstractNum>
-  <w:abstractNum w:abstractNumId="18" w15:restartNumberingAfterBreak="0">
+  <w:abstractNum w:abstractNumId="27" w15:restartNumberingAfterBreak="0">
     <w:nsid w:val="6CC76BB5"/>
     <w:multiLevelType w:val="multilevel"/>
     <w:tmpl w:val="E29E6094"/>
@@ -3548,7 +6759,7 @@
       </w:rPr>
     </w:lvl>
   </w:abstractNum>
-  <w:abstractNum w:abstractNumId="19" w15:restartNumberingAfterBreak="0">
+  <w:abstractNum w:abstractNumId="28" w15:restartNumberingAfterBreak="0">
     <w:nsid w:val="6CD7365C"/>
     <w:multiLevelType w:val="multilevel"/>
     <w:tmpl w:val="48762A20"/>
@@ -3661,7 +6872,7 @@
       </w:rPr>
     </w:lvl>
   </w:abstractNum>
-  <w:abstractNum w:abstractNumId="20" w15:restartNumberingAfterBreak="0">
+  <w:abstractNum w:abstractNumId="29" w15:restartNumberingAfterBreak="0">
     <w:nsid w:val="71A35A22"/>
     <w:multiLevelType w:val="multilevel"/>
     <w:tmpl w:val="445A8038"/>
@@ -3747,7 +6958,7 @@
       </w:pPr>
     </w:lvl>
   </w:abstractNum>
-  <w:abstractNum w:abstractNumId="21" w15:restartNumberingAfterBreak="0">
+  <w:abstractNum w:abstractNumId="30" w15:restartNumberingAfterBreak="0">
     <w:nsid w:val="793B287C"/>
     <w:multiLevelType w:val="multilevel"/>
     <w:tmpl w:val="6B9837F6"/>
@@ -3862,76 +7073,103 @@
     </w:lvl>
   </w:abstractNum>
   <w:num w:numId="1">
+    <w:abstractNumId w:val="21"/>
+  </w:num>
+  <w:num w:numId="2">
+    <w:abstractNumId w:val="20"/>
+  </w:num>
+  <w:num w:numId="3">
+    <w:abstractNumId w:val="29"/>
+  </w:num>
+  <w:num w:numId="4">
+    <w:abstractNumId w:val="16"/>
+  </w:num>
+  <w:num w:numId="5">
+    <w:abstractNumId w:val="27"/>
+  </w:num>
+  <w:num w:numId="6">
     <w:abstractNumId w:val="14"/>
   </w:num>
-  <w:num w:numId="2">
+  <w:num w:numId="7">
+    <w:abstractNumId w:val="3"/>
+  </w:num>
+  <w:num w:numId="8">
+    <w:abstractNumId w:val="18"/>
+  </w:num>
+  <w:num w:numId="9">
+    <w:abstractNumId w:val="28"/>
+  </w:num>
+  <w:num w:numId="10">
+    <w:abstractNumId w:val="11"/>
+  </w:num>
+  <w:num w:numId="11">
+    <w:abstractNumId w:val="30"/>
+  </w:num>
+  <w:num w:numId="12">
+    <w:abstractNumId w:val="4"/>
+  </w:num>
+  <w:num w:numId="13">
+    <w:abstractNumId w:val="12"/>
+  </w:num>
+  <w:num w:numId="14">
+    <w:abstractNumId w:val="25"/>
+  </w:num>
+  <w:num w:numId="15">
+    <w:abstractNumId w:val="6"/>
+  </w:num>
+  <w:num w:numId="16">
+    <w:abstractNumId w:val="22"/>
+  </w:num>
+  <w:num w:numId="17">
     <w:abstractNumId w:val="13"/>
   </w:num>
-  <w:num w:numId="3">
-    <w:abstractNumId w:val="20"/>
+  <w:num w:numId="18">
+    <w:abstractNumId w:val="19"/>
   </w:num>
-  <w:num w:numId="4">
+  <w:num w:numId="19">
+    <w:abstractNumId w:val="7"/>
+  </w:num>
+  <w:num w:numId="20">
+    <w:abstractNumId w:val="26"/>
+  </w:num>
+  <w:num w:numId="21">
+    <w:abstractNumId w:val="8"/>
+  </w:num>
+  <w:num w:numId="22">
+    <w:abstractNumId w:val="17"/>
+  </w:num>
+  <w:num w:numId="23">
+    <w:abstractNumId w:val="5"/>
+  </w:num>
+  <w:num w:numId="24">
+    <w:abstractNumId w:val="2"/>
+  </w:num>
+  <w:num w:numId="25">
+    <w:abstractNumId w:val="24"/>
+  </w:num>
+  <w:num w:numId="26">
     <w:abstractNumId w:val="9"/>
   </w:num>
-  <w:num w:numId="5">
-    <w:abstractNumId w:val="18"/>
+  <w:num w:numId="27">
+    <w:abstractNumId w:val="23"/>
   </w:num>
-  <w:num w:numId="6">
-    <w:abstractNumId w:val="8"/>
+  <w:num w:numId="28">
+    <w:abstractNumId w:val="15"/>
   </w:num>
-  <w:num w:numId="7">
-    <w:abstractNumId w:val="0"/>
+  <w:num w:numId="29">
+    <w:abstractNumId w:val="10"/>
   </w:num>
-  <w:num w:numId="8">
-    <w:abstractNumId w:val="11"/>
-  </w:num>
-  <w:num w:numId="9">
-    <w:abstractNumId w:val="19"/>
-  </w:num>
-  <w:num w:numId="10">
-    <w:abstractNumId w:val="5"/>
-  </w:num>
-  <w:num w:numId="11">
-    <w:abstractNumId w:val="21"/>
-  </w:num>
-  <w:num w:numId="12">
+  <w:num w:numId="30">
     <w:abstractNumId w:val="1"/>
   </w:num>
-  <w:num w:numId="13">
-    <w:abstractNumId w:val="6"/>
-  </w:num>
-  <w:num w:numId="14">
-    <w:abstractNumId w:val="16"/>
-  </w:num>
-  <w:num w:numId="15">
-    <w:abstractNumId w:val="2"/>
-  </w:num>
-  <w:num w:numId="16">
-    <w:abstractNumId w:val="15"/>
-  </w:num>
-  <w:num w:numId="17">
-    <w:abstractNumId w:val="7"/>
-  </w:num>
-  <w:num w:numId="18">
-    <w:abstractNumId w:val="12"/>
-  </w:num>
-  <w:num w:numId="19">
-    <w:abstractNumId w:val="3"/>
-  </w:num>
-  <w:num w:numId="20">
-    <w:abstractNumId w:val="17"/>
-  </w:num>
-  <w:num w:numId="21">
-    <w:abstractNumId w:val="4"/>
-  </w:num>
-  <w:num w:numId="22">
-    <w:abstractNumId w:val="10"/>
+  <w:num w:numId="31">
+    <w:abstractNumId w:val="0"/>
   </w:num>
 </w:numbering>
 </file>
 
 <file path=word/styles.xml><?xml version="1.0" encoding="utf-8"?>
-<w:styles xmlns:mc="http://schemas.openxmlformats.org/markup-compatibility/2006" xmlns:r="http://schemas.openxmlformats.org/officeDocument/2006/relationships" xmlns:w="http://schemas.openxmlformats.org/wordprocessingml/2006/main" xmlns:w14="http://schemas.microsoft.com/office/word/2010/wordml" xmlns:w15="http://schemas.microsoft.com/office/word/2012/wordml" mc:Ignorable="w14 w15">
+<w:styles xmlns:mc="http://schemas.openxmlformats.org/markup-compatibility/2006" xmlns:r="http://schemas.openxmlformats.org/officeDocument/2006/relationships" xmlns:w="http://schemas.openxmlformats.org/wordprocessingml/2006/main" xmlns:w14="http://schemas.microsoft.com/office/word/2010/wordml" xmlns:w15="http://schemas.microsoft.com/office/word/2012/wordml" xmlns:w16cex="http://schemas.microsoft.com/office/word/2018/wordml/cex" xmlns:w16cid="http://schemas.microsoft.com/office/word/2016/wordml/cid" xmlns:w16="http://schemas.microsoft.com/office/word/2018/wordml" xmlns:w16sdtdh="http://schemas.microsoft.com/office/word/2020/wordml/sdtdatahash" xmlns:w16se="http://schemas.microsoft.com/office/word/2015/wordml/symex" mc:Ignorable="w14 w15 w16se w16cid w16 w16cex w16sdtdh">
   <w:docDefaults>
     <w:rPrDefault>
       <w:rPr>
@@ -3947,7 +7185,7 @@
       </w:pPr>
     </w:pPrDefault>
   </w:docDefaults>
-  <w:latentStyles w:defLockedState="0" w:defUIPriority="99" w:defSemiHidden="0" w:defUnhideWhenUsed="0" w:defQFormat="0" w:count="371">
+  <w:latentStyles w:defLockedState="0" w:defUIPriority="99" w:defSemiHidden="0" w:defUnhideWhenUsed="0" w:defQFormat="0" w:count="376">
     <w:lsdException w:name="Normal" w:uiPriority="0" w:qFormat="1"/>
     <w:lsdException w:name="heading 1" w:uiPriority="9" w:qFormat="1"/>
     <w:lsdException w:name="heading 2" w:semiHidden="1" w:uiPriority="9" w:unhideWhenUsed="1" w:qFormat="1"/>
@@ -4053,7 +7291,6 @@
     <w:lsdException w:name="HTML Sample" w:semiHidden="1" w:unhideWhenUsed="1"/>
     <w:lsdException w:name="HTML Typewriter" w:semiHidden="1" w:unhideWhenUsed="1"/>
     <w:lsdException w:name="HTML Variable" w:semiHidden="1" w:unhideWhenUsed="1"/>
-    <w:lsdException w:name="Normal Table" w:semiHidden="1" w:unhideWhenUsed="1"/>
     <w:lsdException w:name="annotation subject" w:semiHidden="1" w:unhideWhenUsed="1"/>
     <w:lsdException w:name="No List" w:semiHidden="1" w:unhideWhenUsed="1"/>
     <w:lsdException w:name="Outline List 1" w:semiHidden="1" w:unhideWhenUsed="1"/>
@@ -4096,11 +7333,8 @@
     <w:lsdException w:name="Table Contemporary" w:semiHidden="1" w:unhideWhenUsed="1"/>
     <w:lsdException w:name="Table Elegant" w:semiHidden="1" w:unhideWhenUsed="1"/>
     <w:lsdException w:name="Table Professional" w:semiHidden="1" w:unhideWhenUsed="1"/>
-    <w:lsdException w:name="Table Subtle 1" w:semiHidden="1" w:unhideWhenUsed="1"/>
     <w:lsdException w:name="Table Subtle 2" w:semiHidden="1" w:unhideWhenUsed="1"/>
     <w:lsdException w:name="Table Web 1" w:semiHidden="1" w:unhideWhenUsed="1"/>
-    <w:lsdException w:name="Table Web 2" w:semiHidden="1" w:unhideWhenUsed="1"/>
-    <w:lsdException w:name="Table Web 3" w:semiHidden="1" w:unhideWhenUsed="1"/>
     <w:lsdException w:name="Balloon Text" w:semiHidden="1" w:unhideWhenUsed="1"/>
     <w:lsdException w:name="Table Grid" w:uiPriority="39"/>
     <w:lsdException w:name="Table Theme" w:semiHidden="1" w:unhideWhenUsed="1"/>
@@ -4319,9 +7553,15 @@
     <w:lsdException w:name="List Table 5 Dark Accent 6" w:uiPriority="50"/>
     <w:lsdException w:name="List Table 6 Colorful Accent 6" w:uiPriority="51"/>
     <w:lsdException w:name="List Table 7 Colorful Accent 6" w:uiPriority="52"/>
+    <w:lsdException w:name="Mention" w:semiHidden="1" w:unhideWhenUsed="1"/>
+    <w:lsdException w:name="Smart Hyperlink" w:semiHidden="1" w:unhideWhenUsed="1"/>
+    <w:lsdException w:name="Hashtag" w:semiHidden="1" w:unhideWhenUsed="1"/>
+    <w:lsdException w:name="Unresolved Mention" w:semiHidden="1" w:unhideWhenUsed="1"/>
+    <w:lsdException w:name="Smart Link" w:semiHidden="1" w:unhideWhenUsed="1"/>
   </w:latentStyles>
   <w:style w:type="paragraph" w:default="1" w:styleId="a">
     <w:name w:val="Normal"/>
+    <w:rsid w:val="00447263"/>
   </w:style>
   <w:style w:type="paragraph" w:styleId="1">
     <w:name w:val="heading 1"/>
@@ -4619,6 +7859,91 @@
     <w:link w:val="ab"/>
     <w:uiPriority w:val="99"/>
     <w:rsid w:val="00C53695"/>
+  </w:style>
+  <w:style w:type="character" w:styleId="ad">
+    <w:name w:val="Strong"/>
+    <w:basedOn w:val="a0"/>
+    <w:uiPriority w:val="22"/>
+    <w:qFormat/>
+    <w:rsid w:val="00EB312B"/>
+    <w:rPr>
+      <w:b/>
+      <w:bCs/>
+    </w:rPr>
+  </w:style>
+  <w:style w:type="character" w:styleId="ae">
+    <w:name w:val="Book Title"/>
+    <w:basedOn w:val="a0"/>
+    <w:uiPriority w:val="33"/>
+    <w:qFormat/>
+    <w:rsid w:val="00EB312B"/>
+    <w:rPr>
+      <w:b/>
+      <w:bCs/>
+      <w:i/>
+      <w:iCs/>
+      <w:spacing w:val="5"/>
+    </w:rPr>
+  </w:style>
+  <w:style w:type="character" w:styleId="af">
+    <w:name w:val="Subtle Emphasis"/>
+    <w:basedOn w:val="a0"/>
+    <w:uiPriority w:val="19"/>
+    <w:qFormat/>
+    <w:rsid w:val="00EB312B"/>
+    <w:rPr>
+      <w:i/>
+      <w:iCs/>
+      <w:color w:val="404040" w:themeColor="text1" w:themeTint="BF"/>
+    </w:rPr>
+  </w:style>
+  <w:style w:type="character" w:styleId="af0">
+    <w:name w:val="Emphasis"/>
+    <w:basedOn w:val="a0"/>
+    <w:uiPriority w:val="20"/>
+    <w:qFormat/>
+    <w:rsid w:val="00EB312B"/>
+    <w:rPr>
+      <w:i/>
+      <w:iCs/>
+    </w:rPr>
+  </w:style>
+  <w:style w:type="paragraph" w:styleId="af1">
+    <w:name w:val="No Spacing"/>
+    <w:uiPriority w:val="1"/>
+    <w:qFormat/>
+    <w:rsid w:val="00EB312B"/>
+    <w:pPr>
+      <w:spacing w:after="0" w:line="240" w:lineRule="auto"/>
+    </w:pPr>
+  </w:style>
+  <w:style w:type="paragraph" w:styleId="af2">
+    <w:name w:val="Normal (Web)"/>
+    <w:basedOn w:val="a"/>
+    <w:uiPriority w:val="99"/>
+    <w:semiHidden/>
+    <w:unhideWhenUsed/>
+    <w:rsid w:val="00EB312B"/>
+    <w:pPr>
+      <w:spacing w:before="100" w:beforeAutospacing="1" w:after="100" w:afterAutospacing="1" w:line="240" w:lineRule="auto"/>
+    </w:pPr>
+    <w:rPr>
+      <w:rFonts w:ascii="Times New Roman" w:eastAsia="Times New Roman" w:hAnsi="Times New Roman" w:cs="Times New Roman"/>
+      <w:sz w:val="24"/>
+      <w:szCs w:val="24"/>
+    </w:rPr>
+  </w:style>
+  <w:style w:type="character" w:styleId="af3">
+    <w:name w:val="Unresolved Mention"/>
+    <w:basedOn w:val="a0"/>
+    <w:uiPriority w:val="99"/>
+    <w:semiHidden/>
+    <w:unhideWhenUsed/>
+    <w:rsid w:val="00447263"/>
+    <w:rPr>
+      <w:color w:val="605E5C"/>
+      <w:shd w:val="clear" w:color="auto" w:fill="E1DFDD"/>
+    </w:rPr>
   </w:style>
 </w:styles>
 </file>

--- a/reports/practice_report_template.docx
+++ b/reports/practice_report_template.docx
@@ -1224,17 +1224,7 @@
           <w:szCs w:val="28"/>
           <w:lang w:eastAsia="en-US" w:bidi="en-US"/>
         </w:rPr>
-        <w:t xml:space="preserve">: </w:t>
-      </w:r>
-      <w:r>
-        <w:rPr>
-          <w:rFonts w:ascii="Times New Roman" w:eastAsia="Times New Roman" w:hAnsi="Times New Roman" w:cs="Times New Roman"/>
-          <w:color w:val="000000"/>
-          <w:sz w:val="28"/>
-          <w:szCs w:val="28"/>
-          <w:lang w:eastAsia="en-US" w:bidi="en-US"/>
-        </w:rPr>
-        <w:t>«</w:t>
+        <w:t>: «</w:t>
       </w:r>
       <w:r>
         <w:rPr>
@@ -1425,17 +1415,7 @@
           <w:szCs w:val="28"/>
           <w:lang w:eastAsia="en-US" w:bidi="en-US"/>
         </w:rPr>
-        <w:t xml:space="preserve">Наименование заказчика: </w:t>
-      </w:r>
-      <w:r>
-        <w:rPr>
-          <w:rFonts w:ascii="Times New Roman" w:eastAsia="Times New Roman" w:hAnsi="Times New Roman" w:cs="Times New Roman"/>
-          <w:color w:val="000000"/>
-          <w:sz w:val="28"/>
-          <w:szCs w:val="28"/>
-          <w:lang w:eastAsia="en-US" w:bidi="en-US"/>
-        </w:rPr>
-        <w:t>«</w:t>
+        <w:t>Наименование заказчика: «</w:t>
       </w:r>
       <w:r>
         <w:rPr>
@@ -2870,8 +2850,18 @@
           <w:rFonts w:ascii="Times New Roman" w:hAnsi="Times New Roman" w:cs="Times New Roman"/>
           <w:sz w:val="28"/>
           <w:szCs w:val="28"/>
-        </w:rPr>
-        <w:t xml:space="preserve">MDN Web </w:t>
+          <w:lang w:val="en-US"/>
+        </w:rPr>
+        <w:t xml:space="preserve">MDN Web Docs. </w:t>
+      </w:r>
+      <w:r>
+        <w:rPr>
+          <w:rFonts w:ascii="Times New Roman" w:hAnsi="Times New Roman" w:cs="Times New Roman"/>
+          <w:sz w:val="28"/>
+          <w:szCs w:val="28"/>
+          <w:lang w:val="en-US"/>
+        </w:rPr>
+        <w:t xml:space="preserve">HTML: </w:t>
       </w:r>
       <w:proofErr w:type="spellStart"/>
       <w:r>
@@ -2879,8 +2869,9 @@
           <w:rFonts w:ascii="Times New Roman" w:hAnsi="Times New Roman" w:cs="Times New Roman"/>
           <w:sz w:val="28"/>
           <w:szCs w:val="28"/>
-        </w:rPr>
-        <w:t>Docs</w:t>
+          <w:lang w:val="en-US"/>
+        </w:rPr>
+        <w:t>HyperText</w:t>
       </w:r>
       <w:proofErr w:type="spellEnd"/>
       <w:r>
@@ -2888,46 +2879,9 @@
           <w:rFonts w:ascii="Times New Roman" w:hAnsi="Times New Roman" w:cs="Times New Roman"/>
           <w:sz w:val="28"/>
           <w:szCs w:val="28"/>
-        </w:rPr>
-        <w:t xml:space="preserve">. </w:t>
-      </w:r>
-      <w:r>
-        <w:rPr>
-          <w:rFonts w:ascii="Times New Roman" w:hAnsi="Times New Roman" w:cs="Times New Roman"/>
-          <w:sz w:val="28"/>
-          <w:szCs w:val="28"/>
           <w:lang w:val="en-US"/>
         </w:rPr>
-        <w:t xml:space="preserve">HTML: </w:t>
-      </w:r>
-      <w:proofErr w:type="spellStart"/>
-      <w:r>
-        <w:rPr>
-          <w:rFonts w:ascii="Times New Roman" w:hAnsi="Times New Roman" w:cs="Times New Roman"/>
-          <w:sz w:val="28"/>
-          <w:szCs w:val="28"/>
-          <w:lang w:val="en-US"/>
-        </w:rPr>
-        <w:t>HyperText</w:t>
-      </w:r>
-      <w:proofErr w:type="spellEnd"/>
-      <w:r>
-        <w:rPr>
-          <w:rFonts w:ascii="Times New Roman" w:hAnsi="Times New Roman" w:cs="Times New Roman"/>
-          <w:sz w:val="28"/>
-          <w:szCs w:val="28"/>
-          <w:lang w:val="en-US"/>
-        </w:rPr>
-        <w:t xml:space="preserve"> Markup Language.</w:t>
-      </w:r>
-      <w:r>
-        <w:rPr>
-          <w:rFonts w:ascii="Times New Roman" w:hAnsi="Times New Roman" w:cs="Times New Roman"/>
-          <w:sz w:val="28"/>
-          <w:szCs w:val="28"/>
-          <w:lang w:val="en-US"/>
-        </w:rPr>
-        <w:t xml:space="preserve"> </w:t>
+        <w:t xml:space="preserve"> Markup Language. </w:t>
       </w:r>
       <w:hyperlink r:id="rId8" w:tgtFrame="_new" w:history="1">
         <w:r>
@@ -2970,26 +2924,9 @@
           <w:rFonts w:ascii="Times New Roman" w:hAnsi="Times New Roman" w:cs="Times New Roman"/>
           <w:sz w:val="28"/>
           <w:szCs w:val="28"/>
-        </w:rPr>
-        <w:t xml:space="preserve">MDN Web </w:t>
-      </w:r>
-      <w:proofErr w:type="spellStart"/>
-      <w:r>
-        <w:rPr>
-          <w:rFonts w:ascii="Times New Roman" w:hAnsi="Times New Roman" w:cs="Times New Roman"/>
-          <w:sz w:val="28"/>
-          <w:szCs w:val="28"/>
-        </w:rPr>
-        <w:t>Docs</w:t>
-      </w:r>
-      <w:proofErr w:type="spellEnd"/>
-      <w:r>
-        <w:rPr>
-          <w:rFonts w:ascii="Times New Roman" w:hAnsi="Times New Roman" w:cs="Times New Roman"/>
-          <w:sz w:val="28"/>
-          <w:szCs w:val="28"/>
-        </w:rPr>
-        <w:t xml:space="preserve">. </w:t>
+          <w:lang w:val="en-US"/>
+        </w:rPr>
+        <w:t xml:space="preserve">MDN Web Docs. </w:t>
       </w:r>
       <w:r>
         <w:rPr>
@@ -3168,15 +3105,7 @@
           <w:sz w:val="28"/>
           <w:szCs w:val="28"/>
         </w:rPr>
-        <w:t>Документация</w:t>
-      </w:r>
-      <w:r>
-        <w:rPr>
-          <w:rFonts w:ascii="Times New Roman" w:hAnsi="Times New Roman" w:cs="Times New Roman"/>
-          <w:sz w:val="28"/>
-          <w:szCs w:val="28"/>
-        </w:rPr>
-        <w:t xml:space="preserve"> </w:t>
+        <w:t xml:space="preserve">Документация </w:t>
       </w:r>
       <w:proofErr w:type="spellStart"/>
       <w:r>
@@ -3287,6 +3216,9 @@
     </w:p>
     <w:p>
       <w:r>
+        <w:rPr>
+          <w:noProof/>
+        </w:rPr>
         <w:drawing>
           <wp:inline distT="0" distB="0" distL="0" distR="0" wp14:anchorId="3459C5AC" wp14:editId="49638EAD">
             <wp:extent cx="2626284" cy="3857625"/>
@@ -3324,6 +3256,9 @@
         </w:drawing>
       </w:r>
       <w:r>
+        <w:rPr>
+          <w:noProof/>
+        </w:rPr>
         <w:drawing>
           <wp:inline distT="0" distB="0" distL="0" distR="0" wp14:anchorId="58BD3A94" wp14:editId="2B672DCC">
             <wp:extent cx="2714625" cy="3913910"/>
@@ -3363,6 +3298,7 @@
       <w:r>
         <w:rPr>
           <w:rFonts w:ascii="Times New Roman" w:eastAsia="Times New Roman" w:hAnsi="Times New Roman" w:cs="Times New Roman"/>
+          <w:noProof/>
           <w:color w:val="000000"/>
           <w:sz w:val="28"/>
           <w:szCs w:val="28"/>
@@ -3410,6 +3346,9 @@
         <w:t xml:space="preserve"> </w:t>
       </w:r>
       <w:r>
+        <w:rPr>
+          <w:noProof/>
+        </w:rPr>
         <w:drawing>
           <wp:inline distT="0" distB="0" distL="0" distR="0" wp14:anchorId="5EA25F3E" wp14:editId="6F02FB5F">
             <wp:extent cx="2171700" cy="3348038"/>
@@ -3461,14 +3400,23 @@
           <w:sz w:val="28"/>
           <w:szCs w:val="28"/>
         </w:rPr>
-        <w:t xml:space="preserve">Схема проекта: </w:t>
-      </w:r>
-      <w:r>
+        <w:t>Схема проекта:</w:t>
+      </w:r>
+    </w:p>
+    <w:p>
+      <w:pPr>
         <w:rPr>
           <w:rFonts w:ascii="Times New Roman" w:hAnsi="Times New Roman" w:cs="Times New Roman"/>
           <w:sz w:val="28"/>
           <w:szCs w:val="28"/>
         </w:rPr>
+      </w:pPr>
+      <w:r>
+        <w:rPr>
+          <w:rFonts w:ascii="Times New Roman" w:hAnsi="Times New Roman" w:cs="Times New Roman"/>
+          <w:sz w:val="28"/>
+          <w:szCs w:val="28"/>
+        </w:rPr>
         <w:t xml:space="preserve">Пользователь → </w:t>
       </w:r>
       <w:r>
@@ -3489,8 +3437,159 @@
         <w:t>-бот → задания → обучение → результат</w:t>
       </w:r>
     </w:p>
+    <w:p>
+      <w:pPr>
+        <w:rPr>
+          <w:rFonts w:ascii="Times New Roman" w:hAnsi="Times New Roman" w:cs="Times New Roman"/>
+          <w:sz w:val="28"/>
+          <w:szCs w:val="28"/>
+        </w:rPr>
+      </w:pPr>
+      <w:r>
+        <w:rPr>
+          <w:rFonts w:ascii="Times New Roman" w:hAnsi="Times New Roman" w:cs="Times New Roman"/>
+          <w:sz w:val="28"/>
+          <w:szCs w:val="28"/>
+        </w:rPr>
+        <w:br w:type="page"/>
+      </w:r>
+    </w:p>
+    <w:p>
+      <w:pPr>
+        <w:rPr>
+          <w:rFonts w:ascii="Times New Roman" w:hAnsi="Times New Roman" w:cs="Times New Roman"/>
+          <w:sz w:val="28"/>
+          <w:szCs w:val="28"/>
+          <w:lang w:val="en-US"/>
+        </w:rPr>
+      </w:pPr>
+      <w:r>
+        <w:rPr>
+          <w:rFonts w:ascii="Times New Roman" w:hAnsi="Times New Roman" w:cs="Times New Roman"/>
+          <w:sz w:val="28"/>
+          <w:szCs w:val="28"/>
+        </w:rPr>
+        <w:lastRenderedPageBreak/>
+        <w:t>Взаимодействие с организацией-партнёром</w:t>
+      </w:r>
+      <w:r>
+        <w:rPr>
+          <w:rFonts w:ascii="Times New Roman" w:hAnsi="Times New Roman" w:cs="Times New Roman"/>
+          <w:sz w:val="28"/>
+          <w:szCs w:val="28"/>
+          <w:lang w:val="en-US"/>
+        </w:rPr>
+        <w:t>:</w:t>
+      </w:r>
+    </w:p>
+    <w:p>
+      <w:pPr>
+        <w:rPr>
+          <w:rFonts w:ascii="Times New Roman" w:hAnsi="Times New Roman" w:cs="Times New Roman"/>
+          <w:sz w:val="28"/>
+          <w:szCs w:val="28"/>
+          <w:lang w:val="en-US"/>
+        </w:rPr>
+      </w:pPr>
+      <w:r>
+        <w:rPr>
+          <w:rFonts w:ascii="Times New Roman" w:hAnsi="Times New Roman" w:cs="Times New Roman"/>
+          <w:sz w:val="28"/>
+          <w:szCs w:val="28"/>
+          <w:lang w:val="en-US"/>
+        </w:rPr>
+        <w:drawing>
+          <wp:inline distT="0" distB="0" distL="0" distR="0" wp14:anchorId="67ACE725" wp14:editId="7288CE79">
+            <wp:extent cx="5210175" cy="3916296"/>
+            <wp:effectExtent l="0" t="0" r="0" b="8255"/>
+            <wp:docPr id="7" name="Рисунок 7"/>
+            <wp:cNvGraphicFramePr>
+              <a:graphicFrameLocks xmlns:a="http://schemas.openxmlformats.org/drawingml/2006/main" noChangeAspect="1"/>
+            </wp:cNvGraphicFramePr>
+            <a:graphic xmlns:a="http://schemas.openxmlformats.org/drawingml/2006/main">
+              <a:graphicData uri="http://schemas.openxmlformats.org/drawingml/2006/picture">
+                <pic:pic xmlns:pic="http://schemas.openxmlformats.org/drawingml/2006/picture">
+                  <pic:nvPicPr>
+                    <pic:cNvPr id="1" name=""/>
+                    <pic:cNvPicPr/>
+                  </pic:nvPicPr>
+                  <pic:blipFill>
+                    <a:blip r:embed="rId18"/>
+                    <a:stretch>
+                      <a:fillRect/>
+                    </a:stretch>
+                  </pic:blipFill>
+                  <pic:spPr>
+                    <a:xfrm>
+                      <a:off x="0" y="0"/>
+                      <a:ext cx="5216567" cy="3921100"/>
+                    </a:xfrm>
+                    <a:prstGeom prst="rect">
+                      <a:avLst/>
+                    </a:prstGeom>
+                  </pic:spPr>
+                </pic:pic>
+              </a:graphicData>
+            </a:graphic>
+          </wp:inline>
+        </w:drawing>
+      </w:r>
+    </w:p>
+    <w:p>
+      <w:pPr>
+        <w:rPr>
+          <w:rFonts w:ascii="Times New Roman" w:hAnsi="Times New Roman" w:cs="Times New Roman"/>
+          <w:sz w:val="28"/>
+          <w:szCs w:val="28"/>
+          <w:lang w:val="en-US"/>
+        </w:rPr>
+      </w:pPr>
+      <w:r>
+        <w:rPr>
+          <w:rFonts w:ascii="Times New Roman" w:hAnsi="Times New Roman" w:cs="Times New Roman"/>
+          <w:sz w:val="28"/>
+          <w:szCs w:val="28"/>
+          <w:lang w:val="en-US"/>
+        </w:rPr>
+        <w:drawing>
+          <wp:inline distT="0" distB="0" distL="0" distR="0" wp14:anchorId="75FFA277" wp14:editId="37043090">
+            <wp:extent cx="5227077" cy="3914775"/>
+            <wp:effectExtent l="0" t="0" r="0" b="0"/>
+            <wp:docPr id="8" name="Рисунок 8"/>
+            <wp:cNvGraphicFramePr>
+              <a:graphicFrameLocks xmlns:a="http://schemas.openxmlformats.org/drawingml/2006/main" noChangeAspect="1"/>
+            </wp:cNvGraphicFramePr>
+            <a:graphic xmlns:a="http://schemas.openxmlformats.org/drawingml/2006/main">
+              <a:graphicData uri="http://schemas.openxmlformats.org/drawingml/2006/picture">
+                <pic:pic xmlns:pic="http://schemas.openxmlformats.org/drawingml/2006/picture">
+                  <pic:nvPicPr>
+                    <pic:cNvPr id="1" name=""/>
+                    <pic:cNvPicPr/>
+                  </pic:nvPicPr>
+                  <pic:blipFill>
+                    <a:blip r:embed="rId19"/>
+                    <a:stretch>
+                      <a:fillRect/>
+                    </a:stretch>
+                  </pic:blipFill>
+                  <pic:spPr>
+                    <a:xfrm>
+                      <a:off x="0" y="0"/>
+                      <a:ext cx="5235738" cy="3921261"/>
+                    </a:xfrm>
+                    <a:prstGeom prst="rect">
+                      <a:avLst/>
+                    </a:prstGeom>
+                  </pic:spPr>
+                </pic:pic>
+              </a:graphicData>
+            </a:graphic>
+          </wp:inline>
+        </w:drawing>
+      </w:r>
+    </w:p>
     <w:sectPr>
-      <w:footerReference w:type="default" r:id="rId18"/>
+      <w:footerReference w:type="default" r:id="rId20"/>
       <w:pgSz w:w="11906" w:h="16838"/>
       <w:pgMar w:top="1134" w:right="850" w:bottom="1134" w:left="1134" w:header="708" w:footer="708" w:gutter="0"/>
       <w:pgNumType w:start="1"/>
@@ -7291,6 +7390,7 @@
     <w:lsdException w:name="HTML Sample" w:semiHidden="1" w:unhideWhenUsed="1"/>
     <w:lsdException w:name="HTML Typewriter" w:semiHidden="1" w:unhideWhenUsed="1"/>
     <w:lsdException w:name="HTML Variable" w:semiHidden="1" w:unhideWhenUsed="1"/>
+    <w:lsdException w:name="Normal Table" w:semiHidden="1" w:unhideWhenUsed="1"/>
     <w:lsdException w:name="annotation subject" w:semiHidden="1" w:unhideWhenUsed="1"/>
     <w:lsdException w:name="No List" w:semiHidden="1" w:unhideWhenUsed="1"/>
     <w:lsdException w:name="Outline List 1" w:semiHidden="1" w:unhideWhenUsed="1"/>
@@ -7333,8 +7433,11 @@
     <w:lsdException w:name="Table Contemporary" w:semiHidden="1" w:unhideWhenUsed="1"/>
     <w:lsdException w:name="Table Elegant" w:semiHidden="1" w:unhideWhenUsed="1"/>
     <w:lsdException w:name="Table Professional" w:semiHidden="1" w:unhideWhenUsed="1"/>
+    <w:lsdException w:name="Table Subtle 1" w:semiHidden="1" w:unhideWhenUsed="1"/>
     <w:lsdException w:name="Table Subtle 2" w:semiHidden="1" w:unhideWhenUsed="1"/>
     <w:lsdException w:name="Table Web 1" w:semiHidden="1" w:unhideWhenUsed="1"/>
+    <w:lsdException w:name="Table Web 2" w:semiHidden="1" w:unhideWhenUsed="1"/>
+    <w:lsdException w:name="Table Web 3" w:semiHidden="1" w:unhideWhenUsed="1"/>
     <w:lsdException w:name="Balloon Text" w:semiHidden="1" w:unhideWhenUsed="1"/>
     <w:lsdException w:name="Table Grid" w:uiPriority="39"/>
     <w:lsdException w:name="Table Theme" w:semiHidden="1" w:unhideWhenUsed="1"/>
